--- a/Curso_C#/Mapas Endpoints/Plan Modulo de Gestion de Rutinas.docx
+++ b/Curso_C#/Mapas Endpoints/Plan Modulo de Gestion de Rutinas.docx
@@ -1,6 +1,6 @@
 
 <file path=word/document.xml><?xml version="1.0" encoding="utf-8"?>
-<w:document xmlns:wpc="http://schemas.microsoft.com/office/word/2010/wordprocessingCanvas" xmlns:mc="http://schemas.openxmlformats.org/markup-compatibility/2006" xmlns:o="urn:schemas-microsoft-com:office:office" xmlns:r="http://schemas.openxmlformats.org/officeDocument/2006/relationships" xmlns:m="http://schemas.openxmlformats.org/officeDocument/2006/math" xmlns:v="urn:schemas-microsoft-com:vml" xmlns:wp14="http://schemas.microsoft.com/office/word/2010/wordprocessingDrawing" xmlns:wp="http://schemas.openxmlformats.org/drawingml/2006/wordprocessingDrawing" xmlns:w10="urn:schemas-microsoft-com:office:word" xmlns:w="http://schemas.openxmlformats.org/wordprocessingml/2006/main" xmlns:w14="http://schemas.microsoft.com/office/word/2010/wordml" xmlns:w15="http://schemas.microsoft.com/office/word/2012/wordml" xmlns:wpg="http://schemas.microsoft.com/office/word/2010/wordprocessingGroup" xmlns:wpi="http://schemas.microsoft.com/office/word/2010/wordprocessingInk" xmlns:wne="http://schemas.microsoft.com/office/word/2006/wordml" xmlns:wps="http://schemas.microsoft.com/office/word/2010/wordprocessingShape" mc:Ignorable="w14 w15 wp14">
+<w:document xmlns:wpc="http://schemas.microsoft.com/office/word/2010/wordprocessingCanvas" xmlns:cx="http://schemas.microsoft.com/office/drawing/2014/chartex" xmlns:cx1="http://schemas.microsoft.com/office/drawing/2015/9/8/chartex" xmlns:cx2="http://schemas.microsoft.com/office/drawing/2015/10/21/chartex" xmlns:cx3="http://schemas.microsoft.com/office/drawing/2016/5/9/chartex" xmlns:cx4="http://schemas.microsoft.com/office/drawing/2016/5/10/chartex" xmlns:cx5="http://schemas.microsoft.com/office/drawing/2016/5/11/chartex" xmlns:cx6="http://schemas.microsoft.com/office/drawing/2016/5/12/chartex" xmlns:cx7="http://schemas.microsoft.com/office/drawing/2016/5/13/chartex" xmlns:cx8="http://schemas.microsoft.com/office/drawing/2016/5/14/chartex" xmlns:mc="http://schemas.openxmlformats.org/markup-compatibility/2006" xmlns:aink="http://schemas.microsoft.com/office/drawing/2016/ink" xmlns:am3d="http://schemas.microsoft.com/office/drawing/2017/model3d" xmlns:o="urn:schemas-microsoft-com:office:office" xmlns:oel="http://schemas.microsoft.com/office/2019/extlst" xmlns:r="http://schemas.openxmlformats.org/officeDocument/2006/relationships" xmlns:m="http://schemas.openxmlformats.org/officeDocument/2006/math" xmlns:v="urn:schemas-microsoft-com:vml" xmlns:wp14="http://schemas.microsoft.com/office/word/2010/wordprocessingDrawing" xmlns:wp="http://schemas.openxmlformats.org/drawingml/2006/wordprocessingDrawing" xmlns:w10="urn:schemas-microsoft-com:office:word" xmlns:w="http://schemas.openxmlformats.org/wordprocessingml/2006/main" xmlns:w14="http://schemas.microsoft.com/office/word/2010/wordml" xmlns:w15="http://schemas.microsoft.com/office/word/2012/wordml" xmlns:w16cex="http://schemas.microsoft.com/office/word/2018/wordml/cex" xmlns:w16cid="http://schemas.microsoft.com/office/word/2016/wordml/cid" xmlns:w16="http://schemas.microsoft.com/office/word/2018/wordml" xmlns:w16du="http://schemas.microsoft.com/office/word/2023/wordml/word16du" xmlns:w16sdtdh="http://schemas.microsoft.com/office/word/2020/wordml/sdtdatahash" xmlns:w16sdtfl="http://schemas.microsoft.com/office/word/2024/wordml/sdtformatlock" xmlns:w16se="http://schemas.microsoft.com/office/word/2015/wordml/symex" xmlns:wpg="http://schemas.microsoft.com/office/word/2010/wordprocessingGroup" xmlns:wpi="http://schemas.microsoft.com/office/word/2010/wordprocessingInk" xmlns:wne="http://schemas.microsoft.com/office/word/2006/wordml" xmlns:wps="http://schemas.microsoft.com/office/word/2010/wordprocessingShape" mc:Ignorable="w14 w15 w16se w16cid w16 w16cex w16sdtdh w16sdtfl w16du wp14">
   <w:body>
     <w:p>
       <w:pPr>
@@ -30,7 +30,7 @@
         <mc:AlternateContent>
           <mc:Choice Requires="wps">
             <w:drawing>
-              <wp:anchor distT="0" distB="0" distL="114300" distR="114300" simplePos="0" relativeHeight="251665408" behindDoc="0" locked="0" layoutInCell="1" allowOverlap="1" wp14:anchorId="01968C70" wp14:editId="07965AB7">
+              <wp:anchor distT="0" distB="0" distL="114300" distR="114300" simplePos="0" relativeHeight="251665408" behindDoc="0" locked="0" layoutInCell="1" allowOverlap="1" wp14:anchorId="362A45E5" wp14:editId="0EC844BA">
                 <wp:simplePos x="0" y="0"/>
                 <wp:positionH relativeFrom="column">
                   <wp:posOffset>3680460</wp:posOffset>
@@ -180,11 +180,11 @@
           </mc:Choice>
           <mc:Fallback>
             <w:pict>
-              <v:shapetype w14:anchorId="01968C70" id="_x0000_t202" coordsize="21600,21600" o:spt="202" path="m,l,21600r21600,l21600,xe">
+              <v:shapetype w14:anchorId="362A45E5" id="_x0000_t202" coordsize="21600,21600" o:spt="202" path="m,l,21600r21600,l21600,xe">
                 <v:stroke joinstyle="miter"/>
                 <v:path gradientshapeok="t" o:connecttype="rect"/>
               </v:shapetype>
-              <v:shape id="Cuadro de texto 5" o:spid="_x0000_s1026" type="#_x0000_t202" style="position:absolute;left:0;text-align:left;margin-left:289.8pt;margin-top:89.15pt;width:25.9pt;height:18.45pt;z-index:251665408;visibility:visible;mso-wrap-style:square;mso-width-percent:0;mso-height-percent:0;mso-wrap-distance-left:9pt;mso-wrap-distance-top:0;mso-wrap-distance-right:9pt;mso-wrap-distance-bottom:0;mso-position-horizontal:absolute;mso-position-horizontal-relative:text;mso-position-vertical:absolute;mso-position-vertical-relative:text;mso-width-percent:0;mso-height-percent:0;mso-width-relative:margin;mso-height-relative:margin;v-text-anchor:top" o:gfxdata="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" fillcolor="white [3201]" strokeweight=".5pt">
+              <v:shape id="Cuadro de texto 5" o:spid="_x0000_s1026" type="#_x0000_t202" style="position:absolute;left:0;text-align:left;margin-left:289.8pt;margin-top:89.15pt;width:25.9pt;height:18.45pt;z-index:251665408;visibility:visible;mso-wrap-style:square;mso-width-percent:0;mso-height-percent:0;mso-wrap-distance-left:9pt;mso-wrap-distance-top:0;mso-wrap-distance-right:9pt;mso-wrap-distance-bottom:0;mso-position-horizontal:absolute;mso-position-horizontal-relative:text;mso-position-vertical:absolute;mso-position-vertical-relative:text;mso-width-percent:0;mso-height-percent:0;mso-width-relative:margin;mso-height-relative:margin;v-text-anchor:top" o:gfxdata="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" fillcolor="white [3201]" strokeweight=".5pt">
                 <v:textbox>
                   <w:txbxContent>
                     <w:p>
@@ -279,7 +279,7 @@
         <mc:AlternateContent>
           <mc:Choice Requires="wps">
             <w:drawing>
-              <wp:anchor distT="0" distB="0" distL="114300" distR="114300" simplePos="0" relativeHeight="251663360" behindDoc="0" locked="0" layoutInCell="1" allowOverlap="1" wp14:anchorId="68599528" wp14:editId="4FBC1DA3">
+              <wp:anchor distT="0" distB="0" distL="114300" distR="114300" simplePos="0" relativeHeight="251663360" behindDoc="0" locked="0" layoutInCell="1" allowOverlap="1" wp14:anchorId="34014194" wp14:editId="2F3D9279">
                 <wp:simplePos x="0" y="0"/>
                 <wp:positionH relativeFrom="column">
                   <wp:posOffset>602945</wp:posOffset>
@@ -429,7 +429,7 @@
           </mc:Choice>
           <mc:Fallback>
             <w:pict>
-              <v:shape w14:anchorId="68599528" id="Cuadro de texto 4" o:spid="_x0000_s1027" type="#_x0000_t202" style="position:absolute;left:0;text-align:left;margin-left:47.5pt;margin-top:140.5pt;width:25.9pt;height:18.45pt;z-index:251663360;visibility:visible;mso-wrap-style:square;mso-width-percent:0;mso-height-percent:0;mso-wrap-distance-left:9pt;mso-wrap-distance-top:0;mso-wrap-distance-right:9pt;mso-wrap-distance-bottom:0;mso-position-horizontal:absolute;mso-position-horizontal-relative:text;mso-position-vertical:absolute;mso-position-vertical-relative:text;mso-width-percent:0;mso-height-percent:0;mso-width-relative:margin;mso-height-relative:margin;v-text-anchor:top" o:gfxdata="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" fillcolor="white [3201]" strokeweight=".5pt">
+              <v:shape w14:anchorId="34014194" id="Cuadro de texto 4" o:spid="_x0000_s1027" type="#_x0000_t202" style="position:absolute;left:0;text-align:left;margin-left:47.5pt;margin-top:140.5pt;width:25.9pt;height:18.45pt;z-index:251663360;visibility:visible;mso-wrap-style:square;mso-width-percent:0;mso-height-percent:0;mso-wrap-distance-left:9pt;mso-wrap-distance-top:0;mso-wrap-distance-right:9pt;mso-wrap-distance-bottom:0;mso-position-horizontal:absolute;mso-position-horizontal-relative:text;mso-position-vertical:absolute;mso-position-vertical-relative:text;mso-width-percent:0;mso-height-percent:0;mso-width-relative:margin;mso-height-relative:margin;v-text-anchor:top" o:gfxdata="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" fillcolor="white [3201]" strokeweight=".5pt">
                 <v:textbox>
                   <w:txbxContent>
                     <w:p>
@@ -524,7 +524,7 @@
         <mc:AlternateContent>
           <mc:Choice Requires="wps">
             <w:drawing>
-              <wp:anchor distT="0" distB="0" distL="114300" distR="114300" simplePos="0" relativeHeight="251661312" behindDoc="0" locked="0" layoutInCell="1" allowOverlap="1" wp14:anchorId="68599528" wp14:editId="4FBC1DA3">
+              <wp:anchor distT="0" distB="0" distL="114300" distR="114300" simplePos="0" relativeHeight="251661312" behindDoc="0" locked="0" layoutInCell="1" allowOverlap="1" wp14:anchorId="6828FF46" wp14:editId="07D62009">
                 <wp:simplePos x="0" y="0"/>
                 <wp:positionH relativeFrom="column">
                   <wp:posOffset>-752475</wp:posOffset>
@@ -674,7 +674,7 @@
           </mc:Choice>
           <mc:Fallback>
             <w:pict>
-              <v:shape w14:anchorId="68599528" id="Cuadro de texto 3" o:spid="_x0000_s1028" type="#_x0000_t202" style="position:absolute;left:0;text-align:left;margin-left:-59.25pt;margin-top:154.25pt;width:25.9pt;height:18.45pt;z-index:251661312;visibility:visible;mso-wrap-style:square;mso-width-percent:0;mso-height-percent:0;mso-wrap-distance-left:9pt;mso-wrap-distance-top:0;mso-wrap-distance-right:9pt;mso-wrap-distance-bottom:0;mso-position-horizontal:absolute;mso-position-horizontal-relative:text;mso-position-vertical:absolute;mso-position-vertical-relative:text;mso-width-percent:0;mso-height-percent:0;mso-width-relative:margin;mso-height-relative:margin;v-text-anchor:top" o:gfxdata="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" fillcolor="white [3201]" strokeweight=".5pt">
+              <v:shape w14:anchorId="6828FF46" id="Cuadro de texto 3" o:spid="_x0000_s1028" type="#_x0000_t202" style="position:absolute;left:0;text-align:left;margin-left:-59.25pt;margin-top:154.25pt;width:25.9pt;height:18.45pt;z-index:251661312;visibility:visible;mso-wrap-style:square;mso-width-percent:0;mso-height-percent:0;mso-wrap-distance-left:9pt;mso-wrap-distance-top:0;mso-wrap-distance-right:9pt;mso-wrap-distance-bottom:0;mso-position-horizontal:absolute;mso-position-horizontal-relative:text;mso-position-vertical:absolute;mso-position-vertical-relative:text;mso-width-percent:0;mso-height-percent:0;mso-width-relative:margin;mso-height-relative:margin;v-text-anchor:top" o:gfxdata="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" fillcolor="white [3201]" strokeweight=".5pt">
                 <v:textbox>
                   <w:txbxContent>
                     <w:p>
@@ -769,7 +769,7 @@
         <mc:AlternateContent>
           <mc:Choice Requires="wps">
             <w:drawing>
-              <wp:anchor distT="0" distB="0" distL="114300" distR="114300" simplePos="0" relativeHeight="251659264" behindDoc="0" locked="0" layoutInCell="1" allowOverlap="1">
+              <wp:anchor distT="0" distB="0" distL="114300" distR="114300" simplePos="0" relativeHeight="251659264" behindDoc="0" locked="0" layoutInCell="1" allowOverlap="1" wp14:anchorId="3C97B98F" wp14:editId="23B676F2">
                 <wp:simplePos x="0" y="0"/>
                 <wp:positionH relativeFrom="column">
                   <wp:posOffset>192710</wp:posOffset>
@@ -881,7 +881,7 @@
           </mc:Choice>
           <mc:Fallback>
             <w:pict>
-              <v:shape id="Cuadro de texto 2" o:spid="_x0000_s1029" type="#_x0000_t202" style="position:absolute;left:0;text-align:left;margin-left:15.15pt;margin-top:78.9pt;width:25.9pt;height:18.45pt;z-index:251659264;visibility:visible;mso-wrap-style:square;mso-width-percent:0;mso-height-percent:0;mso-wrap-distance-left:9pt;mso-wrap-distance-top:0;mso-wrap-distance-right:9pt;mso-wrap-distance-bottom:0;mso-position-horizontal:absolute;mso-position-horizontal-relative:text;mso-position-vertical:absolute;mso-position-vertical-relative:text;mso-width-percent:0;mso-height-percent:0;mso-width-relative:margin;mso-height-relative:margin;v-text-anchor:top" o:gfxdata="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" fillcolor="white [3201]" strokeweight=".5pt">
+              <v:shape w14:anchorId="3C97B98F" id="Cuadro de texto 2" o:spid="_x0000_s1029" type="#_x0000_t202" style="position:absolute;left:0;text-align:left;margin-left:15.15pt;margin-top:78.9pt;width:25.9pt;height:18.45pt;z-index:251659264;visibility:visible;mso-wrap-style:square;mso-width-percent:0;mso-height-percent:0;mso-wrap-distance-left:9pt;mso-wrap-distance-top:0;mso-wrap-distance-right:9pt;mso-wrap-distance-bottom:0;mso-position-horizontal:absolute;mso-position-horizontal-relative:text;mso-position-vertical:absolute;mso-position-vertical-relative:text;mso-width-percent:0;mso-height-percent:0;mso-width-relative:margin;mso-height-relative:margin;v-text-anchor:top" o:gfxdata="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" fillcolor="white [3201]" strokeweight=".5pt">
                 <v:textbox>
                   <w:txbxContent>
                     <w:p>
@@ -936,7 +936,7 @@
           <w:lang w:eastAsia="es-AR"/>
         </w:rPr>
         <w:drawing>
-          <wp:anchor distT="0" distB="0" distL="114300" distR="114300" simplePos="0" relativeHeight="251658240" behindDoc="0" locked="0" layoutInCell="1" allowOverlap="1">
+          <wp:anchor distT="0" distB="0" distL="114300" distR="114300" simplePos="0" relativeHeight="251658240" behindDoc="0" locked="0" layoutInCell="1" allowOverlap="1" wp14:anchorId="29FDED25" wp14:editId="0D7F6602">
             <wp:simplePos x="0" y="0"/>
             <wp:positionH relativeFrom="page">
               <wp:align>right</wp:align>
@@ -993,8 +993,30 @@
       </w:r>
     </w:p>
     <w:p>
-      <w:r>
-        <w:t>Lo que tengo:</w:t>
+      <w:proofErr w:type="spellStart"/>
+      <w:r>
+        <w:t>Endpoints</w:t>
+      </w:r>
+      <w:proofErr w:type="spellEnd"/>
+      <w:r>
+        <w:t xml:space="preserve"> </w:t>
+      </w:r>
+      <w:r>
+        <w:t xml:space="preserve">previos necesarios </w:t>
+      </w:r>
+      <w:r>
+        <w:t xml:space="preserve">para armar el </w:t>
+      </w:r>
+      <w:proofErr w:type="spellStart"/>
+      <w:r>
+        <w:t>front</w:t>
+      </w:r>
+      <w:proofErr w:type="spellEnd"/>
+      <w:r>
+        <w:t xml:space="preserve"> de Rutinas</w:t>
+      </w:r>
+      <w:r>
+        <w:t>:</w:t>
       </w:r>
     </w:p>
     <w:p>
@@ -1134,6 +1156,196 @@
         <w:t>dia</w:t>
       </w:r>
       <w:proofErr w:type="spellEnd"/>
+      <w:r>
+        <w:rPr>
+          <w:strike/>
+        </w:rPr>
+        <w:t>.</w:t>
+      </w:r>
+    </w:p>
+    <w:p>
+      <w:pPr>
+        <w:numPr>
+          <w:ilvl w:val="0"/>
+          <w:numId w:val="3"/>
+        </w:numPr>
+        <w:autoSpaceDE w:val="0"/>
+        <w:autoSpaceDN w:val="0"/>
+        <w:adjustRightInd w:val="0"/>
+        <w:spacing w:before="150" w:after="150"/>
+        <w:rPr>
+          <w:b/>
+          <w:bCs/>
+        </w:rPr>
+      </w:pPr>
+      <w:r>
+        <w:t>GET api/</w:t>
+      </w:r>
+      <w:proofErr w:type="spellStart"/>
+      <w:r>
+        <w:t>Ejercicio</w:t>
+      </w:r>
+      <w:r>
+        <w:rPr>
+          <w:i/>
+          <w:iCs/>
+          <w:highlight w:val="cyan"/>
+        </w:rPr>
+        <w:t>?idGrupoMuscular</w:t>
+      </w:r>
+      <w:proofErr w:type="spellEnd"/>
+      <w:r>
+        <w:rPr>
+          <w:i/>
+          <w:iCs/>
+          <w:highlight w:val="cyan"/>
+        </w:rPr>
+        <w:t>=1</w:t>
+      </w:r>
+      <w:r>
+        <w:t xml:space="preserve"> </w:t>
+      </w:r>
+      <w:r>
+        <w:sym w:font="Wingdings" w:char="F0E0"/>
+      </w:r>
+      <w:r>
+        <w:t xml:space="preserve"> </w:t>
+      </w:r>
+      <w:proofErr w:type="spellStart"/>
+      <w:r>
+        <w:t>IEnumerable</w:t>
+      </w:r>
+      <w:proofErr w:type="spellEnd"/>
+      <w:r>
+        <w:t>&lt;</w:t>
+      </w:r>
+      <w:proofErr w:type="spellStart"/>
+      <w:r>
+        <w:t>EjercicioDto</w:t>
+      </w:r>
+      <w:proofErr w:type="spellEnd"/>
+      <w:r>
+        <w:t>&gt;</w:t>
+      </w:r>
+      <w:r>
+        <w:t xml:space="preserve"> </w:t>
+      </w:r>
+      <w:r>
+        <w:sym w:font="Wingdings" w:char="F0E0"/>
+      </w:r>
+      <w:r>
+        <w:t xml:space="preserve"> </w:t>
+      </w:r>
+      <w:r>
+        <w:t>Front:</w:t>
+      </w:r>
+      <w:r>
+        <w:t xml:space="preserve"> Se arma</w:t>
+      </w:r>
+      <w:r>
+        <w:t xml:space="preserve"> el </w:t>
+      </w:r>
+      <w:proofErr w:type="spellStart"/>
+      <w:r>
+        <w:t>grid</w:t>
+      </w:r>
+      <w:proofErr w:type="spellEnd"/>
+      <w:r>
+        <w:t xml:space="preserve">/Mapa </w:t>
+      </w:r>
+      <w:r>
+        <w:t xml:space="preserve">anatómico </w:t>
+      </w:r>
+      <w:r>
+        <w:t xml:space="preserve">de </w:t>
+      </w:r>
+      <w:r>
+        <w:t>ejercicios.</w:t>
+      </w:r>
+      <w:r>
+        <w:t xml:space="preserve"> </w:t>
+      </w:r>
+      <w:r>
+        <w:rPr>
+          <w:highlight w:val="cyan"/>
+        </w:rPr>
+        <w:t xml:space="preserve">El </w:t>
+      </w:r>
+      <w:proofErr w:type="spellStart"/>
+      <w:r>
+        <w:rPr>
+          <w:highlight w:val="cyan"/>
+        </w:rPr>
+        <w:t>i</w:t>
+      </w:r>
+      <w:r>
+        <w:rPr>
+          <w:highlight w:val="cyan"/>
+        </w:rPr>
+        <w:t>dGrupoMuscular</w:t>
+      </w:r>
+      <w:proofErr w:type="spellEnd"/>
+      <w:r>
+        <w:rPr>
+          <w:highlight w:val="cyan"/>
+        </w:rPr>
+        <w:t xml:space="preserve"> se obtiene en </w:t>
+      </w:r>
+      <w:r>
+        <w:rPr>
+          <w:rFonts w:ascii="Arial" w:hAnsi="Arial" w:cs="Arial"/>
+          <w:color w:val="000000"/>
+          <w:highlight w:val="cyan"/>
+        </w:rPr>
+        <w:t>CUD12</w:t>
+      </w:r>
+      <w:r>
+        <w:rPr>
+          <w:rFonts w:ascii="Arial" w:hAnsi="Arial" w:cs="Arial"/>
+          <w:color w:val="000000"/>
+          <w:highlight w:val="cyan"/>
+        </w:rPr>
+        <w:t xml:space="preserve"> y </w:t>
+      </w:r>
+      <w:r>
+        <w:rPr>
+          <w:rFonts w:ascii="Arial" w:hAnsi="Arial" w:cs="Arial"/>
+          <w:color w:val="000000"/>
+          <w:highlight w:val="cyan"/>
+        </w:rPr>
+        <w:t>CUD1</w:t>
+      </w:r>
+      <w:r>
+        <w:rPr>
+          <w:rFonts w:ascii="Arial" w:hAnsi="Arial" w:cs="Arial"/>
+          <w:color w:val="000000"/>
+          <w:highlight w:val="cyan"/>
+        </w:rPr>
+        <w:t>3</w:t>
+      </w:r>
+      <w:r>
+        <w:rPr>
+          <w:rFonts w:ascii="Arial" w:hAnsi="Arial" w:cs="Arial"/>
+          <w:color w:val="000000"/>
+        </w:rPr>
+        <w:t xml:space="preserve"> </w:t>
+      </w:r>
+      <w:r>
+        <w:rPr>
+          <w:rFonts w:ascii="Arial" w:hAnsi="Arial" w:cs="Arial"/>
+          <w:b/>
+          <w:bCs/>
+          <w:color w:val="EE0000"/>
+        </w:rPr>
+        <w:t>(falta implementar)</w:t>
+      </w:r>
+      <w:r>
+        <w:rPr>
+          <w:rFonts w:ascii="Arial" w:hAnsi="Arial" w:cs="Arial"/>
+          <w:color w:val="EE0000"/>
+        </w:rPr>
+        <w:t xml:space="preserve"> </w:t>
+      </w:r>
     </w:p>
     <w:p>
       <w:pPr>
@@ -1147,34 +1359,7 @@
         <w:spacing w:before="150" w:after="150" w:line="240" w:lineRule="auto"/>
       </w:pPr>
       <w:r>
-        <w:t>GET api/Ejercicio</w:t>
-      </w:r>
-      <w:r>
-        <w:br/>
-        <w:t>Para los combos de ejercicios en calentamiento/entrenamiento/estiramiento.</w:t>
-      </w:r>
-    </w:p>
-    <w:p>
-      <w:pPr>
-        <w:numPr>
-          <w:ilvl w:val="0"/>
-          <w:numId w:val="3"/>
-        </w:numPr>
-        <w:autoSpaceDE w:val="0"/>
-        <w:autoSpaceDN w:val="0"/>
-        <w:adjustRightInd w:val="0"/>
-        <w:spacing w:before="150" w:after="150" w:line="240" w:lineRule="auto"/>
-      </w:pPr>
-      <w:r>
-        <w:t>GET api/</w:t>
-      </w:r>
-      <w:proofErr w:type="spellStart"/>
-      <w:r>
-        <w:t>Auth</w:t>
-      </w:r>
-      <w:proofErr w:type="spellEnd"/>
-      <w:r>
-        <w:t>/permisos-actuales</w:t>
+        <w:t>GET api/Auth/permisos-actuales</w:t>
       </w:r>
       <w:r>
         <w:br/>
@@ -1265,16 +1450,47 @@
         <w:sym w:font="Wingdings" w:char="F0E0"/>
       </w:r>
       <w:r>
-        <w:t xml:space="preserve"> Selecciono un</w:t>
-      </w:r>
-      <w:r>
-        <w:t xml:space="preserve"> </w:t>
+        <w:t xml:space="preserve"> Front: </w:t>
+      </w:r>
+      <w:proofErr w:type="spellStart"/>
+      <w:r>
+        <w:t>Dropdown</w:t>
+      </w:r>
+      <w:proofErr w:type="spellEnd"/>
+      <w:r>
+        <w:t xml:space="preserve"> (ComboBox)</w:t>
+      </w:r>
+      <w:r>
+        <w:t xml:space="preserve"> de </w:t>
+      </w:r>
+      <w:proofErr w:type="spellStart"/>
+      <w:r>
+        <w:t>horaDesde-horaHasta</w:t>
+      </w:r>
+      <w:proofErr w:type="spellEnd"/>
+      <w:r>
+        <w:t xml:space="preserve"> </w:t>
+      </w:r>
+      <w:r>
+        <w:sym w:font="Wingdings" w:char="F0E0"/>
+      </w:r>
+      <w:r>
+        <w:t xml:space="preserve"> </w:t>
+      </w:r>
+      <w:r>
+        <w:t xml:space="preserve">Obtengo </w:t>
+      </w:r>
+      <w:r>
+        <w:t xml:space="preserve">un </w:t>
       </w:r>
       <w:proofErr w:type="spellStart"/>
       <w:r>
         <w:t>idRangoHorario</w:t>
       </w:r>
       <w:proofErr w:type="spellEnd"/>
+      <w:r>
+        <w:t>.</w:t>
+      </w:r>
     </w:p>
     <w:p>
       <w:pPr>
@@ -1316,13 +1532,8 @@
       <w:r>
         <w:t xml:space="preserve"> Obtengo </w:t>
       </w:r>
-      <w:proofErr w:type="spellStart"/>
-      <w:r>
-        <w:t>List</w:t>
-      </w:r>
-      <w:proofErr w:type="spellEnd"/>
-      <w:r>
-        <w:t>&lt;</w:t>
+      <w:r>
+        <w:t>List&lt;</w:t>
       </w:r>
       <w:proofErr w:type="spellStart"/>
       <w:r>
@@ -1339,7 +1550,44 @@
         <w:sym w:font="Wingdings" w:char="F0E0"/>
       </w:r>
       <w:r>
-        <w:t xml:space="preserve"> Selecciono un </w:t>
+        <w:t xml:space="preserve"> </w:t>
+      </w:r>
+      <w:r>
+        <w:t xml:space="preserve">Front: </w:t>
+      </w:r>
+      <w:proofErr w:type="spellStart"/>
+      <w:r>
+        <w:t>DataGrid</w:t>
+      </w:r>
+      <w:proofErr w:type="spellEnd"/>
+      <w:r>
+        <w:t xml:space="preserve"> </w:t>
+      </w:r>
+      <w:r>
+        <w:t xml:space="preserve">con </w:t>
+      </w:r>
+      <w:proofErr w:type="spellStart"/>
+      <w:r>
+        <w:t>checkbox</w:t>
+      </w:r>
+      <w:proofErr w:type="spellEnd"/>
+      <w:r>
+        <w:t xml:space="preserve"> </w:t>
+      </w:r>
+      <w:r>
+        <w:t xml:space="preserve">para cada Nombre y Apellido </w:t>
+      </w:r>
+      <w:r>
+        <w:sym w:font="Wingdings" w:char="F0E0"/>
+      </w:r>
+      <w:r>
+        <w:t xml:space="preserve"> </w:t>
+      </w:r>
+      <w:r>
+        <w:t xml:space="preserve">Obtengo </w:t>
+      </w:r>
+      <w:r>
+        <w:t xml:space="preserve">un </w:t>
       </w:r>
       <w:proofErr w:type="spellStart"/>
       <w:r>
@@ -1359,6 +1607,7 @@
         </w:numPr>
       </w:pPr>
       <w:r>
+        <w:lastRenderedPageBreak/>
         <w:t>GET</w:t>
       </w:r>
       <w:r>
@@ -1408,10 +1657,47 @@
         <w:t xml:space="preserve"> </w:t>
       </w:r>
       <w:r>
+        <w:t xml:space="preserve">Front: </w:t>
+      </w:r>
+      <w:proofErr w:type="spellStart"/>
+      <w:r>
+        <w:t>DataGrid</w:t>
+      </w:r>
+      <w:proofErr w:type="spellEnd"/>
+      <w:r>
+        <w:t xml:space="preserve"> </w:t>
+      </w:r>
+      <w:r>
+        <w:t xml:space="preserve">con </w:t>
+      </w:r>
+      <w:proofErr w:type="spellStart"/>
+      <w:r>
+        <w:t>checkbox</w:t>
+      </w:r>
+      <w:proofErr w:type="spellEnd"/>
+      <w:r>
+        <w:t xml:space="preserve"> </w:t>
+      </w:r>
+      <w:r>
+        <w:t>para cada Nombre y Apellido</w:t>
+      </w:r>
+      <w:r>
+        <w:t xml:space="preserve"> </w:t>
+      </w:r>
+      <w:r>
+        <w:sym w:font="Wingdings" w:char="F0E0"/>
+      </w:r>
+      <w:r>
+        <w:t xml:space="preserve"> </w:t>
+      </w:r>
+      <w:r>
         <w:t xml:space="preserve">Selecciono un </w:t>
       </w:r>
       <w:proofErr w:type="spellStart"/>
       <w:r>
+        <w:rPr>
+          <w:highlight w:val="yellow"/>
+        </w:rPr>
         <w:t>IdUsuario</w:t>
       </w:r>
       <w:proofErr w:type="spellEnd"/>
@@ -1439,8 +1725,16 @@
           <w:numId w:val="4"/>
         </w:numPr>
       </w:pPr>
-      <w:r>
-        <w:lastRenderedPageBreak/>
+    </w:p>
+    <w:p>
+      <w:pPr>
+        <w:pStyle w:val="Prrafodelista"/>
+        <w:numPr>
+          <w:ilvl w:val="1"/>
+          <w:numId w:val="4"/>
+        </w:numPr>
+      </w:pPr>
+      <w:r>
         <w:t xml:space="preserve">GET </w:t>
       </w:r>
       <w:r>
@@ -1450,21 +1744,180 @@
         <w:t>/</w:t>
       </w:r>
       <w:r>
-        <w:t>Rutina</w:t>
+        <w:t>Dia/</w:t>
+      </w:r>
+      <w:proofErr w:type="spellStart"/>
+      <w:r>
+        <w:t>dias</w:t>
+      </w:r>
+      <w:proofErr w:type="spellEnd"/>
+      <w:r>
+        <w:t xml:space="preserve"> </w:t>
+      </w:r>
+      <w:r>
+        <w:sym w:font="Wingdings" w:char="F0E0"/>
+      </w:r>
+      <w:r>
+        <w:t xml:space="preserve"> </w:t>
+      </w:r>
+      <w:proofErr w:type="spellStart"/>
+      <w:r>
+        <w:t>IEnumerable</w:t>
+      </w:r>
+      <w:proofErr w:type="spellEnd"/>
+      <w:r>
+        <w:t>&lt;</w:t>
+      </w:r>
+      <w:proofErr w:type="spellStart"/>
+      <w:r>
+        <w:t>DiaDto</w:t>
+      </w:r>
+      <w:proofErr w:type="spellEnd"/>
+      <w:r>
+        <w:t>&gt;</w:t>
+      </w:r>
+      <w:r>
+        <w:t xml:space="preserve"> </w:t>
+      </w:r>
+      <w:r>
+        <w:sym w:font="Wingdings" w:char="F0E0"/>
+      </w:r>
+      <w:r>
+        <w:t xml:space="preserve"> Front</w:t>
+      </w:r>
+      <w:r>
+        <w:t xml:space="preserve">: </w:t>
+      </w:r>
+      <w:r>
+        <w:t xml:space="preserve">Botones que representan cada </w:t>
+      </w:r>
+      <w:proofErr w:type="spellStart"/>
+      <w:r>
+        <w:t>NombreDia</w:t>
+      </w:r>
+      <w:proofErr w:type="spellEnd"/>
+      <w:r>
+        <w:t xml:space="preserve"> con su </w:t>
+      </w:r>
+      <w:proofErr w:type="spellStart"/>
+      <w:r>
+        <w:t>IdDia</w:t>
+      </w:r>
+      <w:proofErr w:type="spellEnd"/>
+      <w:r>
+        <w:t xml:space="preserve"> vinculado</w:t>
+      </w:r>
+      <w:r>
+        <w:t xml:space="preserve"> </w:t>
+      </w:r>
+      <w:r>
+        <w:sym w:font="Wingdings" w:char="F0E0"/>
+      </w:r>
+      <w:r>
+        <w:t xml:space="preserve"> Obtengo </w:t>
+      </w:r>
+      <w:proofErr w:type="spellStart"/>
+      <w:r>
+        <w:rPr>
+          <w:highlight w:val="green"/>
+        </w:rPr>
+        <w:t>IdDia</w:t>
+      </w:r>
+      <w:proofErr w:type="spellEnd"/>
+      <w:r>
+        <w:rPr>
+          <w:highlight w:val="green"/>
+        </w:rPr>
+        <w:t xml:space="preserve"> para usarlo como </w:t>
+      </w:r>
+      <w:proofErr w:type="spellStart"/>
+      <w:r>
+        <w:rPr>
+          <w:highlight w:val="green"/>
+        </w:rPr>
+        <w:t>query</w:t>
+      </w:r>
+      <w:proofErr w:type="spellEnd"/>
+      <w:r>
+        <w:rPr>
+          <w:highlight w:val="green"/>
+        </w:rPr>
+        <w:t xml:space="preserve"> </w:t>
+      </w:r>
+      <w:proofErr w:type="spellStart"/>
+      <w:r>
+        <w:rPr>
+          <w:highlight w:val="green"/>
+        </w:rPr>
+        <w:t>param</w:t>
+      </w:r>
+      <w:proofErr w:type="spellEnd"/>
+      <w:r>
+        <w:t xml:space="preserve"> en el próximo </w:t>
+      </w:r>
+      <w:proofErr w:type="spellStart"/>
+      <w:r>
+        <w:t>endpoint</w:t>
+      </w:r>
+      <w:proofErr w:type="spellEnd"/>
+      <w:r>
+        <w:t>.</w:t>
+      </w:r>
+    </w:p>
+    <w:p>
+      <w:pPr>
+        <w:pStyle w:val="Prrafodelista"/>
+        <w:numPr>
+          <w:ilvl w:val="1"/>
+          <w:numId w:val="4"/>
+        </w:numPr>
+      </w:pPr>
+      <w:r>
+        <w:t xml:space="preserve">GET </w:t>
+      </w:r>
+      <w:r>
+        <w:t>api</w:t>
       </w:r>
       <w:r>
         <w:t>/</w:t>
       </w:r>
       <w:r>
+        <w:t>Rutina/</w:t>
+      </w:r>
+      <w:r>
         <w:t>socios/{</w:t>
       </w:r>
       <w:proofErr w:type="spellStart"/>
       <w:r>
+        <w:rPr>
+          <w:highlight w:val="yellow"/>
+        </w:rPr>
         <w:t>idUsuarioSocio</w:t>
       </w:r>
       <w:proofErr w:type="spellEnd"/>
       <w:r>
-        <w:t>}/rutinas</w:t>
+        <w:t>}/</w:t>
+      </w:r>
+      <w:proofErr w:type="spellStart"/>
+      <w:r>
+        <w:t>rutinas</w:t>
+      </w:r>
+      <w:r>
+        <w:rPr>
+          <w:i/>
+          <w:iCs/>
+          <w:highlight w:val="green"/>
+        </w:rPr>
+        <w:t>?idDia</w:t>
+      </w:r>
+      <w:proofErr w:type="spellEnd"/>
+      <w:r>
+        <w:rPr>
+          <w:i/>
+          <w:iCs/>
+          <w:highlight w:val="green"/>
+        </w:rPr>
+        <w:t>=1</w:t>
       </w:r>
       <w:r>
         <w:t xml:space="preserve"> </w:t>
@@ -1482,6 +1935,39 @@
       <w:proofErr w:type="spellEnd"/>
       <w:r>
         <w:t xml:space="preserve"> </w:t>
+      </w:r>
+      <w:r>
+        <w:sym w:font="Wingdings" w:char="F0E0"/>
+      </w:r>
+      <w:r>
+        <w:t xml:space="preserve"> Front: </w:t>
+      </w:r>
+      <w:r>
+        <w:t>Armo 3 paneles que contienen el formul</w:t>
+      </w:r>
+      <w:r>
+        <w:t xml:space="preserve">ario para </w:t>
+      </w:r>
+      <w:r>
+        <w:t>Calentamiento</w:t>
+      </w:r>
+      <w:r>
+        <w:t xml:space="preserve">, </w:t>
+      </w:r>
+      <w:r>
+        <w:t>Entrenamiento</w:t>
+      </w:r>
+      <w:r>
+        <w:t xml:space="preserve">, </w:t>
+      </w:r>
+      <w:r>
+        <w:t>Estiramiento</w:t>
+      </w:r>
+      <w:r>
+        <w:t xml:space="preserve"> </w:t>
+      </w:r>
+      <w:r>
+        <w:t xml:space="preserve">y habilito botones de ABM e Historial </w:t>
       </w:r>
       <w:r>
         <w:sym w:font="Wingdings" w:char="F0E0"/>
@@ -1503,25 +1989,7 @@
         <w:rPr>
           <w:color w:val="FF0000"/>
         </w:rPr>
-        <w:t xml:space="preserve"> de Calentamiento/Entrenamiento/Estiramiento de la Rutina </w:t>
-      </w:r>
-      <w:r>
-        <w:rPr>
-          <w:color w:val="FF0000"/>
-        </w:rPr>
-        <w:t>seleccionada</w:t>
-      </w:r>
-      <w:r>
-        <w:rPr>
-          <w:color w:val="FF0000"/>
-        </w:rPr>
-        <w:t xml:space="preserve"> </w:t>
-      </w:r>
-      <w:r>
-        <w:rPr>
-          <w:color w:val="FF0000"/>
-        </w:rPr>
-        <w:t xml:space="preserve">o consulto </w:t>
+        <w:t xml:space="preserve"> de Calentamiento/Entrenamiento/Estiramiento de la Rutina seleccionada o consulto </w:t>
       </w:r>
       <w:r>
         <w:rPr>
@@ -1536,8 +2004,6 @@
         </w:rPr>
         <w:t xml:space="preserve"> de Rutinas </w:t>
       </w:r>
-      <w:bookmarkStart w:id="0" w:name="_GoBack"/>
-      <w:bookmarkEnd w:id="0"/>
       <w:r>
         <w:rPr>
           <w:b/>
@@ -1554,6 +2020,7 @@
         <w:rPr>
           <w:rFonts w:ascii="Arial" w:hAnsi="Arial" w:cs="Arial"/>
           <w:color w:val="000000"/>
+          <w:highlight w:val="cyan"/>
         </w:rPr>
         <w:t>CUD12 – Agregar Rutina</w:t>
       </w:r>
@@ -1583,6 +2050,7 @@
         <w:rPr>
           <w:rFonts w:ascii="Arial" w:hAnsi="Arial" w:cs="Arial"/>
           <w:color w:val="000000"/>
+          <w:highlight w:val="cyan"/>
         </w:rPr>
         <w:t>CUD13 – Modificar Rutina.</w:t>
       </w:r>
@@ -1677,7 +2145,7 @@
 </file>
 
 <file path=word/numbering.xml><?xml version="1.0" encoding="utf-8"?>
-<w:numbering xmlns:wpc="http://schemas.microsoft.com/office/word/2010/wordprocessingCanvas" xmlns:mc="http://schemas.openxmlformats.org/markup-compatibility/2006" xmlns:o="urn:schemas-microsoft-com:office:office" xmlns:r="http://schemas.openxmlformats.org/officeDocument/2006/relationships" xmlns:m="http://schemas.openxmlformats.org/officeDocument/2006/math" xmlns:v="urn:schemas-microsoft-com:vml" xmlns:wp14="http://schemas.microsoft.com/office/word/2010/wordprocessingDrawing" xmlns:wp="http://schemas.openxmlformats.org/drawingml/2006/wordprocessingDrawing" xmlns:w10="urn:schemas-microsoft-com:office:word" xmlns:w="http://schemas.openxmlformats.org/wordprocessingml/2006/main" xmlns:w14="http://schemas.microsoft.com/office/word/2010/wordml" xmlns:w15="http://schemas.microsoft.com/office/word/2012/wordml" xmlns:wpg="http://schemas.microsoft.com/office/word/2010/wordprocessingGroup" xmlns:wpi="http://schemas.microsoft.com/office/word/2010/wordprocessingInk" xmlns:wne="http://schemas.microsoft.com/office/word/2006/wordml" xmlns:wps="http://schemas.microsoft.com/office/word/2010/wordprocessingShape" mc:Ignorable="w14 w15 wp14">
+<w:numbering xmlns:wpc="http://schemas.microsoft.com/office/word/2010/wordprocessingCanvas" xmlns:cx="http://schemas.microsoft.com/office/drawing/2014/chartex" xmlns:cx1="http://schemas.microsoft.com/office/drawing/2015/9/8/chartex" xmlns:cx2="http://schemas.microsoft.com/office/drawing/2015/10/21/chartex" xmlns:cx3="http://schemas.microsoft.com/office/drawing/2016/5/9/chartex" xmlns:cx4="http://schemas.microsoft.com/office/drawing/2016/5/10/chartex" xmlns:cx5="http://schemas.microsoft.com/office/drawing/2016/5/11/chartex" xmlns:cx6="http://schemas.microsoft.com/office/drawing/2016/5/12/chartex" xmlns:cx7="http://schemas.microsoft.com/office/drawing/2016/5/13/chartex" xmlns:cx8="http://schemas.microsoft.com/office/drawing/2016/5/14/chartex" xmlns:mc="http://schemas.openxmlformats.org/markup-compatibility/2006" xmlns:aink="http://schemas.microsoft.com/office/drawing/2016/ink" xmlns:am3d="http://schemas.microsoft.com/office/drawing/2017/model3d" xmlns:o="urn:schemas-microsoft-com:office:office" xmlns:oel="http://schemas.microsoft.com/office/2019/extlst" xmlns:r="http://schemas.openxmlformats.org/officeDocument/2006/relationships" xmlns:m="http://schemas.openxmlformats.org/officeDocument/2006/math" xmlns:v="urn:schemas-microsoft-com:vml" xmlns:wp14="http://schemas.microsoft.com/office/word/2010/wordprocessingDrawing" xmlns:wp="http://schemas.openxmlformats.org/drawingml/2006/wordprocessingDrawing" xmlns:w10="urn:schemas-microsoft-com:office:word" xmlns:w="http://schemas.openxmlformats.org/wordprocessingml/2006/main" xmlns:w14="http://schemas.microsoft.com/office/word/2010/wordml" xmlns:w15="http://schemas.microsoft.com/office/word/2012/wordml" xmlns:w16cex="http://schemas.microsoft.com/office/word/2018/wordml/cex" xmlns:w16cid="http://schemas.microsoft.com/office/word/2016/wordml/cid" xmlns:w16="http://schemas.microsoft.com/office/word/2018/wordml" xmlns:w16du="http://schemas.microsoft.com/office/word/2023/wordml/word16du" xmlns:w16sdtdh="http://schemas.microsoft.com/office/word/2020/wordml/sdtdatahash" xmlns:w16sdtfl="http://schemas.microsoft.com/office/word/2024/wordml/sdtformatlock" xmlns:w16se="http://schemas.microsoft.com/office/word/2015/wordml/symex" xmlns:wpg="http://schemas.microsoft.com/office/word/2010/wordprocessingGroup" xmlns:wpi="http://schemas.microsoft.com/office/word/2010/wordprocessingInk" xmlns:wne="http://schemas.microsoft.com/office/word/2006/wordml" xmlns:wps="http://schemas.microsoft.com/office/word/2010/wordprocessingShape" mc:Ignorable="w14 w15 w16se w16cid w16 w16cex w16sdtdh w16sdtfl w16du wp14">
   <w:abstractNum w:abstractNumId="0" w15:restartNumberingAfterBreak="0">
     <w:nsid w:val="FFFFFFFE"/>
     <w:multiLevelType w:val="singleLevel"/>
@@ -1829,7 +2297,7 @@
         <w:rFonts w:ascii="Courier New" w:hAnsi="Courier New" w:cs="Courier New" w:hint="default"/>
       </w:rPr>
     </w:lvl>
-    <w:lvl w:ilvl="2" w:tplc="2C0A0005" w:tentative="1">
+    <w:lvl w:ilvl="2" w:tplc="2C0A0005">
       <w:start w:val="1"/>
       <w:numFmt w:val="bullet"/>
       <w:lvlText w:val=""/>
@@ -1932,7 +2400,7 @@
         <w:color w:val="FF0000"/>
       </w:rPr>
     </w:lvl>
-    <w:lvl w:ilvl="1" w:tplc="2C0A0019" w:tentative="1">
+    <w:lvl w:ilvl="1" w:tplc="2C0A0019">
       <w:start w:val="1"/>
       <w:numFmt w:val="lowerLetter"/>
       <w:lvlText w:val="%2."/>
@@ -1941,7 +2409,7 @@
         <w:ind w:left="1440" w:hanging="360"/>
       </w:pPr>
     </w:lvl>
-    <w:lvl w:ilvl="2" w:tplc="2C0A001B" w:tentative="1">
+    <w:lvl w:ilvl="2" w:tplc="2C0A001B">
       <w:start w:val="1"/>
       <w:numFmt w:val="lowerRoman"/>
       <w:lvlText w:val="%3."/>
@@ -2005,7 +2473,7 @@
       </w:pPr>
     </w:lvl>
   </w:abstractNum>
-  <w:num w:numId="1">
+  <w:num w:numId="1" w16cid:durableId="364864678">
     <w:abstractNumId w:val="0"/>
     <w:lvlOverride w:ilvl="0">
       <w:lvl w:ilvl="0">
@@ -2020,20 +2488,20 @@
       </w:lvl>
     </w:lvlOverride>
   </w:num>
-  <w:num w:numId="2">
+  <w:num w:numId="2" w16cid:durableId="1953396907">
     <w:abstractNumId w:val="1"/>
   </w:num>
-  <w:num w:numId="3">
+  <w:num w:numId="3" w16cid:durableId="456527598">
     <w:abstractNumId w:val="2"/>
   </w:num>
-  <w:num w:numId="4">
+  <w:num w:numId="4" w16cid:durableId="1019434271">
     <w:abstractNumId w:val="3"/>
   </w:num>
 </w:numbering>
 </file>
 
 <file path=word/styles.xml><?xml version="1.0" encoding="utf-8"?>
-<w:styles xmlns:mc="http://schemas.openxmlformats.org/markup-compatibility/2006" xmlns:r="http://schemas.openxmlformats.org/officeDocument/2006/relationships" xmlns:w="http://schemas.openxmlformats.org/wordprocessingml/2006/main" xmlns:w14="http://schemas.microsoft.com/office/word/2010/wordml" xmlns:w15="http://schemas.microsoft.com/office/word/2012/wordml" mc:Ignorable="w14 w15">
+<w:styles xmlns:mc="http://schemas.openxmlformats.org/markup-compatibility/2006" xmlns:r="http://schemas.openxmlformats.org/officeDocument/2006/relationships" xmlns:w="http://schemas.openxmlformats.org/wordprocessingml/2006/main" xmlns:w14="http://schemas.microsoft.com/office/word/2010/wordml" xmlns:w15="http://schemas.microsoft.com/office/word/2012/wordml" xmlns:w16cex="http://schemas.microsoft.com/office/word/2018/wordml/cex" xmlns:w16cid="http://schemas.microsoft.com/office/word/2016/wordml/cid" xmlns:w16="http://schemas.microsoft.com/office/word/2018/wordml" xmlns:w16du="http://schemas.microsoft.com/office/word/2023/wordml/word16du" xmlns:w16sdtdh="http://schemas.microsoft.com/office/word/2020/wordml/sdtdatahash" xmlns:w16sdtfl="http://schemas.microsoft.com/office/word/2024/wordml/sdtformatlock" xmlns:w16se="http://schemas.microsoft.com/office/word/2015/wordml/symex" mc:Ignorable="w14 w15 w16se w16cid w16 w16cex w16sdtdh w16sdtfl w16du">
   <w:docDefaults>
     <w:rPrDefault>
       <w:rPr>
@@ -2049,7 +2517,7 @@
       </w:pPr>
     </w:pPrDefault>
   </w:docDefaults>
-  <w:latentStyles w:defLockedState="0" w:defUIPriority="99" w:defSemiHidden="0" w:defUnhideWhenUsed="0" w:defQFormat="0" w:count="371">
+  <w:latentStyles w:defLockedState="0" w:defUIPriority="99" w:defSemiHidden="0" w:defUnhideWhenUsed="0" w:defQFormat="0" w:count="376">
     <w:lsdException w:name="Normal" w:uiPriority="0" w:qFormat="1"/>
     <w:lsdException w:name="heading 1" w:uiPriority="9" w:qFormat="1"/>
     <w:lsdException w:name="heading 2" w:semiHidden="1" w:uiPriority="9" w:unhideWhenUsed="1" w:qFormat="1"/>
@@ -2421,6 +2889,11 @@
     <w:lsdException w:name="List Table 5 Dark Accent 6" w:uiPriority="50"/>
     <w:lsdException w:name="List Table 6 Colorful Accent 6" w:uiPriority="51"/>
     <w:lsdException w:name="List Table 7 Colorful Accent 6" w:uiPriority="52"/>
+    <w:lsdException w:name="Mention" w:semiHidden="1" w:unhideWhenUsed="1"/>
+    <w:lsdException w:name="Smart Hyperlink" w:semiHidden="1" w:unhideWhenUsed="1"/>
+    <w:lsdException w:name="Hashtag" w:semiHidden="1" w:unhideWhenUsed="1"/>
+    <w:lsdException w:name="Unresolved Mention" w:semiHidden="1" w:unhideWhenUsed="1"/>
+    <w:lsdException w:name="Smart Link" w:semiHidden="1" w:unhideWhenUsed="1"/>
   </w:latentStyles>
   <w:style w:type="paragraph" w:default="1" w:styleId="Normal">
     <w:name w:val="Normal"/>
@@ -2462,6 +2935,36 @@
       <w:ind w:left="720"/>
       <w:contextualSpacing/>
     </w:pPr>
+  </w:style>
+  <w:style w:type="paragraph" w:styleId="HTMLconformatoprevio">
+    <w:name w:val="HTML Preformatted"/>
+    <w:basedOn w:val="Normal"/>
+    <w:link w:val="HTMLconformatoprevioCar"/>
+    <w:uiPriority w:val="99"/>
+    <w:semiHidden/>
+    <w:unhideWhenUsed/>
+    <w:rsid w:val="00337510"/>
+    <w:pPr>
+      <w:spacing w:after="0" w:line="240" w:lineRule="auto"/>
+    </w:pPr>
+    <w:rPr>
+      <w:rFonts w:ascii="Consolas" w:hAnsi="Consolas"/>
+      <w:sz w:val="20"/>
+      <w:szCs w:val="20"/>
+    </w:rPr>
+  </w:style>
+  <w:style w:type="character" w:customStyle="1" w:styleId="HTMLconformatoprevioCar">
+    <w:name w:val="HTML con formato previo Car"/>
+    <w:basedOn w:val="Fuentedeprrafopredeter"/>
+    <w:link w:val="HTMLconformatoprevio"/>
+    <w:uiPriority w:val="99"/>
+    <w:semiHidden/>
+    <w:rsid w:val="00337510"/>
+    <w:rPr>
+      <w:rFonts w:ascii="Consolas" w:hAnsi="Consolas"/>
+      <w:sz w:val="20"/>
+      <w:szCs w:val="20"/>
+    </w:rPr>
   </w:style>
 </w:styles>
 </file>

--- a/Curso_C#/Mapas Endpoints/Plan Modulo de Gestion de Rutinas.docx
+++ b/Curso_C#/Mapas Endpoints/Plan Modulo de Gestion de Rutinas.docx
@@ -1,11 +1,1371 @@
 
 <file path=word/document.xml><?xml version="1.0" encoding="utf-8"?>
-<w:document xmlns:wpc="http://schemas.microsoft.com/office/word/2010/wordprocessingCanvas" xmlns:cx="http://schemas.microsoft.com/office/drawing/2014/chartex" xmlns:cx1="http://schemas.microsoft.com/office/drawing/2015/9/8/chartex" xmlns:cx2="http://schemas.microsoft.com/office/drawing/2015/10/21/chartex" xmlns:cx3="http://schemas.microsoft.com/office/drawing/2016/5/9/chartex" xmlns:cx4="http://schemas.microsoft.com/office/drawing/2016/5/10/chartex" xmlns:cx5="http://schemas.microsoft.com/office/drawing/2016/5/11/chartex" xmlns:cx6="http://schemas.microsoft.com/office/drawing/2016/5/12/chartex" xmlns:cx7="http://schemas.microsoft.com/office/drawing/2016/5/13/chartex" xmlns:cx8="http://schemas.microsoft.com/office/drawing/2016/5/14/chartex" xmlns:mc="http://schemas.openxmlformats.org/markup-compatibility/2006" xmlns:aink="http://schemas.microsoft.com/office/drawing/2016/ink" xmlns:am3d="http://schemas.microsoft.com/office/drawing/2017/model3d" xmlns:o="urn:schemas-microsoft-com:office:office" xmlns:oel="http://schemas.microsoft.com/office/2019/extlst" xmlns:r="http://schemas.openxmlformats.org/officeDocument/2006/relationships" xmlns:m="http://schemas.openxmlformats.org/officeDocument/2006/math" xmlns:v="urn:schemas-microsoft-com:vml" xmlns:wp14="http://schemas.microsoft.com/office/word/2010/wordprocessingDrawing" xmlns:wp="http://schemas.openxmlformats.org/drawingml/2006/wordprocessingDrawing" xmlns:w10="urn:schemas-microsoft-com:office:word" xmlns:w="http://schemas.openxmlformats.org/wordprocessingml/2006/main" xmlns:w14="http://schemas.microsoft.com/office/word/2010/wordml" xmlns:w15="http://schemas.microsoft.com/office/word/2012/wordml" xmlns:w16cex="http://schemas.microsoft.com/office/word/2018/wordml/cex" xmlns:w16cid="http://schemas.microsoft.com/office/word/2016/wordml/cid" xmlns:w16="http://schemas.microsoft.com/office/word/2018/wordml" xmlns:w16du="http://schemas.microsoft.com/office/word/2023/wordml/word16du" xmlns:w16sdtdh="http://schemas.microsoft.com/office/word/2020/wordml/sdtdatahash" xmlns:w16sdtfl="http://schemas.microsoft.com/office/word/2024/wordml/sdtformatlock" xmlns:w16se="http://schemas.microsoft.com/office/word/2015/wordml/symex" xmlns:wpg="http://schemas.microsoft.com/office/word/2010/wordprocessingGroup" xmlns:wpi="http://schemas.microsoft.com/office/word/2010/wordprocessingInk" xmlns:wne="http://schemas.microsoft.com/office/word/2006/wordml" xmlns:wps="http://schemas.microsoft.com/office/word/2010/wordprocessingShape" mc:Ignorable="w14 w15 w16se w16cid w16 w16cex w16sdtdh w16sdtfl w16du wp14">
+<w:document xmlns:wpc="http://schemas.microsoft.com/office/word/2010/wordprocessingCanvas" xmlns:mc="http://schemas.openxmlformats.org/markup-compatibility/2006" xmlns:o="urn:schemas-microsoft-com:office:office" xmlns:r="http://schemas.openxmlformats.org/officeDocument/2006/relationships" xmlns:m="http://schemas.openxmlformats.org/officeDocument/2006/math" xmlns:v="urn:schemas-microsoft-com:vml" xmlns:wp14="http://schemas.microsoft.com/office/word/2010/wordprocessingDrawing" xmlns:wp="http://schemas.openxmlformats.org/drawingml/2006/wordprocessingDrawing" xmlns:w10="urn:schemas-microsoft-com:office:word" xmlns:w="http://schemas.openxmlformats.org/wordprocessingml/2006/main" xmlns:w14="http://schemas.microsoft.com/office/word/2010/wordml" xmlns:w15="http://schemas.microsoft.com/office/word/2012/wordml" xmlns:wpg="http://schemas.microsoft.com/office/word/2010/wordprocessingGroup" xmlns:wpi="http://schemas.microsoft.com/office/word/2010/wordprocessingInk" xmlns:wne="http://schemas.microsoft.com/office/word/2006/wordml" xmlns:wps="http://schemas.microsoft.com/office/word/2010/wordprocessingShape" mc:Ignorable="w14 w15 wp14">
   <w:body>
     <w:p>
       <w:pPr>
         <w:jc w:val="center"/>
       </w:pPr>
+      <w:r>
+        <w:rPr>
+          <w:noProof/>
+          <w:lang w:eastAsia="es-AR"/>
+        </w:rPr>
+        <mc:AlternateContent>
+          <mc:Choice Requires="wps">
+            <w:drawing>
+              <wp:anchor distT="0" distB="0" distL="114300" distR="114300" simplePos="0" relativeHeight="251676672" behindDoc="0" locked="0" layoutInCell="1" allowOverlap="1" wp14:anchorId="51E8A5F9" wp14:editId="232F4BCE">
+                <wp:simplePos x="0" y="0"/>
+                <wp:positionH relativeFrom="leftMargin">
+                  <wp:posOffset>4064635</wp:posOffset>
+                </wp:positionH>
+                <wp:positionV relativeFrom="paragraph">
+                  <wp:posOffset>7050405</wp:posOffset>
+                </wp:positionV>
+                <wp:extent cx="329184" cy="234086"/>
+                <wp:effectExtent l="0" t="0" r="13970" b="13970"/>
+                <wp:wrapNone/>
+                <wp:docPr id="11" name="Cuadro de texto 11"/>
+                <wp:cNvGraphicFramePr/>
+                <a:graphic xmlns:a="http://schemas.openxmlformats.org/drawingml/2006/main">
+                  <a:graphicData uri="http://schemas.microsoft.com/office/word/2010/wordprocessingShape">
+                    <wps:wsp>
+                      <wps:cNvSpPr txBox="1"/>
+                      <wps:spPr>
+                        <a:xfrm>
+                          <a:off x="0" y="0"/>
+                          <a:ext cx="329184" cy="234086"/>
+                        </a:xfrm>
+                        <a:prstGeom prst="rect">
+                          <a:avLst/>
+                        </a:prstGeom>
+                        <a:solidFill>
+                          <a:schemeClr val="lt1"/>
+                        </a:solidFill>
+                        <a:ln w="6350">
+                          <a:solidFill>
+                            <a:prstClr val="black"/>
+                          </a:solidFill>
+                        </a:ln>
+                        <a:effectLst/>
+                      </wps:spPr>
+                      <wps:style>
+                        <a:lnRef idx="0">
+                          <a:schemeClr val="accent1"/>
+                        </a:lnRef>
+                        <a:fillRef idx="0">
+                          <a:schemeClr val="accent1"/>
+                        </a:fillRef>
+                        <a:effectRef idx="0">
+                          <a:schemeClr val="accent1"/>
+                        </a:effectRef>
+                        <a:fontRef idx="minor">
+                          <a:schemeClr val="dk1"/>
+                        </a:fontRef>
+                      </wps:style>
+                      <wps:txbx>
+                        <w:txbxContent>
+                          <w:p>
+                            <w:pPr>
+                              <w:rPr>
+                                <w:color w:val="FF0000"/>
+                                <w:sz w:val="18"/>
+                                <w14:shadow w14:blurRad="38100" w14:dist="19050" w14:dir="2700000" w14:sx="100000" w14:sy="100000" w14:kx="0" w14:ky="0" w14:algn="tl">
+                                  <w14:schemeClr w14:val="dk1">
+                                    <w14:alpha w14:val="60000"/>
+                                  </w14:schemeClr>
+                                </w14:shadow>
+                                <w14:textOutline w14:w="9525" w14:cap="flat" w14:cmpd="sng" w14:algn="ctr">
+                                  <w14:solidFill>
+                                    <w14:srgbClr w14:val="FF0000"/>
+                                  </w14:solidFill>
+                                  <w14:prstDash w14:val="solid"/>
+                                  <w14:round/>
+                                </w14:textOutline>
+                              </w:rPr>
+                            </w:pPr>
+                            <w:r>
+                              <w:rPr>
+                                <w:color w:val="FF0000"/>
+                                <w:sz w:val="18"/>
+                                <w14:shadow w14:blurRad="38100" w14:dist="19050" w14:dir="2700000" w14:sx="100000" w14:sy="100000" w14:kx="0" w14:ky="0" w14:algn="tl">
+                                  <w14:schemeClr w14:val="dk1">
+                                    <w14:alpha w14:val="60000"/>
+                                  </w14:schemeClr>
+                                </w14:shadow>
+                                <w14:textOutline w14:w="9525" w14:cap="flat" w14:cmpd="sng" w14:algn="ctr">
+                                  <w14:solidFill>
+                                    <w14:srgbClr w14:val="FF0000"/>
+                                  </w14:solidFill>
+                                  <w14:prstDash w14:val="solid"/>
+                                  <w14:round/>
+                                </w14:textOutline>
+                              </w:rPr>
+                              <w:t>(</w:t>
+                            </w:r>
+                            <w:r>
+                              <w:rPr>
+                                <w:color w:val="FF0000"/>
+                                <w:sz w:val="18"/>
+                                <w14:shadow w14:blurRad="38100" w14:dist="19050" w14:dir="2700000" w14:sx="100000" w14:sy="100000" w14:kx="0" w14:ky="0" w14:algn="tl">
+                                  <w14:schemeClr w14:val="dk1">
+                                    <w14:alpha w14:val="60000"/>
+                                  </w14:schemeClr>
+                                </w14:shadow>
+                                <w14:textOutline w14:w="9525" w14:cap="flat" w14:cmpd="sng" w14:algn="ctr">
+                                  <w14:solidFill>
+                                    <w14:srgbClr w14:val="FF0000"/>
+                                  </w14:solidFill>
+                                  <w14:prstDash w14:val="solid"/>
+                                  <w14:round/>
+                                </w14:textOutline>
+                              </w:rPr>
+                              <w:t>7</w:t>
+                            </w:r>
+                            <w:r>
+                              <w:rPr>
+                                <w:color w:val="FF0000"/>
+                                <w:sz w:val="18"/>
+                                <w14:shadow w14:blurRad="38100" w14:dist="19050" w14:dir="2700000" w14:sx="100000" w14:sy="100000" w14:kx="0" w14:ky="0" w14:algn="tl">
+                                  <w14:schemeClr w14:val="dk1">
+                                    <w14:alpha w14:val="60000"/>
+                                  </w14:schemeClr>
+                                </w14:shadow>
+                                <w14:textOutline w14:w="9525" w14:cap="flat" w14:cmpd="sng" w14:algn="ctr">
+                                  <w14:solidFill>
+                                    <w14:srgbClr w14:val="FF0000"/>
+                                  </w14:solidFill>
+                                  <w14:prstDash w14:val="solid"/>
+                                  <w14:round/>
+                                </w14:textOutline>
+                              </w:rPr>
+                              <w:t>)</w:t>
+                            </w:r>
+                          </w:p>
+                        </w:txbxContent>
+                      </wps:txbx>
+                      <wps:bodyPr rot="0" spcFirstLastPara="0" vertOverflow="overflow" horzOverflow="overflow" vert="horz" wrap="square" lIns="91440" tIns="45720" rIns="91440" bIns="45720" numCol="1" spcCol="0" rtlCol="0" fromWordArt="0" anchor="t" anchorCtr="0" forceAA="0" compatLnSpc="1">
+                        <a:prstTxWarp prst="textNoShape">
+                          <a:avLst/>
+                        </a:prstTxWarp>
+                        <a:noAutofit/>
+                      </wps:bodyPr>
+                    </wps:wsp>
+                  </a:graphicData>
+                </a:graphic>
+                <wp14:sizeRelH relativeFrom="margin">
+                  <wp14:pctWidth>0</wp14:pctWidth>
+                </wp14:sizeRelH>
+                <wp14:sizeRelV relativeFrom="margin">
+                  <wp14:pctHeight>0</wp14:pctHeight>
+                </wp14:sizeRelV>
+              </wp:anchor>
+            </w:drawing>
+          </mc:Choice>
+          <mc:Fallback>
+            <w:pict>
+              <v:shapetype w14:anchorId="51E8A5F9" id="_x0000_t202" coordsize="21600,21600" o:spt="202" path="m,l,21600r21600,l21600,xe">
+                <v:stroke joinstyle="miter"/>
+                <v:path gradientshapeok="t" o:connecttype="rect"/>
+              </v:shapetype>
+              <v:shape id="Cuadro de texto 11" o:spid="_x0000_s1026" type="#_x0000_t202" style="position:absolute;left:0;text-align:left;margin-left:320.05pt;margin-top:555.15pt;width:25.9pt;height:18.45pt;z-index:251676672;visibility:visible;mso-wrap-style:square;mso-width-percent:0;mso-height-percent:0;mso-wrap-distance-left:9pt;mso-wrap-distance-top:0;mso-wrap-distance-right:9pt;mso-wrap-distance-bottom:0;mso-position-horizontal:absolute;mso-position-horizontal-relative:left-margin-area;mso-position-vertical:absolute;mso-position-vertical-relative:text;mso-width-percent:0;mso-height-percent:0;mso-width-relative:margin;mso-height-relative:margin;v-text-anchor:top" o:gfxdata="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" fillcolor="white [3201]" strokeweight=".5pt">
+                <v:textbox>
+                  <w:txbxContent>
+                    <w:p>
+                      <w:pPr>
+                        <w:rPr>
+                          <w:color w:val="FF0000"/>
+                          <w:sz w:val="18"/>
+                          <w14:shadow w14:blurRad="38100" w14:dist="19050" w14:dir="2700000" w14:sx="100000" w14:sy="100000" w14:kx="0" w14:ky="0" w14:algn="tl">
+                            <w14:schemeClr w14:val="dk1">
+                              <w14:alpha w14:val="60000"/>
+                            </w14:schemeClr>
+                          </w14:shadow>
+                          <w14:textOutline w14:w="9525" w14:cap="flat" w14:cmpd="sng" w14:algn="ctr">
+                            <w14:solidFill>
+                              <w14:srgbClr w14:val="FF0000"/>
+                            </w14:solidFill>
+                            <w14:prstDash w14:val="solid"/>
+                            <w14:round/>
+                          </w14:textOutline>
+                        </w:rPr>
+                      </w:pPr>
+                      <w:r>
+                        <w:rPr>
+                          <w:color w:val="FF0000"/>
+                          <w:sz w:val="18"/>
+                          <w14:shadow w14:blurRad="38100" w14:dist="19050" w14:dir="2700000" w14:sx="100000" w14:sy="100000" w14:kx="0" w14:ky="0" w14:algn="tl">
+                            <w14:schemeClr w14:val="dk1">
+                              <w14:alpha w14:val="60000"/>
+                            </w14:schemeClr>
+                          </w14:shadow>
+                          <w14:textOutline w14:w="9525" w14:cap="flat" w14:cmpd="sng" w14:algn="ctr">
+                            <w14:solidFill>
+                              <w14:srgbClr w14:val="FF0000"/>
+                            </w14:solidFill>
+                            <w14:prstDash w14:val="solid"/>
+                            <w14:round/>
+                          </w14:textOutline>
+                        </w:rPr>
+                        <w:t>(</w:t>
+                      </w:r>
+                      <w:r>
+                        <w:rPr>
+                          <w:color w:val="FF0000"/>
+                          <w:sz w:val="18"/>
+                          <w14:shadow w14:blurRad="38100" w14:dist="19050" w14:dir="2700000" w14:sx="100000" w14:sy="100000" w14:kx="0" w14:ky="0" w14:algn="tl">
+                            <w14:schemeClr w14:val="dk1">
+                              <w14:alpha w14:val="60000"/>
+                            </w14:schemeClr>
+                          </w14:shadow>
+                          <w14:textOutline w14:w="9525" w14:cap="flat" w14:cmpd="sng" w14:algn="ctr">
+                            <w14:solidFill>
+                              <w14:srgbClr w14:val="FF0000"/>
+                            </w14:solidFill>
+                            <w14:prstDash w14:val="solid"/>
+                            <w14:round/>
+                          </w14:textOutline>
+                        </w:rPr>
+                        <w:t>7</w:t>
+                      </w:r>
+                      <w:r>
+                        <w:rPr>
+                          <w:color w:val="FF0000"/>
+                          <w:sz w:val="18"/>
+                          <w14:shadow w14:blurRad="38100" w14:dist="19050" w14:dir="2700000" w14:sx="100000" w14:sy="100000" w14:kx="0" w14:ky="0" w14:algn="tl">
+                            <w14:schemeClr w14:val="dk1">
+                              <w14:alpha w14:val="60000"/>
+                            </w14:schemeClr>
+                          </w14:shadow>
+                          <w14:textOutline w14:w="9525" w14:cap="flat" w14:cmpd="sng" w14:algn="ctr">
+                            <w14:solidFill>
+                              <w14:srgbClr w14:val="FF0000"/>
+                            </w14:solidFill>
+                            <w14:prstDash w14:val="solid"/>
+                            <w14:round/>
+                          </w14:textOutline>
+                        </w:rPr>
+                        <w:t>)</w:t>
+                      </w:r>
+                    </w:p>
+                  </w:txbxContent>
+                </v:textbox>
+                <w10:wrap anchorx="margin"/>
+              </v:shape>
+            </w:pict>
+          </mc:Fallback>
+        </mc:AlternateContent>
+      </w:r>
+      <w:r>
+        <w:rPr>
+          <w:noProof/>
+          <w:lang w:eastAsia="es-AR"/>
+        </w:rPr>
+        <w:drawing>
+          <wp:anchor distT="0" distB="0" distL="114300" distR="114300" simplePos="0" relativeHeight="251658240" behindDoc="0" locked="0" layoutInCell="1" allowOverlap="1" wp14:anchorId="29FDED25" wp14:editId="7F4B98ED">
+            <wp:simplePos x="0" y="0"/>
+            <wp:positionH relativeFrom="page">
+              <wp:posOffset>28575</wp:posOffset>
+            </wp:positionH>
+            <wp:positionV relativeFrom="paragraph">
+              <wp:posOffset>302895</wp:posOffset>
+            </wp:positionV>
+            <wp:extent cx="7531735" cy="4059555"/>
+            <wp:effectExtent l="0" t="0" r="0" b="0"/>
+            <wp:wrapSquare wrapText="bothSides"/>
+            <wp:docPr id="1" name="Imagen 1"/>
+            <wp:cNvGraphicFramePr>
+              <a:graphicFrameLocks xmlns:a="http://schemas.openxmlformats.org/drawingml/2006/main" noChangeAspect="1"/>
+            </wp:cNvGraphicFramePr>
+            <a:graphic xmlns:a="http://schemas.openxmlformats.org/drawingml/2006/main">
+              <a:graphicData uri="http://schemas.openxmlformats.org/drawingml/2006/picture">
+                <pic:pic xmlns:pic="http://schemas.openxmlformats.org/drawingml/2006/picture">
+                  <pic:nvPicPr>
+                    <pic:cNvPr id="1" name=""/>
+                    <pic:cNvPicPr/>
+                  </pic:nvPicPr>
+                  <pic:blipFill>
+                    <a:blip r:embed="rId7" cstate="print">
+                      <a:extLst>
+                        <a:ext uri="{28A0092B-C50C-407E-A947-70E740481C1C}">
+                          <a14:useLocalDpi xmlns:a14="http://schemas.microsoft.com/office/drawing/2010/main" val="0"/>
+                        </a:ext>
+                      </a:extLst>
+                    </a:blip>
+                    <a:stretch>
+                      <a:fillRect/>
+                    </a:stretch>
+                  </pic:blipFill>
+                  <pic:spPr>
+                    <a:xfrm>
+                      <a:off x="0" y="0"/>
+                      <a:ext cx="7531735" cy="4059555"/>
+                    </a:xfrm>
+                    <a:prstGeom prst="rect">
+                      <a:avLst/>
+                    </a:prstGeom>
+                  </pic:spPr>
+                </pic:pic>
+              </a:graphicData>
+            </a:graphic>
+            <wp14:sizeRelH relativeFrom="margin">
+              <wp14:pctWidth>0</wp14:pctWidth>
+            </wp14:sizeRelH>
+            <wp14:sizeRelV relativeFrom="margin">
+              <wp14:pctHeight>0</wp14:pctHeight>
+            </wp14:sizeRelV>
+          </wp:anchor>
+        </w:drawing>
+      </w:r>
+      <w:r>
+        <w:drawing>
+          <wp:anchor distT="0" distB="0" distL="114300" distR="114300" simplePos="0" relativeHeight="251674624" behindDoc="1" locked="0" layoutInCell="1" allowOverlap="1" wp14:anchorId="04E84455" wp14:editId="522C91B1">
+            <wp:simplePos x="0" y="0"/>
+            <wp:positionH relativeFrom="page">
+              <wp:align>left</wp:align>
+            </wp:positionH>
+            <wp:positionV relativeFrom="paragraph">
+              <wp:posOffset>4322877</wp:posOffset>
+            </wp:positionV>
+            <wp:extent cx="7554595" cy="3215005"/>
+            <wp:effectExtent l="0" t="0" r="8255" b="4445"/>
+            <wp:wrapTight wrapText="bothSides">
+              <wp:wrapPolygon edited="0">
+                <wp:start x="0" y="0"/>
+                <wp:lineTo x="0" y="21502"/>
+                <wp:lineTo x="21569" y="21502"/>
+                <wp:lineTo x="21569" y="0"/>
+                <wp:lineTo x="0" y="0"/>
+              </wp:wrapPolygon>
+            </wp:wrapTight>
+            <wp:docPr id="10" name="Imagen 10"/>
+            <wp:cNvGraphicFramePr>
+              <a:graphicFrameLocks xmlns:a="http://schemas.openxmlformats.org/drawingml/2006/main" noChangeAspect="1"/>
+            </wp:cNvGraphicFramePr>
+            <a:graphic xmlns:a="http://schemas.openxmlformats.org/drawingml/2006/main">
+              <a:graphicData uri="http://schemas.openxmlformats.org/drawingml/2006/picture">
+                <pic:pic xmlns:pic="http://schemas.openxmlformats.org/drawingml/2006/picture">
+                  <pic:nvPicPr>
+                    <pic:cNvPr id="1" name=""/>
+                    <pic:cNvPicPr/>
+                  </pic:nvPicPr>
+                  <pic:blipFill>
+                    <a:blip r:embed="rId8" cstate="print">
+                      <a:extLst>
+                        <a:ext uri="{28A0092B-C50C-407E-A947-70E740481C1C}">
+                          <a14:useLocalDpi xmlns:a14="http://schemas.microsoft.com/office/drawing/2010/main" val="0"/>
+                        </a:ext>
+                      </a:extLst>
+                    </a:blip>
+                    <a:stretch>
+                      <a:fillRect/>
+                    </a:stretch>
+                  </pic:blipFill>
+                  <pic:spPr>
+                    <a:xfrm>
+                      <a:off x="0" y="0"/>
+                      <a:ext cx="7554595" cy="3215005"/>
+                    </a:xfrm>
+                    <a:prstGeom prst="rect">
+                      <a:avLst/>
+                    </a:prstGeom>
+                  </pic:spPr>
+                </pic:pic>
+              </a:graphicData>
+            </a:graphic>
+            <wp14:sizeRelH relativeFrom="margin">
+              <wp14:pctWidth>0</wp14:pctWidth>
+            </wp14:sizeRelH>
+            <wp14:sizeRelV relativeFrom="margin">
+              <wp14:pctHeight>0</wp14:pctHeight>
+            </wp14:sizeRelV>
+          </wp:anchor>
+        </w:drawing>
+      </w:r>
+      <w:r>
+        <w:rPr>
+          <w:noProof/>
+          <w:lang w:eastAsia="es-AR"/>
+        </w:rPr>
+        <mc:AlternateContent>
+          <mc:Choice Requires="wps">
+            <w:drawing>
+              <wp:anchor distT="0" distB="0" distL="114300" distR="114300" simplePos="0" relativeHeight="251673600" behindDoc="0" locked="0" layoutInCell="1" allowOverlap="1" wp14:anchorId="01687B84" wp14:editId="0E2FDB00">
+                <wp:simplePos x="0" y="0"/>
+                <wp:positionH relativeFrom="page">
+                  <wp:posOffset>2860138</wp:posOffset>
+                </wp:positionH>
+                <wp:positionV relativeFrom="paragraph">
+                  <wp:posOffset>3758739</wp:posOffset>
+                </wp:positionV>
+                <wp:extent cx="329184" cy="234086"/>
+                <wp:effectExtent l="0" t="0" r="13970" b="13970"/>
+                <wp:wrapNone/>
+                <wp:docPr id="9" name="Cuadro de texto 9"/>
+                <wp:cNvGraphicFramePr/>
+                <a:graphic xmlns:a="http://schemas.openxmlformats.org/drawingml/2006/main">
+                  <a:graphicData uri="http://schemas.microsoft.com/office/word/2010/wordprocessingShape">
+                    <wps:wsp>
+                      <wps:cNvSpPr txBox="1"/>
+                      <wps:spPr>
+                        <a:xfrm>
+                          <a:off x="0" y="0"/>
+                          <a:ext cx="329184" cy="234086"/>
+                        </a:xfrm>
+                        <a:prstGeom prst="rect">
+                          <a:avLst/>
+                        </a:prstGeom>
+                        <a:solidFill>
+                          <a:schemeClr val="lt1"/>
+                        </a:solidFill>
+                        <a:ln w="6350">
+                          <a:solidFill>
+                            <a:prstClr val="black"/>
+                          </a:solidFill>
+                        </a:ln>
+                        <a:effectLst/>
+                      </wps:spPr>
+                      <wps:style>
+                        <a:lnRef idx="0">
+                          <a:schemeClr val="accent1"/>
+                        </a:lnRef>
+                        <a:fillRef idx="0">
+                          <a:schemeClr val="accent1"/>
+                        </a:fillRef>
+                        <a:effectRef idx="0">
+                          <a:schemeClr val="accent1"/>
+                        </a:effectRef>
+                        <a:fontRef idx="minor">
+                          <a:schemeClr val="dk1"/>
+                        </a:fontRef>
+                      </wps:style>
+                      <wps:txbx>
+                        <w:txbxContent>
+                          <w:p>
+                            <w:pPr>
+                              <w:rPr>
+                                <w:color w:val="FF0000"/>
+                                <w:sz w:val="18"/>
+                                <w14:shadow w14:blurRad="38100" w14:dist="19050" w14:dir="2700000" w14:sx="100000" w14:sy="100000" w14:kx="0" w14:ky="0" w14:algn="tl">
+                                  <w14:schemeClr w14:val="dk1">
+                                    <w14:alpha w14:val="60000"/>
+                                  </w14:schemeClr>
+                                </w14:shadow>
+                                <w14:textOutline w14:w="9525" w14:cap="flat" w14:cmpd="sng" w14:algn="ctr">
+                                  <w14:solidFill>
+                                    <w14:srgbClr w14:val="FF0000"/>
+                                  </w14:solidFill>
+                                  <w14:prstDash w14:val="solid"/>
+                                  <w14:round/>
+                                </w14:textOutline>
+                              </w:rPr>
+                            </w:pPr>
+                            <w:r>
+                              <w:rPr>
+                                <w:color w:val="FF0000"/>
+                                <w:sz w:val="18"/>
+                                <w14:shadow w14:blurRad="38100" w14:dist="19050" w14:dir="2700000" w14:sx="100000" w14:sy="100000" w14:kx="0" w14:ky="0" w14:algn="tl">
+                                  <w14:schemeClr w14:val="dk1">
+                                    <w14:alpha w14:val="60000"/>
+                                  </w14:schemeClr>
+                                </w14:shadow>
+                                <w14:textOutline w14:w="9525" w14:cap="flat" w14:cmpd="sng" w14:algn="ctr">
+                                  <w14:solidFill>
+                                    <w14:srgbClr w14:val="FF0000"/>
+                                  </w14:solidFill>
+                                  <w14:prstDash w14:val="solid"/>
+                                  <w14:round/>
+                                </w14:textOutline>
+                              </w:rPr>
+                              <w:t>(</w:t>
+                            </w:r>
+                            <w:r>
+                              <w:rPr>
+                                <w:color w:val="FF0000"/>
+                                <w:sz w:val="18"/>
+                                <w14:shadow w14:blurRad="38100" w14:dist="19050" w14:dir="2700000" w14:sx="100000" w14:sy="100000" w14:kx="0" w14:ky="0" w14:algn="tl">
+                                  <w14:schemeClr w14:val="dk1">
+                                    <w14:alpha w14:val="60000"/>
+                                  </w14:schemeClr>
+                                </w14:shadow>
+                                <w14:textOutline w14:w="9525" w14:cap="flat" w14:cmpd="sng" w14:algn="ctr">
+                                  <w14:solidFill>
+                                    <w14:srgbClr w14:val="FF0000"/>
+                                  </w14:solidFill>
+                                  <w14:prstDash w14:val="solid"/>
+                                  <w14:round/>
+                                </w14:textOutline>
+                              </w:rPr>
+                              <w:t>8</w:t>
+                            </w:r>
+                            <w:r>
+                              <w:rPr>
+                                <w:color w:val="FF0000"/>
+                                <w:sz w:val="18"/>
+                                <w14:shadow w14:blurRad="38100" w14:dist="19050" w14:dir="2700000" w14:sx="100000" w14:sy="100000" w14:kx="0" w14:ky="0" w14:algn="tl">
+                                  <w14:schemeClr w14:val="dk1">
+                                    <w14:alpha w14:val="60000"/>
+                                  </w14:schemeClr>
+                                </w14:shadow>
+                                <w14:textOutline w14:w="9525" w14:cap="flat" w14:cmpd="sng" w14:algn="ctr">
+                                  <w14:solidFill>
+                                    <w14:srgbClr w14:val="FF0000"/>
+                                  </w14:solidFill>
+                                  <w14:prstDash w14:val="solid"/>
+                                  <w14:round/>
+                                </w14:textOutline>
+                              </w:rPr>
+                              <w:t>)</w:t>
+                            </w:r>
+                          </w:p>
+                        </w:txbxContent>
+                      </wps:txbx>
+                      <wps:bodyPr rot="0" spcFirstLastPara="0" vertOverflow="overflow" horzOverflow="overflow" vert="horz" wrap="square" lIns="91440" tIns="45720" rIns="91440" bIns="45720" numCol="1" spcCol="0" rtlCol="0" fromWordArt="0" anchor="t" anchorCtr="0" forceAA="0" compatLnSpc="1">
+                        <a:prstTxWarp prst="textNoShape">
+                          <a:avLst/>
+                        </a:prstTxWarp>
+                        <a:noAutofit/>
+                      </wps:bodyPr>
+                    </wps:wsp>
+                  </a:graphicData>
+                </a:graphic>
+                <wp14:sizeRelH relativeFrom="margin">
+                  <wp14:pctWidth>0</wp14:pctWidth>
+                </wp14:sizeRelH>
+                <wp14:sizeRelV relativeFrom="margin">
+                  <wp14:pctHeight>0</wp14:pctHeight>
+                </wp14:sizeRelV>
+              </wp:anchor>
+            </w:drawing>
+          </mc:Choice>
+          <mc:Fallback>
+            <w:pict>
+              <v:shape w14:anchorId="01687B84" id="Cuadro de texto 9" o:spid="_x0000_s1027" type="#_x0000_t202" style="position:absolute;left:0;text-align:left;margin-left:225.2pt;margin-top:295.95pt;width:25.9pt;height:18.45pt;z-index:251673600;visibility:visible;mso-wrap-style:square;mso-width-percent:0;mso-height-percent:0;mso-wrap-distance-left:9pt;mso-wrap-distance-top:0;mso-wrap-distance-right:9pt;mso-wrap-distance-bottom:0;mso-position-horizontal:absolute;mso-position-horizontal-relative:page;mso-position-vertical:absolute;mso-position-vertical-relative:text;mso-width-percent:0;mso-height-percent:0;mso-width-relative:margin;mso-height-relative:margin;v-text-anchor:top" o:gfxdata="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" fillcolor="white [3201]" strokeweight=".5pt">
+                <v:textbox>
+                  <w:txbxContent>
+                    <w:p>
+                      <w:pPr>
+                        <w:rPr>
+                          <w:color w:val="FF0000"/>
+                          <w:sz w:val="18"/>
+                          <w14:shadow w14:blurRad="38100" w14:dist="19050" w14:dir="2700000" w14:sx="100000" w14:sy="100000" w14:kx="0" w14:ky="0" w14:algn="tl">
+                            <w14:schemeClr w14:val="dk1">
+                              <w14:alpha w14:val="60000"/>
+                            </w14:schemeClr>
+                          </w14:shadow>
+                          <w14:textOutline w14:w="9525" w14:cap="flat" w14:cmpd="sng" w14:algn="ctr">
+                            <w14:solidFill>
+                              <w14:srgbClr w14:val="FF0000"/>
+                            </w14:solidFill>
+                            <w14:prstDash w14:val="solid"/>
+                            <w14:round/>
+                          </w14:textOutline>
+                        </w:rPr>
+                      </w:pPr>
+                      <w:r>
+                        <w:rPr>
+                          <w:color w:val="FF0000"/>
+                          <w:sz w:val="18"/>
+                          <w14:shadow w14:blurRad="38100" w14:dist="19050" w14:dir="2700000" w14:sx="100000" w14:sy="100000" w14:kx="0" w14:ky="0" w14:algn="tl">
+                            <w14:schemeClr w14:val="dk1">
+                              <w14:alpha w14:val="60000"/>
+                            </w14:schemeClr>
+                          </w14:shadow>
+                          <w14:textOutline w14:w="9525" w14:cap="flat" w14:cmpd="sng" w14:algn="ctr">
+                            <w14:solidFill>
+                              <w14:srgbClr w14:val="FF0000"/>
+                            </w14:solidFill>
+                            <w14:prstDash w14:val="solid"/>
+                            <w14:round/>
+                          </w14:textOutline>
+                        </w:rPr>
+                        <w:t>(</w:t>
+                      </w:r>
+                      <w:r>
+                        <w:rPr>
+                          <w:color w:val="FF0000"/>
+                          <w:sz w:val="18"/>
+                          <w14:shadow w14:blurRad="38100" w14:dist="19050" w14:dir="2700000" w14:sx="100000" w14:sy="100000" w14:kx="0" w14:ky="0" w14:algn="tl">
+                            <w14:schemeClr w14:val="dk1">
+                              <w14:alpha w14:val="60000"/>
+                            </w14:schemeClr>
+                          </w14:shadow>
+                          <w14:textOutline w14:w="9525" w14:cap="flat" w14:cmpd="sng" w14:algn="ctr">
+                            <w14:solidFill>
+                              <w14:srgbClr w14:val="FF0000"/>
+                            </w14:solidFill>
+                            <w14:prstDash w14:val="solid"/>
+                            <w14:round/>
+                          </w14:textOutline>
+                        </w:rPr>
+                        <w:t>8</w:t>
+                      </w:r>
+                      <w:r>
+                        <w:rPr>
+                          <w:color w:val="FF0000"/>
+                          <w:sz w:val="18"/>
+                          <w14:shadow w14:blurRad="38100" w14:dist="19050" w14:dir="2700000" w14:sx="100000" w14:sy="100000" w14:kx="0" w14:ky="0" w14:algn="tl">
+                            <w14:schemeClr w14:val="dk1">
+                              <w14:alpha w14:val="60000"/>
+                            </w14:schemeClr>
+                          </w14:shadow>
+                          <w14:textOutline w14:w="9525" w14:cap="flat" w14:cmpd="sng" w14:algn="ctr">
+                            <w14:solidFill>
+                              <w14:srgbClr w14:val="FF0000"/>
+                            </w14:solidFill>
+                            <w14:prstDash w14:val="solid"/>
+                            <w14:round/>
+                          </w14:textOutline>
+                        </w:rPr>
+                        <w:t>)</w:t>
+                      </w:r>
+                    </w:p>
+                  </w:txbxContent>
+                </v:textbox>
+                <w10:wrap anchorx="page"/>
+              </v:shape>
+            </w:pict>
+          </mc:Fallback>
+        </mc:AlternateContent>
+      </w:r>
+      <w:r>
+        <w:rPr>
+          <w:noProof/>
+          <w:lang w:eastAsia="es-AR"/>
+        </w:rPr>
+        <mc:AlternateContent>
+          <mc:Choice Requires="wps">
+            <w:drawing>
+              <wp:anchor distT="0" distB="0" distL="114300" distR="114300" simplePos="0" relativeHeight="251671552" behindDoc="0" locked="0" layoutInCell="1" allowOverlap="1" wp14:anchorId="4D6EF6F0" wp14:editId="377FD5B4">
+                <wp:simplePos x="0" y="0"/>
+                <wp:positionH relativeFrom="page">
+                  <wp:posOffset>4433117</wp:posOffset>
+                </wp:positionH>
+                <wp:positionV relativeFrom="paragraph">
+                  <wp:posOffset>3907518</wp:posOffset>
+                </wp:positionV>
+                <wp:extent cx="329184" cy="234086"/>
+                <wp:effectExtent l="0" t="0" r="13970" b="13970"/>
+                <wp:wrapNone/>
+                <wp:docPr id="8" name="Cuadro de texto 8"/>
+                <wp:cNvGraphicFramePr/>
+                <a:graphic xmlns:a="http://schemas.openxmlformats.org/drawingml/2006/main">
+                  <a:graphicData uri="http://schemas.microsoft.com/office/word/2010/wordprocessingShape">
+                    <wps:wsp>
+                      <wps:cNvSpPr txBox="1"/>
+                      <wps:spPr>
+                        <a:xfrm>
+                          <a:off x="0" y="0"/>
+                          <a:ext cx="329184" cy="234086"/>
+                        </a:xfrm>
+                        <a:prstGeom prst="rect">
+                          <a:avLst/>
+                        </a:prstGeom>
+                        <a:solidFill>
+                          <a:schemeClr val="lt1"/>
+                        </a:solidFill>
+                        <a:ln w="6350">
+                          <a:solidFill>
+                            <a:prstClr val="black"/>
+                          </a:solidFill>
+                        </a:ln>
+                        <a:effectLst/>
+                      </wps:spPr>
+                      <wps:style>
+                        <a:lnRef idx="0">
+                          <a:schemeClr val="accent1"/>
+                        </a:lnRef>
+                        <a:fillRef idx="0">
+                          <a:schemeClr val="accent1"/>
+                        </a:fillRef>
+                        <a:effectRef idx="0">
+                          <a:schemeClr val="accent1"/>
+                        </a:effectRef>
+                        <a:fontRef idx="minor">
+                          <a:schemeClr val="dk1"/>
+                        </a:fontRef>
+                      </wps:style>
+                      <wps:txbx>
+                        <w:txbxContent>
+                          <w:p>
+                            <w:pPr>
+                              <w:rPr>
+                                <w:color w:val="FF0000"/>
+                                <w:sz w:val="18"/>
+                                <w14:shadow w14:blurRad="38100" w14:dist="19050" w14:dir="2700000" w14:sx="100000" w14:sy="100000" w14:kx="0" w14:ky="0" w14:algn="tl">
+                                  <w14:schemeClr w14:val="dk1">
+                                    <w14:alpha w14:val="60000"/>
+                                  </w14:schemeClr>
+                                </w14:shadow>
+                                <w14:textOutline w14:w="9525" w14:cap="flat" w14:cmpd="sng" w14:algn="ctr">
+                                  <w14:solidFill>
+                                    <w14:srgbClr w14:val="FF0000"/>
+                                  </w14:solidFill>
+                                  <w14:prstDash w14:val="solid"/>
+                                  <w14:round/>
+                                </w14:textOutline>
+                              </w:rPr>
+                            </w:pPr>
+                            <w:r>
+                              <w:rPr>
+                                <w:color w:val="FF0000"/>
+                                <w:sz w:val="18"/>
+                                <w14:shadow w14:blurRad="38100" w14:dist="19050" w14:dir="2700000" w14:sx="100000" w14:sy="100000" w14:kx="0" w14:ky="0" w14:algn="tl">
+                                  <w14:schemeClr w14:val="dk1">
+                                    <w14:alpha w14:val="60000"/>
+                                  </w14:schemeClr>
+                                </w14:shadow>
+                                <w14:textOutline w14:w="9525" w14:cap="flat" w14:cmpd="sng" w14:algn="ctr">
+                                  <w14:solidFill>
+                                    <w14:srgbClr w14:val="FF0000"/>
+                                  </w14:solidFill>
+                                  <w14:prstDash w14:val="solid"/>
+                                  <w14:round/>
+                                </w14:textOutline>
+                              </w:rPr>
+                              <w:t>(</w:t>
+                            </w:r>
+                            <w:r>
+                              <w:rPr>
+                                <w:color w:val="FF0000"/>
+                                <w:sz w:val="18"/>
+                                <w14:shadow w14:blurRad="38100" w14:dist="19050" w14:dir="2700000" w14:sx="100000" w14:sy="100000" w14:kx="0" w14:ky="0" w14:algn="tl">
+                                  <w14:schemeClr w14:val="dk1">
+                                    <w14:alpha w14:val="60000"/>
+                                  </w14:schemeClr>
+                                </w14:shadow>
+                                <w14:textOutline w14:w="9525" w14:cap="flat" w14:cmpd="sng" w14:algn="ctr">
+                                  <w14:solidFill>
+                                    <w14:srgbClr w14:val="FF0000"/>
+                                  </w14:solidFill>
+                                  <w14:prstDash w14:val="solid"/>
+                                  <w14:round/>
+                                </w14:textOutline>
+                              </w:rPr>
+                              <w:t>7</w:t>
+                            </w:r>
+                            <w:r>
+                              <w:rPr>
+                                <w:color w:val="FF0000"/>
+                                <w:sz w:val="18"/>
+                                <w14:shadow w14:blurRad="38100" w14:dist="19050" w14:dir="2700000" w14:sx="100000" w14:sy="100000" w14:kx="0" w14:ky="0" w14:algn="tl">
+                                  <w14:schemeClr w14:val="dk1">
+                                    <w14:alpha w14:val="60000"/>
+                                  </w14:schemeClr>
+                                </w14:shadow>
+                                <w14:textOutline w14:w="9525" w14:cap="flat" w14:cmpd="sng" w14:algn="ctr">
+                                  <w14:solidFill>
+                                    <w14:srgbClr w14:val="FF0000"/>
+                                  </w14:solidFill>
+                                  <w14:prstDash w14:val="solid"/>
+                                  <w14:round/>
+                                </w14:textOutline>
+                              </w:rPr>
+                              <w:t>)</w:t>
+                            </w:r>
+                          </w:p>
+                        </w:txbxContent>
+                      </wps:txbx>
+                      <wps:bodyPr rot="0" spcFirstLastPara="0" vertOverflow="overflow" horzOverflow="overflow" vert="horz" wrap="square" lIns="91440" tIns="45720" rIns="91440" bIns="45720" numCol="1" spcCol="0" rtlCol="0" fromWordArt="0" anchor="t" anchorCtr="0" forceAA="0" compatLnSpc="1">
+                        <a:prstTxWarp prst="textNoShape">
+                          <a:avLst/>
+                        </a:prstTxWarp>
+                        <a:noAutofit/>
+                      </wps:bodyPr>
+                    </wps:wsp>
+                  </a:graphicData>
+                </a:graphic>
+                <wp14:sizeRelH relativeFrom="margin">
+                  <wp14:pctWidth>0</wp14:pctWidth>
+                </wp14:sizeRelH>
+                <wp14:sizeRelV relativeFrom="margin">
+                  <wp14:pctHeight>0</wp14:pctHeight>
+                </wp14:sizeRelV>
+              </wp:anchor>
+            </w:drawing>
+          </mc:Choice>
+          <mc:Fallback>
+            <w:pict>
+              <v:shape w14:anchorId="4D6EF6F0" id="Cuadro de texto 8" o:spid="_x0000_s1028" type="#_x0000_t202" style="position:absolute;left:0;text-align:left;margin-left:349.05pt;margin-top:307.7pt;width:25.9pt;height:18.45pt;z-index:251671552;visibility:visible;mso-wrap-style:square;mso-width-percent:0;mso-height-percent:0;mso-wrap-distance-left:9pt;mso-wrap-distance-top:0;mso-wrap-distance-right:9pt;mso-wrap-distance-bottom:0;mso-position-horizontal:absolute;mso-position-horizontal-relative:page;mso-position-vertical:absolute;mso-position-vertical-relative:text;mso-width-percent:0;mso-height-percent:0;mso-width-relative:margin;mso-height-relative:margin;v-text-anchor:top" o:gfxdata="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" fillcolor="white [3201]" strokeweight=".5pt">
+                <v:textbox>
+                  <w:txbxContent>
+                    <w:p>
+                      <w:pPr>
+                        <w:rPr>
+                          <w:color w:val="FF0000"/>
+                          <w:sz w:val="18"/>
+                          <w14:shadow w14:blurRad="38100" w14:dist="19050" w14:dir="2700000" w14:sx="100000" w14:sy="100000" w14:kx="0" w14:ky="0" w14:algn="tl">
+                            <w14:schemeClr w14:val="dk1">
+                              <w14:alpha w14:val="60000"/>
+                            </w14:schemeClr>
+                          </w14:shadow>
+                          <w14:textOutline w14:w="9525" w14:cap="flat" w14:cmpd="sng" w14:algn="ctr">
+                            <w14:solidFill>
+                              <w14:srgbClr w14:val="FF0000"/>
+                            </w14:solidFill>
+                            <w14:prstDash w14:val="solid"/>
+                            <w14:round/>
+                          </w14:textOutline>
+                        </w:rPr>
+                      </w:pPr>
+                      <w:r>
+                        <w:rPr>
+                          <w:color w:val="FF0000"/>
+                          <w:sz w:val="18"/>
+                          <w14:shadow w14:blurRad="38100" w14:dist="19050" w14:dir="2700000" w14:sx="100000" w14:sy="100000" w14:kx="0" w14:ky="0" w14:algn="tl">
+                            <w14:schemeClr w14:val="dk1">
+                              <w14:alpha w14:val="60000"/>
+                            </w14:schemeClr>
+                          </w14:shadow>
+                          <w14:textOutline w14:w="9525" w14:cap="flat" w14:cmpd="sng" w14:algn="ctr">
+                            <w14:solidFill>
+                              <w14:srgbClr w14:val="FF0000"/>
+                            </w14:solidFill>
+                            <w14:prstDash w14:val="solid"/>
+                            <w14:round/>
+                          </w14:textOutline>
+                        </w:rPr>
+                        <w:t>(</w:t>
+                      </w:r>
+                      <w:r>
+                        <w:rPr>
+                          <w:color w:val="FF0000"/>
+                          <w:sz w:val="18"/>
+                          <w14:shadow w14:blurRad="38100" w14:dist="19050" w14:dir="2700000" w14:sx="100000" w14:sy="100000" w14:kx="0" w14:ky="0" w14:algn="tl">
+                            <w14:schemeClr w14:val="dk1">
+                              <w14:alpha w14:val="60000"/>
+                            </w14:schemeClr>
+                          </w14:shadow>
+                          <w14:textOutline w14:w="9525" w14:cap="flat" w14:cmpd="sng" w14:algn="ctr">
+                            <w14:solidFill>
+                              <w14:srgbClr w14:val="FF0000"/>
+                            </w14:solidFill>
+                            <w14:prstDash w14:val="solid"/>
+                            <w14:round/>
+                          </w14:textOutline>
+                        </w:rPr>
+                        <w:t>7</w:t>
+                      </w:r>
+                      <w:r>
+                        <w:rPr>
+                          <w:color w:val="FF0000"/>
+                          <w:sz w:val="18"/>
+                          <w14:shadow w14:blurRad="38100" w14:dist="19050" w14:dir="2700000" w14:sx="100000" w14:sy="100000" w14:kx="0" w14:ky="0" w14:algn="tl">
+                            <w14:schemeClr w14:val="dk1">
+                              <w14:alpha w14:val="60000"/>
+                            </w14:schemeClr>
+                          </w14:shadow>
+                          <w14:textOutline w14:w="9525" w14:cap="flat" w14:cmpd="sng" w14:algn="ctr">
+                            <w14:solidFill>
+                              <w14:srgbClr w14:val="FF0000"/>
+                            </w14:solidFill>
+                            <w14:prstDash w14:val="solid"/>
+                            <w14:round/>
+                          </w14:textOutline>
+                        </w:rPr>
+                        <w:t>)</w:t>
+                      </w:r>
+                    </w:p>
+                  </w:txbxContent>
+                </v:textbox>
+                <w10:wrap anchorx="page"/>
+              </v:shape>
+            </w:pict>
+          </mc:Fallback>
+        </mc:AlternateContent>
+      </w:r>
+      <w:r>
+        <w:rPr>
+          <w:noProof/>
+          <w:lang w:eastAsia="es-AR"/>
+        </w:rPr>
+        <mc:AlternateContent>
+          <mc:Choice Requires="wps">
+            <w:drawing>
+              <wp:anchor distT="0" distB="0" distL="114300" distR="114300" simplePos="0" relativeHeight="251669504" behindDoc="0" locked="0" layoutInCell="1" allowOverlap="1" wp14:anchorId="137A0417" wp14:editId="09CFFAC8">
+                <wp:simplePos x="0" y="0"/>
+                <wp:positionH relativeFrom="page">
+                  <wp:posOffset>3764357</wp:posOffset>
+                </wp:positionH>
+                <wp:positionV relativeFrom="paragraph">
+                  <wp:posOffset>1839979</wp:posOffset>
+                </wp:positionV>
+                <wp:extent cx="329184" cy="234086"/>
+                <wp:effectExtent l="0" t="0" r="13970" b="13970"/>
+                <wp:wrapNone/>
+                <wp:docPr id="7" name="Cuadro de texto 7"/>
+                <wp:cNvGraphicFramePr/>
+                <a:graphic xmlns:a="http://schemas.openxmlformats.org/drawingml/2006/main">
+                  <a:graphicData uri="http://schemas.microsoft.com/office/word/2010/wordprocessingShape">
+                    <wps:wsp>
+                      <wps:cNvSpPr txBox="1"/>
+                      <wps:spPr>
+                        <a:xfrm>
+                          <a:off x="0" y="0"/>
+                          <a:ext cx="329184" cy="234086"/>
+                        </a:xfrm>
+                        <a:prstGeom prst="rect">
+                          <a:avLst/>
+                        </a:prstGeom>
+                        <a:solidFill>
+                          <a:schemeClr val="lt1"/>
+                        </a:solidFill>
+                        <a:ln w="6350">
+                          <a:solidFill>
+                            <a:prstClr val="black"/>
+                          </a:solidFill>
+                        </a:ln>
+                        <a:effectLst/>
+                      </wps:spPr>
+                      <wps:style>
+                        <a:lnRef idx="0">
+                          <a:schemeClr val="accent1"/>
+                        </a:lnRef>
+                        <a:fillRef idx="0">
+                          <a:schemeClr val="accent1"/>
+                        </a:fillRef>
+                        <a:effectRef idx="0">
+                          <a:schemeClr val="accent1"/>
+                        </a:effectRef>
+                        <a:fontRef idx="minor">
+                          <a:schemeClr val="dk1"/>
+                        </a:fontRef>
+                      </wps:style>
+                      <wps:txbx>
+                        <w:txbxContent>
+                          <w:p>
+                            <w:pPr>
+                              <w:rPr>
+                                <w:color w:val="FF0000"/>
+                                <w:sz w:val="18"/>
+                                <w14:shadow w14:blurRad="38100" w14:dist="19050" w14:dir="2700000" w14:sx="100000" w14:sy="100000" w14:kx="0" w14:ky="0" w14:algn="tl">
+                                  <w14:schemeClr w14:val="dk1">
+                                    <w14:alpha w14:val="60000"/>
+                                  </w14:schemeClr>
+                                </w14:shadow>
+                                <w14:textOutline w14:w="9525" w14:cap="flat" w14:cmpd="sng" w14:algn="ctr">
+                                  <w14:solidFill>
+                                    <w14:srgbClr w14:val="FF0000"/>
+                                  </w14:solidFill>
+                                  <w14:prstDash w14:val="solid"/>
+                                  <w14:round/>
+                                </w14:textOutline>
+                              </w:rPr>
+                            </w:pPr>
+                            <w:r>
+                              <w:rPr>
+                                <w:color w:val="FF0000"/>
+                                <w:sz w:val="18"/>
+                                <w14:shadow w14:blurRad="38100" w14:dist="19050" w14:dir="2700000" w14:sx="100000" w14:sy="100000" w14:kx="0" w14:ky="0" w14:algn="tl">
+                                  <w14:schemeClr w14:val="dk1">
+                                    <w14:alpha w14:val="60000"/>
+                                  </w14:schemeClr>
+                                </w14:shadow>
+                                <w14:textOutline w14:w="9525" w14:cap="flat" w14:cmpd="sng" w14:algn="ctr">
+                                  <w14:solidFill>
+                                    <w14:srgbClr w14:val="FF0000"/>
+                                  </w14:solidFill>
+                                  <w14:prstDash w14:val="solid"/>
+                                  <w14:round/>
+                                </w14:textOutline>
+                              </w:rPr>
+                              <w:t>(</w:t>
+                            </w:r>
+                            <w:r>
+                              <w:rPr>
+                                <w:color w:val="FF0000"/>
+                                <w:sz w:val="18"/>
+                                <w14:shadow w14:blurRad="38100" w14:dist="19050" w14:dir="2700000" w14:sx="100000" w14:sy="100000" w14:kx="0" w14:ky="0" w14:algn="tl">
+                                  <w14:schemeClr w14:val="dk1">
+                                    <w14:alpha w14:val="60000"/>
+                                  </w14:schemeClr>
+                                </w14:shadow>
+                                <w14:textOutline w14:w="9525" w14:cap="flat" w14:cmpd="sng" w14:algn="ctr">
+                                  <w14:solidFill>
+                                    <w14:srgbClr w14:val="FF0000"/>
+                                  </w14:solidFill>
+                                  <w14:prstDash w14:val="solid"/>
+                                  <w14:round/>
+                                </w14:textOutline>
+                              </w:rPr>
+                              <w:t>6</w:t>
+                            </w:r>
+                            <w:r>
+                              <w:rPr>
+                                <w:color w:val="FF0000"/>
+                                <w:sz w:val="18"/>
+                                <w14:shadow w14:blurRad="38100" w14:dist="19050" w14:dir="2700000" w14:sx="100000" w14:sy="100000" w14:kx="0" w14:ky="0" w14:algn="tl">
+                                  <w14:schemeClr w14:val="dk1">
+                                    <w14:alpha w14:val="60000"/>
+                                  </w14:schemeClr>
+                                </w14:shadow>
+                                <w14:textOutline w14:w="9525" w14:cap="flat" w14:cmpd="sng" w14:algn="ctr">
+                                  <w14:solidFill>
+                                    <w14:srgbClr w14:val="FF0000"/>
+                                  </w14:solidFill>
+                                  <w14:prstDash w14:val="solid"/>
+                                  <w14:round/>
+                                </w14:textOutline>
+                              </w:rPr>
+                              <w:t>)</w:t>
+                            </w:r>
+                          </w:p>
+                        </w:txbxContent>
+                      </wps:txbx>
+                      <wps:bodyPr rot="0" spcFirstLastPara="0" vertOverflow="overflow" horzOverflow="overflow" vert="horz" wrap="square" lIns="91440" tIns="45720" rIns="91440" bIns="45720" numCol="1" spcCol="0" rtlCol="0" fromWordArt="0" anchor="t" anchorCtr="0" forceAA="0" compatLnSpc="1">
+                        <a:prstTxWarp prst="textNoShape">
+                          <a:avLst/>
+                        </a:prstTxWarp>
+                        <a:noAutofit/>
+                      </wps:bodyPr>
+                    </wps:wsp>
+                  </a:graphicData>
+                </a:graphic>
+                <wp14:sizeRelH relativeFrom="margin">
+                  <wp14:pctWidth>0</wp14:pctWidth>
+                </wp14:sizeRelH>
+                <wp14:sizeRelV relativeFrom="margin">
+                  <wp14:pctHeight>0</wp14:pctHeight>
+                </wp14:sizeRelV>
+              </wp:anchor>
+            </w:drawing>
+          </mc:Choice>
+          <mc:Fallback>
+            <w:pict>
+              <v:shape w14:anchorId="137A0417" id="Cuadro de texto 7" o:spid="_x0000_s1029" type="#_x0000_t202" style="position:absolute;left:0;text-align:left;margin-left:296.4pt;margin-top:144.9pt;width:25.9pt;height:18.45pt;z-index:251669504;visibility:visible;mso-wrap-style:square;mso-width-percent:0;mso-height-percent:0;mso-wrap-distance-left:9pt;mso-wrap-distance-top:0;mso-wrap-distance-right:9pt;mso-wrap-distance-bottom:0;mso-position-horizontal:absolute;mso-position-horizontal-relative:page;mso-position-vertical:absolute;mso-position-vertical-relative:text;mso-width-percent:0;mso-height-percent:0;mso-width-relative:margin;mso-height-relative:margin;v-text-anchor:top" o:gfxdata="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" fillcolor="white [3201]" strokeweight=".5pt">
+                <v:textbox>
+                  <w:txbxContent>
+                    <w:p>
+                      <w:pPr>
+                        <w:rPr>
+                          <w:color w:val="FF0000"/>
+                          <w:sz w:val="18"/>
+                          <w14:shadow w14:blurRad="38100" w14:dist="19050" w14:dir="2700000" w14:sx="100000" w14:sy="100000" w14:kx="0" w14:ky="0" w14:algn="tl">
+                            <w14:schemeClr w14:val="dk1">
+                              <w14:alpha w14:val="60000"/>
+                            </w14:schemeClr>
+                          </w14:shadow>
+                          <w14:textOutline w14:w="9525" w14:cap="flat" w14:cmpd="sng" w14:algn="ctr">
+                            <w14:solidFill>
+                              <w14:srgbClr w14:val="FF0000"/>
+                            </w14:solidFill>
+                            <w14:prstDash w14:val="solid"/>
+                            <w14:round/>
+                          </w14:textOutline>
+                        </w:rPr>
+                      </w:pPr>
+                      <w:r>
+                        <w:rPr>
+                          <w:color w:val="FF0000"/>
+                          <w:sz w:val="18"/>
+                          <w14:shadow w14:blurRad="38100" w14:dist="19050" w14:dir="2700000" w14:sx="100000" w14:sy="100000" w14:kx="0" w14:ky="0" w14:algn="tl">
+                            <w14:schemeClr w14:val="dk1">
+                              <w14:alpha w14:val="60000"/>
+                            </w14:schemeClr>
+                          </w14:shadow>
+                          <w14:textOutline w14:w="9525" w14:cap="flat" w14:cmpd="sng" w14:algn="ctr">
+                            <w14:solidFill>
+                              <w14:srgbClr w14:val="FF0000"/>
+                            </w14:solidFill>
+                            <w14:prstDash w14:val="solid"/>
+                            <w14:round/>
+                          </w14:textOutline>
+                        </w:rPr>
+                        <w:t>(</w:t>
+                      </w:r>
+                      <w:r>
+                        <w:rPr>
+                          <w:color w:val="FF0000"/>
+                          <w:sz w:val="18"/>
+                          <w14:shadow w14:blurRad="38100" w14:dist="19050" w14:dir="2700000" w14:sx="100000" w14:sy="100000" w14:kx="0" w14:ky="0" w14:algn="tl">
+                            <w14:schemeClr w14:val="dk1">
+                              <w14:alpha w14:val="60000"/>
+                            </w14:schemeClr>
+                          </w14:shadow>
+                          <w14:textOutline w14:w="9525" w14:cap="flat" w14:cmpd="sng" w14:algn="ctr">
+                            <w14:solidFill>
+                              <w14:srgbClr w14:val="FF0000"/>
+                            </w14:solidFill>
+                            <w14:prstDash w14:val="solid"/>
+                            <w14:round/>
+                          </w14:textOutline>
+                        </w:rPr>
+                        <w:t>6</w:t>
+                      </w:r>
+                      <w:r>
+                        <w:rPr>
+                          <w:color w:val="FF0000"/>
+                          <w:sz w:val="18"/>
+                          <w14:shadow w14:blurRad="38100" w14:dist="19050" w14:dir="2700000" w14:sx="100000" w14:sy="100000" w14:kx="0" w14:ky="0" w14:algn="tl">
+                            <w14:schemeClr w14:val="dk1">
+                              <w14:alpha w14:val="60000"/>
+                            </w14:schemeClr>
+                          </w14:shadow>
+                          <w14:textOutline w14:w="9525" w14:cap="flat" w14:cmpd="sng" w14:algn="ctr">
+                            <w14:solidFill>
+                              <w14:srgbClr w14:val="FF0000"/>
+                            </w14:solidFill>
+                            <w14:prstDash w14:val="solid"/>
+                            <w14:round/>
+                          </w14:textOutline>
+                        </w:rPr>
+                        <w:t>)</w:t>
+                      </w:r>
+                    </w:p>
+                  </w:txbxContent>
+                </v:textbox>
+                <w10:wrap anchorx="page"/>
+              </v:shape>
+            </w:pict>
+          </mc:Fallback>
+        </mc:AlternateContent>
+      </w:r>
+      <w:r>
+        <w:rPr>
+          <w:noProof/>
+          <w:lang w:eastAsia="es-AR"/>
+        </w:rPr>
+        <mc:AlternateContent>
+          <mc:Choice Requires="wps">
+            <w:drawing>
+              <wp:anchor distT="0" distB="0" distL="114300" distR="114300" simplePos="0" relativeHeight="251667456" behindDoc="0" locked="0" layoutInCell="1" allowOverlap="1" wp14:anchorId="3704B436" wp14:editId="44DB4C15">
+                <wp:simplePos x="0" y="0"/>
+                <wp:positionH relativeFrom="page">
+                  <wp:align>right</wp:align>
+                </wp:positionH>
+                <wp:positionV relativeFrom="paragraph">
+                  <wp:posOffset>1895015</wp:posOffset>
+                </wp:positionV>
+                <wp:extent cx="329184" cy="234086"/>
+                <wp:effectExtent l="0" t="0" r="13970" b="13970"/>
+                <wp:wrapNone/>
+                <wp:docPr id="6" name="Cuadro de texto 6"/>
+                <wp:cNvGraphicFramePr/>
+                <a:graphic xmlns:a="http://schemas.openxmlformats.org/drawingml/2006/main">
+                  <a:graphicData uri="http://schemas.microsoft.com/office/word/2010/wordprocessingShape">
+                    <wps:wsp>
+                      <wps:cNvSpPr txBox="1"/>
+                      <wps:spPr>
+                        <a:xfrm>
+                          <a:off x="0" y="0"/>
+                          <a:ext cx="329184" cy="234086"/>
+                        </a:xfrm>
+                        <a:prstGeom prst="rect">
+                          <a:avLst/>
+                        </a:prstGeom>
+                        <a:solidFill>
+                          <a:schemeClr val="lt1"/>
+                        </a:solidFill>
+                        <a:ln w="6350">
+                          <a:solidFill>
+                            <a:prstClr val="black"/>
+                          </a:solidFill>
+                        </a:ln>
+                        <a:effectLst/>
+                      </wps:spPr>
+                      <wps:style>
+                        <a:lnRef idx="0">
+                          <a:schemeClr val="accent1"/>
+                        </a:lnRef>
+                        <a:fillRef idx="0">
+                          <a:schemeClr val="accent1"/>
+                        </a:fillRef>
+                        <a:effectRef idx="0">
+                          <a:schemeClr val="accent1"/>
+                        </a:effectRef>
+                        <a:fontRef idx="minor">
+                          <a:schemeClr val="dk1"/>
+                        </a:fontRef>
+                      </wps:style>
+                      <wps:txbx>
+                        <w:txbxContent>
+                          <w:p>
+                            <w:pPr>
+                              <w:rPr>
+                                <w:color w:val="FF0000"/>
+                                <w:sz w:val="18"/>
+                                <w14:shadow w14:blurRad="38100" w14:dist="19050" w14:dir="2700000" w14:sx="100000" w14:sy="100000" w14:kx="0" w14:ky="0" w14:algn="tl">
+                                  <w14:schemeClr w14:val="dk1">
+                                    <w14:alpha w14:val="60000"/>
+                                  </w14:schemeClr>
+                                </w14:shadow>
+                                <w14:textOutline w14:w="9525" w14:cap="flat" w14:cmpd="sng" w14:algn="ctr">
+                                  <w14:solidFill>
+                                    <w14:srgbClr w14:val="FF0000"/>
+                                  </w14:solidFill>
+                                  <w14:prstDash w14:val="solid"/>
+                                  <w14:round/>
+                                </w14:textOutline>
+                              </w:rPr>
+                            </w:pPr>
+                            <w:r>
+                              <w:rPr>
+                                <w:color w:val="FF0000"/>
+                                <w:sz w:val="18"/>
+                                <w14:shadow w14:blurRad="38100" w14:dist="19050" w14:dir="2700000" w14:sx="100000" w14:sy="100000" w14:kx="0" w14:ky="0" w14:algn="tl">
+                                  <w14:schemeClr w14:val="dk1">
+                                    <w14:alpha w14:val="60000"/>
+                                  </w14:schemeClr>
+                                </w14:shadow>
+                                <w14:textOutline w14:w="9525" w14:cap="flat" w14:cmpd="sng" w14:algn="ctr">
+                                  <w14:solidFill>
+                                    <w14:srgbClr w14:val="FF0000"/>
+                                  </w14:solidFill>
+                                  <w14:prstDash w14:val="solid"/>
+                                  <w14:round/>
+                                </w14:textOutline>
+                              </w:rPr>
+                              <w:t>(</w:t>
+                            </w:r>
+                            <w:r>
+                              <w:rPr>
+                                <w:color w:val="FF0000"/>
+                                <w:sz w:val="18"/>
+                                <w14:shadow w14:blurRad="38100" w14:dist="19050" w14:dir="2700000" w14:sx="100000" w14:sy="100000" w14:kx="0" w14:ky="0" w14:algn="tl">
+                                  <w14:schemeClr w14:val="dk1">
+                                    <w14:alpha w14:val="60000"/>
+                                  </w14:schemeClr>
+                                </w14:shadow>
+                                <w14:textOutline w14:w="9525" w14:cap="flat" w14:cmpd="sng" w14:algn="ctr">
+                                  <w14:solidFill>
+                                    <w14:srgbClr w14:val="FF0000"/>
+                                  </w14:solidFill>
+                                  <w14:prstDash w14:val="solid"/>
+                                  <w14:round/>
+                                </w14:textOutline>
+                              </w:rPr>
+                              <w:t>5</w:t>
+                            </w:r>
+                            <w:r>
+                              <w:rPr>
+                                <w:color w:val="FF0000"/>
+                                <w:sz w:val="18"/>
+                                <w14:shadow w14:blurRad="38100" w14:dist="19050" w14:dir="2700000" w14:sx="100000" w14:sy="100000" w14:kx="0" w14:ky="0" w14:algn="tl">
+                                  <w14:schemeClr w14:val="dk1">
+                                    <w14:alpha w14:val="60000"/>
+                                  </w14:schemeClr>
+                                </w14:shadow>
+                                <w14:textOutline w14:w="9525" w14:cap="flat" w14:cmpd="sng" w14:algn="ctr">
+                                  <w14:solidFill>
+                                    <w14:srgbClr w14:val="FF0000"/>
+                                  </w14:solidFill>
+                                  <w14:prstDash w14:val="solid"/>
+                                  <w14:round/>
+                                </w14:textOutline>
+                              </w:rPr>
+                              <w:t>)</w:t>
+                            </w:r>
+                          </w:p>
+                        </w:txbxContent>
+                      </wps:txbx>
+                      <wps:bodyPr rot="0" spcFirstLastPara="0" vertOverflow="overflow" horzOverflow="overflow" vert="horz" wrap="square" lIns="91440" tIns="45720" rIns="91440" bIns="45720" numCol="1" spcCol="0" rtlCol="0" fromWordArt="0" anchor="t" anchorCtr="0" forceAA="0" compatLnSpc="1">
+                        <a:prstTxWarp prst="textNoShape">
+                          <a:avLst/>
+                        </a:prstTxWarp>
+                        <a:noAutofit/>
+                      </wps:bodyPr>
+                    </wps:wsp>
+                  </a:graphicData>
+                </a:graphic>
+                <wp14:sizeRelH relativeFrom="margin">
+                  <wp14:pctWidth>0</wp14:pctWidth>
+                </wp14:sizeRelH>
+                <wp14:sizeRelV relativeFrom="margin">
+                  <wp14:pctHeight>0</wp14:pctHeight>
+                </wp14:sizeRelV>
+              </wp:anchor>
+            </w:drawing>
+          </mc:Choice>
+          <mc:Fallback>
+            <w:pict>
+              <v:shape w14:anchorId="3704B436" id="Cuadro de texto 6" o:spid="_x0000_s1030" type="#_x0000_t202" style="position:absolute;left:0;text-align:left;margin-left:-25.3pt;margin-top:149.2pt;width:25.9pt;height:18.45pt;z-index:251667456;visibility:visible;mso-wrap-style:square;mso-width-percent:0;mso-height-percent:0;mso-wrap-distance-left:9pt;mso-wrap-distance-top:0;mso-wrap-distance-right:9pt;mso-wrap-distance-bottom:0;mso-position-horizontal:right;mso-position-horizontal-relative:page;mso-position-vertical:absolute;mso-position-vertical-relative:text;mso-width-percent:0;mso-height-percent:0;mso-width-relative:margin;mso-height-relative:margin;v-text-anchor:top" o:gfxdata="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" fillcolor="white [3201]" strokeweight=".5pt">
+                <v:textbox>
+                  <w:txbxContent>
+                    <w:p>
+                      <w:pPr>
+                        <w:rPr>
+                          <w:color w:val="FF0000"/>
+                          <w:sz w:val="18"/>
+                          <w14:shadow w14:blurRad="38100" w14:dist="19050" w14:dir="2700000" w14:sx="100000" w14:sy="100000" w14:kx="0" w14:ky="0" w14:algn="tl">
+                            <w14:schemeClr w14:val="dk1">
+                              <w14:alpha w14:val="60000"/>
+                            </w14:schemeClr>
+                          </w14:shadow>
+                          <w14:textOutline w14:w="9525" w14:cap="flat" w14:cmpd="sng" w14:algn="ctr">
+                            <w14:solidFill>
+                              <w14:srgbClr w14:val="FF0000"/>
+                            </w14:solidFill>
+                            <w14:prstDash w14:val="solid"/>
+                            <w14:round/>
+                          </w14:textOutline>
+                        </w:rPr>
+                      </w:pPr>
+                      <w:r>
+                        <w:rPr>
+                          <w:color w:val="FF0000"/>
+                          <w:sz w:val="18"/>
+                          <w14:shadow w14:blurRad="38100" w14:dist="19050" w14:dir="2700000" w14:sx="100000" w14:sy="100000" w14:kx="0" w14:ky="0" w14:algn="tl">
+                            <w14:schemeClr w14:val="dk1">
+                              <w14:alpha w14:val="60000"/>
+                            </w14:schemeClr>
+                          </w14:shadow>
+                          <w14:textOutline w14:w="9525" w14:cap="flat" w14:cmpd="sng" w14:algn="ctr">
+                            <w14:solidFill>
+                              <w14:srgbClr w14:val="FF0000"/>
+                            </w14:solidFill>
+                            <w14:prstDash w14:val="solid"/>
+                            <w14:round/>
+                          </w14:textOutline>
+                        </w:rPr>
+                        <w:t>(</w:t>
+                      </w:r>
+                      <w:r>
+                        <w:rPr>
+                          <w:color w:val="FF0000"/>
+                          <w:sz w:val="18"/>
+                          <w14:shadow w14:blurRad="38100" w14:dist="19050" w14:dir="2700000" w14:sx="100000" w14:sy="100000" w14:kx="0" w14:ky="0" w14:algn="tl">
+                            <w14:schemeClr w14:val="dk1">
+                              <w14:alpha w14:val="60000"/>
+                            </w14:schemeClr>
+                          </w14:shadow>
+                          <w14:textOutline w14:w="9525" w14:cap="flat" w14:cmpd="sng" w14:algn="ctr">
+                            <w14:solidFill>
+                              <w14:srgbClr w14:val="FF0000"/>
+                            </w14:solidFill>
+                            <w14:prstDash w14:val="solid"/>
+                            <w14:round/>
+                          </w14:textOutline>
+                        </w:rPr>
+                        <w:t>5</w:t>
+                      </w:r>
+                      <w:r>
+                        <w:rPr>
+                          <w:color w:val="FF0000"/>
+                          <w:sz w:val="18"/>
+                          <w14:shadow w14:blurRad="38100" w14:dist="19050" w14:dir="2700000" w14:sx="100000" w14:sy="100000" w14:kx="0" w14:ky="0" w14:algn="tl">
+                            <w14:schemeClr w14:val="dk1">
+                              <w14:alpha w14:val="60000"/>
+                            </w14:schemeClr>
+                          </w14:shadow>
+                          <w14:textOutline w14:w="9525" w14:cap="flat" w14:cmpd="sng" w14:algn="ctr">
+                            <w14:solidFill>
+                              <w14:srgbClr w14:val="FF0000"/>
+                            </w14:solidFill>
+                            <w14:prstDash w14:val="solid"/>
+                            <w14:round/>
+                          </w14:textOutline>
+                        </w:rPr>
+                        <w:t>)</w:t>
+                      </w:r>
+                    </w:p>
+                  </w:txbxContent>
+                </v:textbox>
+                <w10:wrap anchorx="page"/>
+              </v:shape>
+            </w:pict>
+          </mc:Fallback>
+        </mc:AlternateContent>
+      </w:r>
       <w:r>
         <w:rPr>
           <w:rFonts w:ascii="Arial" w:hAnsi="Arial" w:cs="Arial"/>
@@ -180,11 +1540,7 @@
           </mc:Choice>
           <mc:Fallback>
             <w:pict>
-              <v:shapetype w14:anchorId="362A45E5" id="_x0000_t202" coordsize="21600,21600" o:spt="202" path="m,l,21600r21600,l21600,xe">
-                <v:stroke joinstyle="miter"/>
-                <v:path gradientshapeok="t" o:connecttype="rect"/>
-              </v:shapetype>
-              <v:shape id="Cuadro de texto 5" o:spid="_x0000_s1026" type="#_x0000_t202" style="position:absolute;left:0;text-align:left;margin-left:289.8pt;margin-top:89.15pt;width:25.9pt;height:18.45pt;z-index:251665408;visibility:visible;mso-wrap-style:square;mso-width-percent:0;mso-height-percent:0;mso-wrap-distance-left:9pt;mso-wrap-distance-top:0;mso-wrap-distance-right:9pt;mso-wrap-distance-bottom:0;mso-position-horizontal:absolute;mso-position-horizontal-relative:text;mso-position-vertical:absolute;mso-position-vertical-relative:text;mso-width-percent:0;mso-height-percent:0;mso-width-relative:margin;mso-height-relative:margin;v-text-anchor:top" o:gfxdata="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" fillcolor="white [3201]" strokeweight=".5pt">
+              <v:shape w14:anchorId="362A45E5" id="Cuadro de texto 5" o:spid="_x0000_s1031" type="#_x0000_t202" style="position:absolute;left:0;text-align:left;margin-left:289.8pt;margin-top:89.15pt;width:25.9pt;height:18.45pt;z-index:251665408;visibility:visible;mso-wrap-style:square;mso-width-percent:0;mso-height-percent:0;mso-wrap-distance-left:9pt;mso-wrap-distance-top:0;mso-wrap-distance-right:9pt;mso-wrap-distance-bottom:0;mso-position-horizontal:absolute;mso-position-horizontal-relative:text;mso-position-vertical:absolute;mso-position-vertical-relative:text;mso-width-percent:0;mso-height-percent:0;mso-width-relative:margin;mso-height-relative:margin;v-text-anchor:top" o:gfxdata="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" fillcolor="white [3201]" strokeweight=".5pt">
                 <v:textbox>
                   <w:txbxContent>
                     <w:p>
@@ -429,7 +1785,7 @@
           </mc:Choice>
           <mc:Fallback>
             <w:pict>
-              <v:shape w14:anchorId="34014194" id="Cuadro de texto 4" o:spid="_x0000_s1027" type="#_x0000_t202" style="position:absolute;left:0;text-align:left;margin-left:47.5pt;margin-top:140.5pt;width:25.9pt;height:18.45pt;z-index:251663360;visibility:visible;mso-wrap-style:square;mso-width-percent:0;mso-height-percent:0;mso-wrap-distance-left:9pt;mso-wrap-distance-top:0;mso-wrap-distance-right:9pt;mso-wrap-distance-bottom:0;mso-position-horizontal:absolute;mso-position-horizontal-relative:text;mso-position-vertical:absolute;mso-position-vertical-relative:text;mso-width-percent:0;mso-height-percent:0;mso-width-relative:margin;mso-height-relative:margin;v-text-anchor:top" o:gfxdata="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" fillcolor="white [3201]" strokeweight=".5pt">
+              <v:shape w14:anchorId="34014194" id="Cuadro de texto 4" o:spid="_x0000_s1032" type="#_x0000_t202" style="position:absolute;left:0;text-align:left;margin-left:47.5pt;margin-top:140.5pt;width:25.9pt;height:18.45pt;z-index:251663360;visibility:visible;mso-wrap-style:square;mso-width-percent:0;mso-height-percent:0;mso-wrap-distance-left:9pt;mso-wrap-distance-top:0;mso-wrap-distance-right:9pt;mso-wrap-distance-bottom:0;mso-position-horizontal:absolute;mso-position-horizontal-relative:text;mso-position-vertical:absolute;mso-position-vertical-relative:text;mso-width-percent:0;mso-height-percent:0;mso-width-relative:margin;mso-height-relative:margin;v-text-anchor:top" o:gfxdata="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" fillcolor="white [3201]" strokeweight=".5pt">
                 <v:textbox>
                   <w:txbxContent>
                     <w:p>
@@ -674,7 +2030,7 @@
           </mc:Choice>
           <mc:Fallback>
             <w:pict>
-              <v:shape w14:anchorId="6828FF46" id="Cuadro de texto 3" o:spid="_x0000_s1028" type="#_x0000_t202" style="position:absolute;left:0;text-align:left;margin-left:-59.25pt;margin-top:154.25pt;width:25.9pt;height:18.45pt;z-index:251661312;visibility:visible;mso-wrap-style:square;mso-width-percent:0;mso-height-percent:0;mso-wrap-distance-left:9pt;mso-wrap-distance-top:0;mso-wrap-distance-right:9pt;mso-wrap-distance-bottom:0;mso-position-horizontal:absolute;mso-position-horizontal-relative:text;mso-position-vertical:absolute;mso-position-vertical-relative:text;mso-width-percent:0;mso-height-percent:0;mso-width-relative:margin;mso-height-relative:margin;v-text-anchor:top" o:gfxdata="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" fillcolor="white [3201]" strokeweight=".5pt">
+              <v:shape w14:anchorId="6828FF46" id="Cuadro de texto 3" o:spid="_x0000_s1033" type="#_x0000_t202" style="position:absolute;left:0;text-align:left;margin-left:-59.25pt;margin-top:154.25pt;width:25.9pt;height:18.45pt;z-index:251661312;visibility:visible;mso-wrap-style:square;mso-width-percent:0;mso-height-percent:0;mso-wrap-distance-left:9pt;mso-wrap-distance-top:0;mso-wrap-distance-right:9pt;mso-wrap-distance-bottom:0;mso-position-horizontal:absolute;mso-position-horizontal-relative:text;mso-position-vertical:absolute;mso-position-vertical-relative:text;mso-width-percent:0;mso-height-percent:0;mso-width-relative:margin;mso-height-relative:margin;v-text-anchor:top" o:gfxdata="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" fillcolor="white [3201]" strokeweight=".5pt">
                 <v:textbox>
                   <w:txbxContent>
                     <w:p>
@@ -769,7 +2125,7 @@
         <mc:AlternateContent>
           <mc:Choice Requires="wps">
             <w:drawing>
-              <wp:anchor distT="0" distB="0" distL="114300" distR="114300" simplePos="0" relativeHeight="251659264" behindDoc="0" locked="0" layoutInCell="1" allowOverlap="1" wp14:anchorId="3C97B98F" wp14:editId="23B676F2">
+              <wp:anchor distT="0" distB="0" distL="114300" distR="114300" simplePos="0" relativeHeight="251659264" behindDoc="0" locked="0" layoutInCell="1" allowOverlap="1" wp14:anchorId="3C97B98F" wp14:editId="45C4A1E4">
                 <wp:simplePos x="0" y="0"/>
                 <wp:positionH relativeFrom="column">
                   <wp:posOffset>192710</wp:posOffset>
@@ -839,6 +2195,7 @@
                                 </w14:textOutline>
                               </w:rPr>
                             </w:pPr>
+                            <w:bookmarkStart w:id="0" w:name="_GoBack"/>
                             <w:r>
                               <w:rPr>
                                 <w:color w:val="FF0000"/>
@@ -858,6 +2215,7 @@
                               </w:rPr>
                               <w:t>(1)</w:t>
                             </w:r>
+                            <w:bookmarkEnd w:id="0"/>
                           </w:p>
                         </w:txbxContent>
                       </wps:txbx>
@@ -881,7 +2239,7 @@
           </mc:Choice>
           <mc:Fallback>
             <w:pict>
-              <v:shape w14:anchorId="3C97B98F" id="Cuadro de texto 2" o:spid="_x0000_s1029" type="#_x0000_t202" style="position:absolute;left:0;text-align:left;margin-left:15.15pt;margin-top:78.9pt;width:25.9pt;height:18.45pt;z-index:251659264;visibility:visible;mso-wrap-style:square;mso-width-percent:0;mso-height-percent:0;mso-wrap-distance-left:9pt;mso-wrap-distance-top:0;mso-wrap-distance-right:9pt;mso-wrap-distance-bottom:0;mso-position-horizontal:absolute;mso-position-horizontal-relative:text;mso-position-vertical:absolute;mso-position-vertical-relative:text;mso-width-percent:0;mso-height-percent:0;mso-width-relative:margin;mso-height-relative:margin;v-text-anchor:top" o:gfxdata="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" fillcolor="white [3201]" strokeweight=".5pt">
+              <v:shape w14:anchorId="3C97B98F" id="Cuadro de texto 2" o:spid="_x0000_s1034" type="#_x0000_t202" style="position:absolute;left:0;text-align:left;margin-left:15.15pt;margin-top:78.9pt;width:25.9pt;height:18.45pt;z-index:251659264;visibility:visible;mso-wrap-style:square;mso-width-percent:0;mso-height-percent:0;mso-wrap-distance-left:9pt;mso-wrap-distance-top:0;mso-wrap-distance-right:9pt;mso-wrap-distance-bottom:0;mso-position-horizontal:absolute;mso-position-horizontal-relative:text;mso-position-vertical:absolute;mso-position-vertical-relative:text;mso-width-percent:0;mso-height-percent:0;mso-width-relative:margin;mso-height-relative:margin;v-text-anchor:top" o:gfxdata="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" fillcolor="white [3201]" strokeweight=".5pt">
                 <v:textbox>
                   <w:txbxContent>
                     <w:p>
@@ -903,6 +2261,7 @@
                           </w14:textOutline>
                         </w:rPr>
                       </w:pPr>
+                      <w:bookmarkStart w:id="1" w:name="_GoBack"/>
                       <w:r>
                         <w:rPr>
                           <w:color w:val="FF0000"/>
@@ -922,6 +2281,7 @@
                         </w:rPr>
                         <w:t>(1)</w:t>
                       </w:r>
+                      <w:bookmarkEnd w:id="1"/>
                     </w:p>
                   </w:txbxContent>
                 </v:textbox>
@@ -930,67 +2290,6 @@
           </mc:Fallback>
         </mc:AlternateContent>
       </w:r>
-      <w:r>
-        <w:rPr>
-          <w:noProof/>
-          <w:lang w:eastAsia="es-AR"/>
-        </w:rPr>
-        <w:drawing>
-          <wp:anchor distT="0" distB="0" distL="114300" distR="114300" simplePos="0" relativeHeight="251658240" behindDoc="0" locked="0" layoutInCell="1" allowOverlap="1" wp14:anchorId="29FDED25" wp14:editId="0D7F6602">
-            <wp:simplePos x="0" y="0"/>
-            <wp:positionH relativeFrom="page">
-              <wp:align>right</wp:align>
-            </wp:positionH>
-            <wp:positionV relativeFrom="paragraph">
-              <wp:posOffset>321310</wp:posOffset>
-            </wp:positionV>
-            <wp:extent cx="7531735" cy="4059555"/>
-            <wp:effectExtent l="0" t="0" r="0" b="0"/>
-            <wp:wrapSquare wrapText="bothSides"/>
-            <wp:docPr id="1" name="Imagen 1"/>
-            <wp:cNvGraphicFramePr>
-              <a:graphicFrameLocks xmlns:a="http://schemas.openxmlformats.org/drawingml/2006/main" noChangeAspect="1"/>
-            </wp:cNvGraphicFramePr>
-            <a:graphic xmlns:a="http://schemas.openxmlformats.org/drawingml/2006/main">
-              <a:graphicData uri="http://schemas.openxmlformats.org/drawingml/2006/picture">
-                <pic:pic xmlns:pic="http://schemas.openxmlformats.org/drawingml/2006/picture">
-                  <pic:nvPicPr>
-                    <pic:cNvPr id="1" name=""/>
-                    <pic:cNvPicPr/>
-                  </pic:nvPicPr>
-                  <pic:blipFill>
-                    <a:blip r:embed="rId5" cstate="print">
-                      <a:extLst>
-                        <a:ext uri="{28A0092B-C50C-407E-A947-70E740481C1C}">
-                          <a14:useLocalDpi xmlns:a14="http://schemas.microsoft.com/office/drawing/2010/main" val="0"/>
-                        </a:ext>
-                      </a:extLst>
-                    </a:blip>
-                    <a:stretch>
-                      <a:fillRect/>
-                    </a:stretch>
-                  </pic:blipFill>
-                  <pic:spPr>
-                    <a:xfrm>
-                      <a:off x="0" y="0"/>
-                      <a:ext cx="7531735" cy="4059555"/>
-                    </a:xfrm>
-                    <a:prstGeom prst="rect">
-                      <a:avLst/>
-                    </a:prstGeom>
-                  </pic:spPr>
-                </pic:pic>
-              </a:graphicData>
-            </a:graphic>
-            <wp14:sizeRelH relativeFrom="margin">
-              <wp14:pctWidth>0</wp14:pctWidth>
-            </wp14:sizeRelH>
-            <wp14:sizeRelV relativeFrom="margin">
-              <wp14:pctHeight>0</wp14:pctHeight>
-            </wp14:sizeRelV>
-          </wp:anchor>
-        </w:drawing>
-      </w:r>
     </w:p>
     <w:p>
       <w:proofErr w:type="spellStart"/>
@@ -999,13 +2298,7 @@
       </w:r>
       <w:proofErr w:type="spellEnd"/>
       <w:r>
-        <w:t xml:space="preserve"> </w:t>
-      </w:r>
-      <w:r>
-        <w:t xml:space="preserve">previos necesarios </w:t>
-      </w:r>
-      <w:r>
-        <w:t xml:space="preserve">para armar el </w:t>
+        <w:t xml:space="preserve"> previos necesarios para armar el </w:t>
       </w:r>
       <w:proofErr w:type="spellStart"/>
       <w:r>
@@ -1029,53 +2322,17 @@
         <w:autoSpaceDN w:val="0"/>
         <w:adjustRightInd w:val="0"/>
         <w:spacing w:before="150" w:after="150" w:line="240" w:lineRule="auto"/>
-        <w:rPr>
-          <w:strike/>
-        </w:rPr>
-      </w:pPr>
-      <w:r>
-        <w:rPr>
-          <w:strike/>
-        </w:rPr>
+      </w:pPr>
+      <w:r>
         <w:t>GET api/</w:t>
       </w:r>
       <w:proofErr w:type="spellStart"/>
       <w:r>
-        <w:rPr>
-          <w:strike/>
-        </w:rPr>
-        <w:t>PersonaResponsable</w:t>
-      </w:r>
-      <w:proofErr w:type="spellEnd"/>
-      <w:r>
-        <w:rPr>
-          <w:strike/>
-        </w:rPr>
-        <w:t>/entrenadores</w:t>
-      </w:r>
-      <w:r>
-        <w:rPr>
-          <w:strike/>
-        </w:rPr>
-        <w:br/>
-        <w:t xml:space="preserve">Para el </w:t>
-      </w:r>
-      <w:proofErr w:type="spellStart"/>
-      <w:r>
-        <w:rPr>
-          <w:strike/>
-        </w:rPr>
-        <w:t>grid</w:t>
-      </w:r>
-      <w:proofErr w:type="spellEnd"/>
-      <w:r>
-        <w:rPr>
-          <w:strike/>
-        </w:rPr>
-        <w:t xml:space="preserve"> de entrenadores.</w:t>
-      </w:r>
-      <w:r>
-        <w:t xml:space="preserve"> </w:t>
+        <w:t>Auth</w:t>
+      </w:r>
+      <w:proofErr w:type="spellEnd"/>
+      <w:r>
+        <w:t>/permisos-actuales</w:t>
       </w:r>
       <w:r>
         <w:t xml:space="preserve"> </w:t>
@@ -1084,60 +2341,37 @@
         <w:sym w:font="Wingdings" w:char="F0E0"/>
       </w:r>
       <w:r>
-        <w:t xml:space="preserve"> </w:t>
-      </w:r>
-      <w:r>
-        <w:t>No me sirve porque trae todos, y yo necesito los</w:t>
-      </w:r>
-      <w:r>
-        <w:t xml:space="preserve"> que pertenecen a un </w:t>
-      </w:r>
-      <w:proofErr w:type="spellStart"/>
-      <w:r>
-        <w:t>DiaRangoHorario</w:t>
-      </w:r>
-      <w:proofErr w:type="spellEnd"/>
+        <w:t xml:space="preserve">Front: </w:t>
+      </w:r>
+      <w:r>
+        <w:t xml:space="preserve">Para </w:t>
+      </w:r>
+      <w:r>
+        <w:t>visibilidad de botones</w:t>
+      </w:r>
+      <w:r>
+        <w:t xml:space="preserve"> en el módulo de Gestionar Rutinas</w:t>
+      </w:r>
+      <w:r>
+        <w:t>.</w:t>
+      </w:r>
+      <w:r>
+        <w:t xml:space="preserve"> Botones:</w:t>
+      </w:r>
     </w:p>
     <w:p>
       <w:pPr>
         <w:numPr>
-          <w:ilvl w:val="0"/>
+          <w:ilvl w:val="1"/>
           <w:numId w:val="3"/>
         </w:numPr>
         <w:autoSpaceDE w:val="0"/>
         <w:autoSpaceDN w:val="0"/>
         <w:adjustRightInd w:val="0"/>
         <w:spacing w:before="150" w:after="150" w:line="240" w:lineRule="auto"/>
-        <w:rPr>
-          <w:strike/>
-        </w:rPr>
-      </w:pPr>
-      <w:r>
-        <w:rPr>
-          <w:strike/>
-        </w:rPr>
-        <w:t>GET api/</w:t>
-      </w:r>
-      <w:proofErr w:type="spellStart"/>
-      <w:r>
-        <w:rPr>
-          <w:strike/>
-        </w:rPr>
-        <w:t>DiaRangoHorario</w:t>
-      </w:r>
-      <w:proofErr w:type="spellEnd"/>
-      <w:r>
-        <w:rPr>
-          <w:strike/>
-        </w:rPr>
-        <w:t>/grilla</w:t>
-      </w:r>
-      <w:r>
-        <w:rPr>
-          <w:strike/>
-        </w:rPr>
-        <w:br/>
-        <w:t>Para obtener rangos horarios/días disponibles.</w:t>
+      </w:pPr>
+      <w:r>
+        <w:t>Eliminar</w:t>
       </w:r>
       <w:r>
         <w:t xml:space="preserve"> </w:t>
@@ -1146,211 +2380,16 @@
         <w:sym w:font="Wingdings" w:char="F0E0"/>
       </w:r>
       <w:r>
-        <w:t xml:space="preserve"> No</w:t>
-      </w:r>
-      <w:r>
-        <w:t xml:space="preserve"> me sirve porque solo necesito los rangos horarios independientemente del </w:t>
-      </w:r>
-      <w:proofErr w:type="spellStart"/>
-      <w:r>
-        <w:t>dia</w:t>
-      </w:r>
-      <w:proofErr w:type="spellEnd"/>
-      <w:r>
-        <w:rPr>
-          <w:strike/>
-        </w:rPr>
-        <w:t>.</w:t>
+        <w:t xml:space="preserve"> </w:t>
+      </w:r>
+      <w:r>
+        <w:t>ELIMINAR_RUTINA</w:t>
       </w:r>
     </w:p>
     <w:p>
       <w:pPr>
         <w:numPr>
-          <w:ilvl w:val="0"/>
-          <w:numId w:val="3"/>
-        </w:numPr>
-        <w:autoSpaceDE w:val="0"/>
-        <w:autoSpaceDN w:val="0"/>
-        <w:adjustRightInd w:val="0"/>
-        <w:spacing w:before="150" w:after="150"/>
-        <w:rPr>
-          <w:b/>
-          <w:bCs/>
-        </w:rPr>
-      </w:pPr>
-      <w:r>
-        <w:t>GET api/</w:t>
-      </w:r>
-      <w:proofErr w:type="spellStart"/>
-      <w:r>
-        <w:t>Ejercicio</w:t>
-      </w:r>
-      <w:r>
-        <w:rPr>
-          <w:i/>
-          <w:iCs/>
-          <w:highlight w:val="cyan"/>
-        </w:rPr>
-        <w:t>?idGrupoMuscular</w:t>
-      </w:r>
-      <w:proofErr w:type="spellEnd"/>
-      <w:r>
-        <w:rPr>
-          <w:i/>
-          <w:iCs/>
-          <w:highlight w:val="cyan"/>
-        </w:rPr>
-        <w:t>=1</w:t>
-      </w:r>
-      <w:r>
-        <w:t xml:space="preserve"> </w:t>
-      </w:r>
-      <w:r>
-        <w:sym w:font="Wingdings" w:char="F0E0"/>
-      </w:r>
-      <w:r>
-        <w:t xml:space="preserve"> </w:t>
-      </w:r>
-      <w:proofErr w:type="spellStart"/>
-      <w:r>
-        <w:t>IEnumerable</w:t>
-      </w:r>
-      <w:proofErr w:type="spellEnd"/>
-      <w:r>
-        <w:t>&lt;</w:t>
-      </w:r>
-      <w:proofErr w:type="spellStart"/>
-      <w:r>
-        <w:t>EjercicioDto</w:t>
-      </w:r>
-      <w:proofErr w:type="spellEnd"/>
-      <w:r>
-        <w:t>&gt;</w:t>
-      </w:r>
-      <w:r>
-        <w:t xml:space="preserve"> </w:t>
-      </w:r>
-      <w:r>
-        <w:sym w:font="Wingdings" w:char="F0E0"/>
-      </w:r>
-      <w:r>
-        <w:t xml:space="preserve"> </w:t>
-      </w:r>
-      <w:r>
-        <w:t>Front:</w:t>
-      </w:r>
-      <w:r>
-        <w:t xml:space="preserve"> Se arma</w:t>
-      </w:r>
-      <w:r>
-        <w:t xml:space="preserve"> el </w:t>
-      </w:r>
-      <w:proofErr w:type="spellStart"/>
-      <w:r>
-        <w:t>grid</w:t>
-      </w:r>
-      <w:proofErr w:type="spellEnd"/>
-      <w:r>
-        <w:t xml:space="preserve">/Mapa </w:t>
-      </w:r>
-      <w:r>
-        <w:t xml:space="preserve">anatómico </w:t>
-      </w:r>
-      <w:r>
-        <w:t xml:space="preserve">de </w:t>
-      </w:r>
-      <w:r>
-        <w:t>ejercicios.</w:t>
-      </w:r>
-      <w:r>
-        <w:t xml:space="preserve"> </w:t>
-      </w:r>
-      <w:r>
-        <w:rPr>
-          <w:highlight w:val="cyan"/>
-        </w:rPr>
-        <w:t xml:space="preserve">El </w:t>
-      </w:r>
-      <w:proofErr w:type="spellStart"/>
-      <w:r>
-        <w:rPr>
-          <w:highlight w:val="cyan"/>
-        </w:rPr>
-        <w:t>i</w:t>
-      </w:r>
-      <w:r>
-        <w:rPr>
-          <w:highlight w:val="cyan"/>
-        </w:rPr>
-        <w:t>dGrupoMuscular</w:t>
-      </w:r>
-      <w:proofErr w:type="spellEnd"/>
-      <w:r>
-        <w:rPr>
-          <w:highlight w:val="cyan"/>
-        </w:rPr>
-        <w:t xml:space="preserve"> se obtiene en </w:t>
-      </w:r>
-      <w:r>
-        <w:rPr>
-          <w:rFonts w:ascii="Arial" w:hAnsi="Arial" w:cs="Arial"/>
-          <w:color w:val="000000"/>
-          <w:highlight w:val="cyan"/>
-        </w:rPr>
-        <w:t>CUD12</w:t>
-      </w:r>
-      <w:r>
-        <w:rPr>
-          <w:rFonts w:ascii="Arial" w:hAnsi="Arial" w:cs="Arial"/>
-          <w:color w:val="000000"/>
-          <w:highlight w:val="cyan"/>
-        </w:rPr>
-        <w:t xml:space="preserve"> y </w:t>
-      </w:r>
-      <w:r>
-        <w:rPr>
-          <w:rFonts w:ascii="Arial" w:hAnsi="Arial" w:cs="Arial"/>
-          <w:color w:val="000000"/>
-          <w:highlight w:val="cyan"/>
-        </w:rPr>
-        <w:t>CUD1</w:t>
-      </w:r>
-      <w:r>
-        <w:rPr>
-          <w:rFonts w:ascii="Arial" w:hAnsi="Arial" w:cs="Arial"/>
-          <w:color w:val="000000"/>
-          <w:highlight w:val="cyan"/>
-        </w:rPr>
-        <w:t>3</w:t>
-      </w:r>
-      <w:r>
-        <w:rPr>
-          <w:rFonts w:ascii="Arial" w:hAnsi="Arial" w:cs="Arial"/>
-          <w:color w:val="000000"/>
-        </w:rPr>
-        <w:t xml:space="preserve"> </w:t>
-      </w:r>
-      <w:r>
-        <w:rPr>
-          <w:rFonts w:ascii="Arial" w:hAnsi="Arial" w:cs="Arial"/>
-          <w:b/>
-          <w:bCs/>
-          <w:color w:val="EE0000"/>
-        </w:rPr>
-        <w:t>(falta implementar)</w:t>
-      </w:r>
-      <w:r>
-        <w:rPr>
-          <w:rFonts w:ascii="Arial" w:hAnsi="Arial" w:cs="Arial"/>
-          <w:color w:val="EE0000"/>
-        </w:rPr>
-        <w:t xml:space="preserve"> </w:t>
-      </w:r>
-    </w:p>
-    <w:p>
-      <w:pPr>
-        <w:numPr>
-          <w:ilvl w:val="0"/>
+          <w:ilvl w:val="1"/>
           <w:numId w:val="3"/>
         </w:numPr>
         <w:autoSpaceDE w:val="0"/>
@@ -1359,19 +2398,74 @@
         <w:spacing w:before="150" w:after="150" w:line="240" w:lineRule="auto"/>
       </w:pPr>
       <w:r>
-        <w:t>GET api/Auth/permisos-actuales</w:t>
-      </w:r>
-      <w:r>
-        <w:br/>
-        <w:t xml:space="preserve">Para visibilidad de botones en </w:t>
-      </w:r>
-      <w:proofErr w:type="spellStart"/>
-      <w:r>
-        <w:t>front</w:t>
-      </w:r>
-      <w:proofErr w:type="spellEnd"/>
-      <w:r>
-        <w:t xml:space="preserve"> (ya alineado con tu regla actual).</w:t>
+        <w:t>Historial</w:t>
+      </w:r>
+      <w:r>
+        <w:t xml:space="preserve"> </w:t>
+      </w:r>
+      <w:r>
+        <w:sym w:font="Wingdings" w:char="F0E0"/>
+      </w:r>
+      <w:r>
+        <w:t xml:space="preserve"> </w:t>
+      </w:r>
+      <w:r>
+        <w:t>VER_HISTORIAL_RUTINA</w:t>
+      </w:r>
+    </w:p>
+    <w:p>
+      <w:pPr>
+        <w:numPr>
+          <w:ilvl w:val="1"/>
+          <w:numId w:val="3"/>
+        </w:numPr>
+        <w:autoSpaceDE w:val="0"/>
+        <w:autoSpaceDN w:val="0"/>
+        <w:adjustRightInd w:val="0"/>
+        <w:spacing w:before="150" w:after="150" w:line="240" w:lineRule="auto"/>
+      </w:pPr>
+      <w:r>
+        <w:lastRenderedPageBreak/>
+        <w:t>Guardar</w:t>
+      </w:r>
+      <w:r>
+        <w:t xml:space="preserve"> </w:t>
+      </w:r>
+      <w:r>
+        <w:sym w:font="Wingdings" w:char="F0E0"/>
+      </w:r>
+      <w:r>
+        <w:t xml:space="preserve"> </w:t>
+      </w:r>
+      <w:r>
+        <w:t>EDITAR_RUTINA</w:t>
+      </w:r>
+    </w:p>
+    <w:p>
+      <w:pPr>
+        <w:numPr>
+          <w:ilvl w:val="1"/>
+          <w:numId w:val="3"/>
+        </w:numPr>
+        <w:autoSpaceDE w:val="0"/>
+        <w:autoSpaceDN w:val="0"/>
+        <w:adjustRightInd w:val="0"/>
+        <w:spacing w:before="150" w:after="150" w:line="240" w:lineRule="auto"/>
+      </w:pPr>
+      <w:r>
+        <w:t>Restaurar</w:t>
+      </w:r>
+      <w:r>
+        <w:t xml:space="preserve"> (dentro del modal de Historial) </w:t>
+      </w:r>
+      <w:r>
+        <w:sym w:font="Wingdings" w:char="F0E0"/>
+      </w:r>
+      <w:r>
+        <w:t xml:space="preserve"> </w:t>
+      </w:r>
+      <w:r>
+        <w:t>RECUPERAR_RUTINA</w:t>
       </w:r>
     </w:p>
     <w:p/>
@@ -1458,7 +2552,15 @@
       </w:r>
       <w:proofErr w:type="spellEnd"/>
       <w:r>
-        <w:t xml:space="preserve"> (ComboBox)</w:t>
+        <w:t xml:space="preserve"> (</w:t>
+      </w:r>
+      <w:proofErr w:type="spellStart"/>
+      <w:r>
+        <w:t>ComboBox</w:t>
+      </w:r>
+      <w:proofErr w:type="spellEnd"/>
+      <w:r>
+        <w:t>)</w:t>
       </w:r>
       <w:r>
         <w:t xml:space="preserve"> de </w:t>
@@ -1475,13 +2577,7 @@
         <w:sym w:font="Wingdings" w:char="F0E0"/>
       </w:r>
       <w:r>
-        <w:t xml:space="preserve"> </w:t>
-      </w:r>
-      <w:r>
-        <w:t xml:space="preserve">Obtengo </w:t>
-      </w:r>
-      <w:r>
-        <w:t xml:space="preserve">un </w:t>
+        <w:t xml:space="preserve"> Obtengo un </w:t>
       </w:r>
       <w:proofErr w:type="spellStart"/>
       <w:r>
@@ -1532,8 +2628,13 @@
       <w:r>
         <w:t xml:space="preserve"> Obtengo </w:t>
       </w:r>
-      <w:r>
-        <w:t>List&lt;</w:t>
+      <w:proofErr w:type="spellStart"/>
+      <w:r>
+        <w:t>List</w:t>
+      </w:r>
+      <w:proofErr w:type="spellEnd"/>
+      <w:r>
+        <w:t>&lt;</w:t>
       </w:r>
       <w:proofErr w:type="spellStart"/>
       <w:r>
@@ -1581,10 +2682,7 @@
         <w:sym w:font="Wingdings" w:char="F0E0"/>
       </w:r>
       <w:r>
-        <w:t xml:space="preserve"> </w:t>
-      </w:r>
-      <w:r>
-        <w:t xml:space="preserve">Obtengo </w:t>
+        <w:t xml:space="preserve"> Obtengo </w:t>
       </w:r>
       <w:r>
         <w:t xml:space="preserve">un </w:t>
@@ -1607,7 +2705,6 @@
         </w:numPr>
       </w:pPr>
       <w:r>
-        <w:lastRenderedPageBreak/>
         <w:t>GET</w:t>
       </w:r>
       <w:r>
@@ -1654,10 +2751,7 @@
         <w:sym w:font="Wingdings" w:char="F0E0"/>
       </w:r>
       <w:r>
-        <w:t xml:space="preserve"> </w:t>
-      </w:r>
-      <w:r>
-        <w:t xml:space="preserve">Front: </w:t>
+        <w:t xml:space="preserve"> Front: </w:t>
       </w:r>
       <w:proofErr w:type="spellStart"/>
       <w:r>
@@ -1679,10 +2773,7 @@
         <w:t xml:space="preserve"> </w:t>
       </w:r>
       <w:r>
-        <w:t>para cada Nombre y Apellido</w:t>
-      </w:r>
-      <w:r>
-        <w:t xml:space="preserve"> </w:t>
+        <w:t xml:space="preserve">para cada Nombre y Apellido </w:t>
       </w:r>
       <w:r>
         <w:sym w:font="Wingdings" w:char="F0E0"/>
@@ -1743,8 +2834,13 @@
       <w:r>
         <w:t>/</w:t>
       </w:r>
-      <w:r>
-        <w:t>Dia/</w:t>
+      <w:proofErr w:type="spellStart"/>
+      <w:r>
+        <w:t>Dia</w:t>
+      </w:r>
+      <w:proofErr w:type="spellEnd"/>
+      <w:r>
+        <w:t>/</w:t>
       </w:r>
       <w:proofErr w:type="spellStart"/>
       <w:r>
@@ -1871,6 +2967,9 @@
           <w:ilvl w:val="1"/>
           <w:numId w:val="4"/>
         </w:numPr>
+        <w:rPr>
+          <w:color w:val="000000" w:themeColor="text1"/>
+        </w:rPr>
       </w:pPr>
       <w:r>
         <w:t xml:space="preserve">GET </w:t>
@@ -1940,31 +3039,10 @@
         <w:sym w:font="Wingdings" w:char="F0E0"/>
       </w:r>
       <w:r>
-        <w:t xml:space="preserve"> Front: </w:t>
-      </w:r>
-      <w:r>
-        <w:t>Armo 3 paneles que contienen el formul</w:t>
-      </w:r>
-      <w:r>
-        <w:t xml:space="preserve">ario para </w:t>
-      </w:r>
-      <w:r>
-        <w:t>Calentamiento</w:t>
-      </w:r>
-      <w:r>
-        <w:t xml:space="preserve">, </w:t>
-      </w:r>
-      <w:r>
-        <w:t>Entrenamiento</w:t>
-      </w:r>
-      <w:r>
-        <w:t xml:space="preserve">, </w:t>
-      </w:r>
-      <w:r>
-        <w:t>Estiramiento</w:t>
-      </w:r>
-      <w:r>
-        <w:t xml:space="preserve"> </w:t>
+        <w:t xml:space="preserve"> Front: Armo 3 paneles que contienen el formul</w:t>
+      </w:r>
+      <w:r>
+        <w:t xml:space="preserve">ario para Calentamiento, Entrenamiento, Estiramiento </w:t>
       </w:r>
       <w:r>
         <w:t xml:space="preserve">y habilito botones de ABM e Historial </w:t>
@@ -1976,51 +3054,249 @@
         <w:rPr>
           <w:color w:val="FF0000"/>
         </w:rPr>
-        <w:t xml:space="preserve"> Hago </w:t>
-      </w:r>
-      <w:r>
-        <w:rPr>
-          <w:i/>
-          <w:color w:val="FF0000"/>
-        </w:rPr>
-        <w:t>AMB</w:t>
-      </w:r>
-      <w:r>
-        <w:rPr>
-          <w:color w:val="FF0000"/>
-        </w:rPr>
-        <w:t xml:space="preserve"> de Calentamiento/Entrenamiento/Estiramiento de la Rutina seleccionada o consulto </w:t>
-      </w:r>
-      <w:r>
-        <w:rPr>
-          <w:i/>
-          <w:color w:val="FF0000"/>
-        </w:rPr>
-        <w:t>Historial</w:t>
-      </w:r>
-      <w:r>
-        <w:rPr>
-          <w:color w:val="FF0000"/>
-        </w:rPr>
-        <w:t xml:space="preserve"> de Rutinas </w:t>
+        <w:t xml:space="preserve"> </w:t>
+      </w:r>
+      <w:r>
+        <w:rPr>
+          <w:color w:val="000000" w:themeColor="text1"/>
+        </w:rPr>
+        <w:t xml:space="preserve">Obtengo </w:t>
+      </w:r>
+      <w:proofErr w:type="spellStart"/>
+      <w:r>
+        <w:rPr>
+          <w:color w:val="000000" w:themeColor="text1"/>
+          <w:highlight w:val="magenta"/>
+        </w:rPr>
+        <w:t>IdRutina</w:t>
+      </w:r>
+      <w:proofErr w:type="spellEnd"/>
+      <w:r>
+        <w:rPr>
+          <w:color w:val="000000" w:themeColor="text1"/>
+        </w:rPr>
+        <w:t xml:space="preserve"> y de ahí el</w:t>
+      </w:r>
+      <w:r>
+        <w:rPr>
+          <w:color w:val="000000" w:themeColor="text1"/>
+        </w:rPr>
+        <w:t xml:space="preserve"> Entrenador </w:t>
+      </w:r>
+      <w:r>
+        <w:rPr>
+          <w:color w:val="000000" w:themeColor="text1"/>
+        </w:rPr>
+        <w:t>puede</w:t>
+      </w:r>
+      <w:r>
+        <w:rPr>
+          <w:color w:val="000000" w:themeColor="text1"/>
+        </w:rPr>
+        <w:t xml:space="preserve"> hacer 4 opciones:</w:t>
+      </w:r>
+    </w:p>
+    <w:p>
+      <w:pPr>
+        <w:pStyle w:val="Prrafodelista"/>
+        <w:numPr>
+          <w:ilvl w:val="2"/>
+          <w:numId w:val="4"/>
+        </w:numPr>
+      </w:pPr>
+      <w:r>
+        <w:rPr>
+          <w:b/>
+          <w:color w:val="000000" w:themeColor="text1"/>
+        </w:rPr>
+        <w:t>Alta</w:t>
+      </w:r>
+      <w:r>
+        <w:rPr>
+          <w:color w:val="000000" w:themeColor="text1"/>
+        </w:rPr>
+        <w:t xml:space="preserve"> de Calentamiento/Entrenamiento/Estiramien</w:t>
+      </w:r>
+      <w:r>
+        <w:rPr>
+          <w:color w:val="000000" w:themeColor="text1"/>
+        </w:rPr>
+        <w:t xml:space="preserve">to de la Rutina </w:t>
+      </w:r>
+      <w:r>
+        <w:rPr>
+          <w:color w:val="000000" w:themeColor="text1"/>
+        </w:rPr>
+        <w:t xml:space="preserve">al apretar el botón “+”, colocando una línea nueva al panel y luego apretando </w:t>
+      </w:r>
+      <w:r>
+        <w:rPr>
+          <w:color w:val="000000" w:themeColor="text1"/>
+        </w:rPr>
+        <w:t>el botón “Guardar”</w:t>
+      </w:r>
+      <w:r>
+        <w:rPr>
+          <w:color w:val="000000" w:themeColor="text1"/>
+        </w:rPr>
+        <w:t>.</w:t>
+      </w:r>
+      <w:r>
+        <w:rPr>
+          <w:color w:val="000000" w:themeColor="text1"/>
+        </w:rPr>
+        <w:t xml:space="preserve"> </w:t>
       </w:r>
       <w:r>
         <w:rPr>
           <w:b/>
           <w:color w:val="FF0000"/>
         </w:rPr>
-        <w:t>(IMPLEMENTAR)</w:t>
-      </w:r>
-      <w:r>
-        <w:t xml:space="preserve"> </w:t>
+        <w:t>(5)</w:t>
       </w:r>
     </w:p>
     <w:p>
+      <w:pPr>
+        <w:pStyle w:val="Prrafodelista"/>
+        <w:numPr>
+          <w:ilvl w:val="2"/>
+          <w:numId w:val="4"/>
+        </w:numPr>
+      </w:pPr>
+      <w:r>
+        <w:rPr>
+          <w:b/>
+        </w:rPr>
+        <w:t>Modificación</w:t>
+      </w:r>
+      <w:r>
+        <w:t xml:space="preserve"> de </w:t>
+      </w:r>
+      <w:r>
+        <w:rPr>
+          <w:color w:val="000000" w:themeColor="text1"/>
+        </w:rPr>
+        <w:t>Calentamiento/Entrenamiento/Estiramiento</w:t>
+      </w:r>
+      <w:r>
+        <w:rPr>
+          <w:color w:val="000000" w:themeColor="text1"/>
+        </w:rPr>
+        <w:t xml:space="preserve"> cargadas y apretando en el botón “Guardar”</w:t>
+      </w:r>
+      <w:r>
+        <w:t xml:space="preserve"> </w:t>
+      </w:r>
+      <w:r>
+        <w:rPr>
+          <w:b/>
+          <w:color w:val="FF0000"/>
+        </w:rPr>
+        <w:t xml:space="preserve">(6) </w:t>
+      </w:r>
+    </w:p>
+    <w:p>
+      <w:pPr>
+        <w:pStyle w:val="Prrafodelista"/>
+        <w:numPr>
+          <w:ilvl w:val="2"/>
+          <w:numId w:val="4"/>
+        </w:numPr>
+      </w:pPr>
+      <w:r>
+        <w:rPr>
+          <w:b/>
+          <w:color w:val="000000" w:themeColor="text1"/>
+        </w:rPr>
+        <w:t xml:space="preserve">Baja </w:t>
+      </w:r>
+      <w:r>
+        <w:rPr>
+          <w:color w:val="000000" w:themeColor="text1"/>
+        </w:rPr>
+        <w:t xml:space="preserve">de Calentamiento/Entrenamiento/Estiramiento </w:t>
+      </w:r>
+      <w:r>
+        <w:rPr>
+          <w:color w:val="000000" w:themeColor="text1"/>
+        </w:rPr>
+        <w:t xml:space="preserve">al apretar el botón “Eliminar” </w:t>
+      </w:r>
+      <w:r>
+        <w:rPr>
+          <w:b/>
+          <w:color w:val="FF0000"/>
+        </w:rPr>
+        <w:t>(8)</w:t>
+      </w:r>
+    </w:p>
+    <w:p>
+      <w:pPr>
+        <w:pStyle w:val="Prrafodelista"/>
+        <w:numPr>
+          <w:ilvl w:val="2"/>
+          <w:numId w:val="4"/>
+        </w:numPr>
+      </w:pPr>
+      <w:r>
+        <w:rPr>
+          <w:b/>
+          <w:color w:val="000000" w:themeColor="text1"/>
+        </w:rPr>
+        <w:t>Consultar</w:t>
+      </w:r>
+      <w:r>
+        <w:rPr>
+          <w:color w:val="000000" w:themeColor="text1"/>
+        </w:rPr>
+        <w:t xml:space="preserve"> </w:t>
+      </w:r>
+      <w:r>
+        <w:rPr>
+          <w:i/>
+          <w:color w:val="000000" w:themeColor="text1"/>
+        </w:rPr>
+        <w:t>Historial</w:t>
+      </w:r>
+      <w:r>
+        <w:rPr>
+          <w:color w:val="000000" w:themeColor="text1"/>
+        </w:rPr>
+        <w:t xml:space="preserve"> de Rutinas </w:t>
+      </w:r>
+      <w:r>
+        <w:rPr>
+          <w:b/>
+          <w:color w:val="FF0000"/>
+        </w:rPr>
+        <w:t>(IMPLEMENTAR</w:t>
+      </w:r>
+      <w:r>
+        <w:rPr>
+          <w:b/>
+          <w:color w:val="FF0000"/>
+        </w:rPr>
+        <w:t>)</w:t>
+      </w:r>
+      <w:r>
+        <w:rPr>
+          <w:color w:val="FF0000"/>
+        </w:rPr>
+        <w:t xml:space="preserve">. </w:t>
+      </w:r>
+      <w:r>
+        <w:rPr>
+          <w:b/>
+          <w:color w:val="FF0000"/>
+        </w:rPr>
+        <w:t>(7)</w:t>
+      </w:r>
+    </w:p>
+    <w:p>
       <w:r>
         <w:rPr>
           <w:rFonts w:ascii="Arial" w:hAnsi="Arial" w:cs="Arial"/>
           <w:color w:val="000000"/>
-          <w:highlight w:val="cyan"/>
         </w:rPr>
         <w:t>CUD12 – Agregar Rutina</w:t>
       </w:r>
@@ -2032,27 +3308,295 @@
           <w:ilvl w:val="0"/>
           <w:numId w:val="4"/>
         </w:numPr>
-        <w:rPr>
-          <w:i/>
-          <w:color w:val="FF0000"/>
-        </w:rPr>
-      </w:pPr>
-      <w:r>
-        <w:rPr>
-          <w:i/>
-          <w:color w:val="FF0000"/>
-        </w:rPr>
-        <w:t>A</w:t>
-      </w:r>
+      </w:pPr>
     </w:p>
     <w:p>
+      <w:pPr>
+        <w:pStyle w:val="Prrafodelista"/>
+        <w:numPr>
+          <w:ilvl w:val="1"/>
+          <w:numId w:val="4"/>
+        </w:numPr>
+      </w:pPr>
+      <w:r>
+        <w:t>GET api/</w:t>
+      </w:r>
+      <w:proofErr w:type="spellStart"/>
+      <w:r>
+        <w:t>GrupoMuscular</w:t>
+      </w:r>
+      <w:proofErr w:type="spellEnd"/>
+      <w:r>
+        <w:t xml:space="preserve"> </w:t>
+      </w:r>
+      <w:r>
+        <w:sym w:font="Wingdings" w:char="F0E0"/>
+      </w:r>
+      <w:r>
+        <w:t xml:space="preserve"> </w:t>
+      </w:r>
+      <w:proofErr w:type="spellStart"/>
+      <w:r>
+        <w:t>IEnumerable</w:t>
+      </w:r>
+      <w:proofErr w:type="spellEnd"/>
+      <w:r>
+        <w:t>&lt;</w:t>
+      </w:r>
+      <w:proofErr w:type="spellStart"/>
+      <w:r>
+        <w:t>GrupoMuscularDto</w:t>
+      </w:r>
+      <w:proofErr w:type="spellEnd"/>
+      <w:r>
+        <w:t>&gt;</w:t>
+      </w:r>
+      <w:r>
+        <w:t xml:space="preserve"> </w:t>
+      </w:r>
+      <w:r>
+        <w:sym w:font="Wingdings" w:char="F0E0"/>
+      </w:r>
+      <w:r>
+        <w:t xml:space="preserve"> Front: para el filtro se arma un mapa anatómico o </w:t>
+      </w:r>
+      <w:proofErr w:type="spellStart"/>
+      <w:r>
+        <w:t>dropdown</w:t>
+      </w:r>
+      <w:proofErr w:type="spellEnd"/>
+      <w:r>
+        <w:t xml:space="preserve"> </w:t>
+      </w:r>
+      <w:r>
+        <w:sym w:font="Wingdings" w:char="F0E0"/>
+      </w:r>
+      <w:r>
+        <w:t xml:space="preserve"> Se obtiene </w:t>
+      </w:r>
+      <w:proofErr w:type="spellStart"/>
+      <w:r>
+        <w:rPr>
+          <w:highlight w:val="cyan"/>
+        </w:rPr>
+        <w:t>I</w:t>
+      </w:r>
+      <w:r>
+        <w:rPr>
+          <w:iCs/>
+          <w:highlight w:val="cyan"/>
+        </w:rPr>
+        <w:t>dGrupoMuscula</w:t>
+      </w:r>
+      <w:proofErr w:type="spellEnd"/>
+      <w:r>
+        <w:rPr>
+          <w:iCs/>
+        </w:rPr>
+        <w:t>.</w:t>
+      </w:r>
+    </w:p>
+    <w:p>
+      <w:pPr>
+        <w:pStyle w:val="Prrafodelista"/>
+        <w:numPr>
+          <w:ilvl w:val="1"/>
+          <w:numId w:val="4"/>
+        </w:numPr>
+      </w:pPr>
+      <w:r>
+        <w:t>GET api/</w:t>
+      </w:r>
+      <w:proofErr w:type="spellStart"/>
+      <w:r>
+        <w:t>Ejercicio</w:t>
+      </w:r>
+      <w:proofErr w:type="gramStart"/>
+      <w:r>
+        <w:rPr>
+          <w:i/>
+          <w:iCs/>
+          <w:highlight w:val="cyan"/>
+        </w:rPr>
+        <w:t>?</w:t>
+      </w:r>
+      <w:proofErr w:type="gramEnd"/>
+      <w:r>
+        <w:rPr>
+          <w:i/>
+          <w:iCs/>
+          <w:highlight w:val="cyan"/>
+        </w:rPr>
+        <w:t>idGrupoMuscular</w:t>
+      </w:r>
+      <w:proofErr w:type="spellEnd"/>
+      <w:r>
+        <w:rPr>
+          <w:i/>
+          <w:iCs/>
+          <w:highlight w:val="cyan"/>
+        </w:rPr>
+        <w:t>=1</w:t>
+      </w:r>
+      <w:r>
+        <w:t xml:space="preserve"> </w:t>
+      </w:r>
+      <w:r>
+        <w:sym w:font="Wingdings" w:char="F0E0"/>
+      </w:r>
+      <w:r>
+        <w:t xml:space="preserve"> </w:t>
+      </w:r>
+      <w:proofErr w:type="spellStart"/>
+      <w:r>
+        <w:t>IEnumerable</w:t>
+      </w:r>
+      <w:proofErr w:type="spellEnd"/>
+      <w:r>
+        <w:t>&lt;</w:t>
+      </w:r>
+      <w:proofErr w:type="spellStart"/>
+      <w:r>
+        <w:t>EjercicioDto</w:t>
+      </w:r>
+      <w:proofErr w:type="spellEnd"/>
+      <w:r>
+        <w:t>&gt;</w:t>
+      </w:r>
+      <w:r>
+        <w:t xml:space="preserve"> </w:t>
+      </w:r>
+      <w:r>
+        <w:sym w:font="Wingdings" w:char="F0E0"/>
+      </w:r>
+      <w:r>
+        <w:t xml:space="preserve"> </w:t>
+      </w:r>
+      <w:r>
+        <w:t>Front:</w:t>
+      </w:r>
+      <w:r>
+        <w:t xml:space="preserve"> Se abre un modal con los</w:t>
+      </w:r>
+      <w:r>
+        <w:t xml:space="preserve"> </w:t>
+      </w:r>
+      <w:r>
+        <w:t>ejercicios</w:t>
+      </w:r>
+      <w:r>
+        <w:t xml:space="preserve"> a elegir para el bloque/panel correspondiente </w:t>
+      </w:r>
+      <w:r>
+        <w:sym w:font="Wingdings" w:char="F0E0"/>
+      </w:r>
+      <w:r>
+        <w:t xml:space="preserve"> Se obtiene </w:t>
+      </w:r>
+      <w:proofErr w:type="spellStart"/>
+      <w:r>
+        <w:t>IdEjercicio</w:t>
+      </w:r>
+      <w:proofErr w:type="spellEnd"/>
+      <w:r>
+        <w:t xml:space="preserve"> para colocar en el </w:t>
+      </w:r>
+      <w:proofErr w:type="spellStart"/>
+      <w:r>
+        <w:t>body</w:t>
+      </w:r>
+      <w:proofErr w:type="spellEnd"/>
+      <w:r>
+        <w:t xml:space="preserve"> del siguiente </w:t>
+      </w:r>
+      <w:proofErr w:type="spellStart"/>
+      <w:r>
+        <w:t>endpoint</w:t>
+      </w:r>
+      <w:proofErr w:type="spellEnd"/>
+      <w:r>
+        <w:t>.</w:t>
+      </w:r>
+    </w:p>
+    <w:p>
+      <w:pPr>
+        <w:pStyle w:val="Prrafodelista"/>
+        <w:numPr>
+          <w:ilvl w:val="1"/>
+          <w:numId w:val="4"/>
+        </w:numPr>
+      </w:pPr>
+      <w:r>
+        <w:t>GET</w:t>
+      </w:r>
+      <w:r>
+        <w:t xml:space="preserve"> </w:t>
+      </w:r>
+      <w:r>
+        <w:t>api</w:t>
+      </w:r>
+      <w:r>
+        <w:t>/</w:t>
+      </w:r>
+      <w:r>
+        <w:t>Rutina</w:t>
+      </w:r>
+      <w:proofErr w:type="gramStart"/>
+      <w:r>
+        <w:t>/</w:t>
+      </w:r>
+      <w:r>
+        <w:t>{</w:t>
+      </w:r>
+      <w:proofErr w:type="spellStart"/>
+      <w:proofErr w:type="gramEnd"/>
+      <w:r>
+        <w:rPr>
+          <w:highlight w:val="magenta"/>
+        </w:rPr>
+        <w:t>idRutina</w:t>
+      </w:r>
+      <w:proofErr w:type="spellEnd"/>
+      <w:r>
+        <w:t>}/bloques</w:t>
+      </w:r>
+      <w:r>
+        <w:t xml:space="preserve"> </w:t>
+      </w:r>
+      <w:r>
+        <w:sym w:font="Wingdings" w:char="F0E0"/>
+      </w:r>
+      <w:r>
+        <w:t xml:space="preserve"> </w:t>
+      </w:r>
+      <w:proofErr w:type="spellStart"/>
+      <w:r>
+        <w:t>RutinaDto</w:t>
+      </w:r>
+      <w:proofErr w:type="spellEnd"/>
+      <w:r>
+        <w:t xml:space="preserve"> </w:t>
+      </w:r>
+      <w:r>
+        <w:sym w:font="Wingdings" w:char="F0E0"/>
+      </w:r>
+      <w:r>
+        <w:t xml:space="preserve"> Front: se actualizan los paneles de </w:t>
+      </w:r>
+      <w:r>
+        <w:t>Calentamiento, Entrenamiento, Estiramiento</w:t>
+      </w:r>
+      <w:r>
+        <w:t>.</w:t>
+      </w:r>
+    </w:p>
+    <w:p>
       <w:r>
         <w:rPr>
           <w:rFonts w:ascii="Arial" w:hAnsi="Arial" w:cs="Arial"/>
           <w:color w:val="000000"/>
-          <w:highlight w:val="cyan"/>
-        </w:rPr>
-        <w:t>CUD13 – Modificar Rutina.</w:t>
+        </w:rPr>
+        <w:t>CUD13 – Modificar Rutina</w:t>
       </w:r>
     </w:p>
     <w:p>
@@ -2062,26 +3606,309 @@
           <w:ilvl w:val="0"/>
           <w:numId w:val="4"/>
         </w:numPr>
-        <w:rPr>
-          <w:i/>
-          <w:color w:val="FF0000"/>
-        </w:rPr>
-      </w:pPr>
-      <w:r>
-        <w:rPr>
-          <w:i/>
-          <w:color w:val="FF0000"/>
-        </w:rPr>
-        <w:t>M</w:t>
+      </w:pPr>
+      <w:r>
+        <w:t>(igual al (5))</w:t>
       </w:r>
     </w:p>
     <w:p>
+      <w:pPr>
+        <w:pStyle w:val="Prrafodelista"/>
+        <w:numPr>
+          <w:ilvl w:val="1"/>
+          <w:numId w:val="4"/>
+        </w:numPr>
+      </w:pPr>
+      <w:r>
+        <w:t>GET api/</w:t>
+      </w:r>
+      <w:proofErr w:type="spellStart"/>
+      <w:r>
+        <w:t>GrupoMuscular</w:t>
+      </w:r>
+      <w:proofErr w:type="spellEnd"/>
+      <w:r>
+        <w:t xml:space="preserve"> </w:t>
+      </w:r>
+      <w:r>
+        <w:sym w:font="Wingdings" w:char="F0E0"/>
+      </w:r>
+      <w:r>
+        <w:t xml:space="preserve"> </w:t>
+      </w:r>
+      <w:proofErr w:type="spellStart"/>
+      <w:r>
+        <w:t>IEnumerable</w:t>
+      </w:r>
+      <w:proofErr w:type="spellEnd"/>
+      <w:r>
+        <w:t>&lt;</w:t>
+      </w:r>
+      <w:proofErr w:type="spellStart"/>
+      <w:r>
+        <w:t>GrupoMuscularDto</w:t>
+      </w:r>
+      <w:proofErr w:type="spellEnd"/>
+      <w:r>
+        <w:t>&gt;</w:t>
+      </w:r>
+      <w:r>
+        <w:t xml:space="preserve"> </w:t>
+      </w:r>
+      <w:r>
+        <w:sym w:font="Wingdings" w:char="F0E0"/>
+      </w:r>
+      <w:r>
+        <w:t xml:space="preserve"> Front: para el filtro se arma un mapa anatómico o </w:t>
+      </w:r>
+      <w:proofErr w:type="spellStart"/>
+      <w:r>
+        <w:t>dropdown</w:t>
+      </w:r>
+      <w:proofErr w:type="spellEnd"/>
+      <w:r>
+        <w:t xml:space="preserve"> </w:t>
+      </w:r>
+      <w:r>
+        <w:sym w:font="Wingdings" w:char="F0E0"/>
+      </w:r>
+      <w:r>
+        <w:t xml:space="preserve"> Se obtiene </w:t>
+      </w:r>
+      <w:proofErr w:type="spellStart"/>
+      <w:r>
+        <w:rPr>
+          <w:highlight w:val="cyan"/>
+        </w:rPr>
+        <w:t>I</w:t>
+      </w:r>
+      <w:r>
+        <w:rPr>
+          <w:iCs/>
+          <w:highlight w:val="cyan"/>
+        </w:rPr>
+        <w:t>dGrupoMuscula</w:t>
+      </w:r>
+      <w:proofErr w:type="spellEnd"/>
+      <w:r>
+        <w:rPr>
+          <w:iCs/>
+        </w:rPr>
+        <w:t>.</w:t>
+      </w:r>
+    </w:p>
+    <w:p>
+      <w:pPr>
+        <w:pStyle w:val="Prrafodelista"/>
+        <w:numPr>
+          <w:ilvl w:val="1"/>
+          <w:numId w:val="4"/>
+        </w:numPr>
+      </w:pPr>
+      <w:r>
+        <w:lastRenderedPageBreak/>
+        <w:t>GET api/</w:t>
+      </w:r>
+      <w:proofErr w:type="spellStart"/>
+      <w:r>
+        <w:t>Ejercicio</w:t>
+      </w:r>
+      <w:proofErr w:type="gramStart"/>
+      <w:r>
+        <w:rPr>
+          <w:i/>
+          <w:iCs/>
+          <w:highlight w:val="cyan"/>
+        </w:rPr>
+        <w:t>?</w:t>
+      </w:r>
+      <w:proofErr w:type="gramEnd"/>
+      <w:r>
+        <w:rPr>
+          <w:i/>
+          <w:iCs/>
+          <w:highlight w:val="cyan"/>
+        </w:rPr>
+        <w:t>idGrupoMuscular</w:t>
+      </w:r>
+      <w:proofErr w:type="spellEnd"/>
+      <w:r>
+        <w:rPr>
+          <w:i/>
+          <w:iCs/>
+          <w:highlight w:val="cyan"/>
+        </w:rPr>
+        <w:t>=1</w:t>
+      </w:r>
+      <w:r>
+        <w:t xml:space="preserve"> </w:t>
+      </w:r>
+      <w:r>
+        <w:sym w:font="Wingdings" w:char="F0E0"/>
+      </w:r>
+      <w:r>
+        <w:t xml:space="preserve"> </w:t>
+      </w:r>
+      <w:proofErr w:type="spellStart"/>
+      <w:r>
+        <w:t>IEnumerable</w:t>
+      </w:r>
+      <w:proofErr w:type="spellEnd"/>
+      <w:r>
+        <w:t>&lt;</w:t>
+      </w:r>
+      <w:proofErr w:type="spellStart"/>
+      <w:r>
+        <w:t>EjercicioDto</w:t>
+      </w:r>
+      <w:proofErr w:type="spellEnd"/>
+      <w:r>
+        <w:t>&gt;</w:t>
+      </w:r>
+      <w:r>
+        <w:t xml:space="preserve"> </w:t>
+      </w:r>
+      <w:r>
+        <w:sym w:font="Wingdings" w:char="F0E0"/>
+      </w:r>
+      <w:r>
+        <w:t xml:space="preserve"> </w:t>
+      </w:r>
+      <w:r>
+        <w:t>Front:</w:t>
+      </w:r>
+      <w:r>
+        <w:t xml:space="preserve"> Se </w:t>
+      </w:r>
+      <w:r>
+        <w:t>abre un modal con los</w:t>
+      </w:r>
+      <w:r>
+        <w:t xml:space="preserve"> </w:t>
+      </w:r>
+      <w:r>
+        <w:t>ejercicios</w:t>
+      </w:r>
+      <w:r>
+        <w:t xml:space="preserve"> a elegir para el bloque/panel correspondiente </w:t>
+      </w:r>
+      <w:r>
+        <w:sym w:font="Wingdings" w:char="F0E0"/>
+      </w:r>
+      <w:r>
+        <w:t xml:space="preserve"> Se obtiene </w:t>
+      </w:r>
+      <w:proofErr w:type="spellStart"/>
+      <w:r>
+        <w:t>IdEjercicio</w:t>
+      </w:r>
+      <w:proofErr w:type="spellEnd"/>
+      <w:r>
+        <w:t xml:space="preserve"> para colocar en el </w:t>
+      </w:r>
+      <w:proofErr w:type="spellStart"/>
+      <w:r>
+        <w:t>body</w:t>
+      </w:r>
+      <w:proofErr w:type="spellEnd"/>
+      <w:r>
+        <w:t xml:space="preserve"> del siguiente </w:t>
+      </w:r>
+      <w:proofErr w:type="spellStart"/>
+      <w:r>
+        <w:t>endpoint</w:t>
+      </w:r>
+      <w:proofErr w:type="spellEnd"/>
+      <w:r>
+        <w:t>.</w:t>
+      </w:r>
+    </w:p>
+    <w:p>
+      <w:pPr>
+        <w:pStyle w:val="Prrafodelista"/>
+        <w:numPr>
+          <w:ilvl w:val="1"/>
+          <w:numId w:val="4"/>
+        </w:numPr>
+      </w:pPr>
+      <w:r>
+        <w:t>GET</w:t>
+      </w:r>
+      <w:r>
+        <w:t xml:space="preserve"> </w:t>
+      </w:r>
+      <w:r>
+        <w:t>api</w:t>
+      </w:r>
+      <w:r>
+        <w:t>/</w:t>
+      </w:r>
+      <w:r>
+        <w:t>Rutina</w:t>
+      </w:r>
+      <w:proofErr w:type="gramStart"/>
+      <w:r>
+        <w:t>/</w:t>
+      </w:r>
+      <w:r>
+        <w:t>{</w:t>
+      </w:r>
+      <w:proofErr w:type="spellStart"/>
+      <w:proofErr w:type="gramEnd"/>
+      <w:r>
+        <w:rPr>
+          <w:highlight w:val="magenta"/>
+        </w:rPr>
+        <w:t>idRutina</w:t>
+      </w:r>
+      <w:proofErr w:type="spellEnd"/>
+      <w:r>
+        <w:t>}/bloques</w:t>
+      </w:r>
+      <w:r>
+        <w:t xml:space="preserve"> </w:t>
+      </w:r>
+      <w:r>
+        <w:sym w:font="Wingdings" w:char="F0E0"/>
+      </w:r>
+      <w:r>
+        <w:t xml:space="preserve"> </w:t>
+      </w:r>
+      <w:proofErr w:type="spellStart"/>
+      <w:r>
+        <w:t>RutinaDto</w:t>
+      </w:r>
+      <w:proofErr w:type="spellEnd"/>
+      <w:r>
+        <w:t xml:space="preserve"> </w:t>
+      </w:r>
+      <w:r>
+        <w:sym w:font="Wingdings" w:char="F0E0"/>
+      </w:r>
+      <w:r>
+        <w:t xml:space="preserve"> Front: se actualizan los paneles de </w:t>
+      </w:r>
+      <w:r>
+        <w:t>Calentamiento, Entrenamiento, Estiramiento</w:t>
+      </w:r>
+      <w:r>
+        <w:t>.</w:t>
+      </w:r>
+    </w:p>
+    <w:p>
       <w:r>
         <w:rPr>
           <w:rFonts w:ascii="Arial" w:hAnsi="Arial" w:cs="Arial"/>
           <w:color w:val="000000"/>
         </w:rPr>
-        <w:t>CUD14 – Ver Historial de Rutinas.</w:t>
+        <w:t>C</w:t>
+      </w:r>
+      <w:r>
+        <w:rPr>
+          <w:rFonts w:ascii="Arial" w:hAnsi="Arial" w:cs="Arial"/>
+          <w:color w:val="000000"/>
+        </w:rPr>
+        <w:t>UD14 – Ver Historial de Rutinas</w:t>
       </w:r>
     </w:p>
     <w:p>
@@ -2091,18 +3918,341 @@
           <w:ilvl w:val="0"/>
           <w:numId w:val="4"/>
         </w:numPr>
-        <w:rPr>
-          <w:i/>
-          <w:color w:val="FF0000"/>
-        </w:rPr>
-      </w:pPr>
-      <w:r>
-        <w:rPr>
-          <w:rFonts w:ascii="Arial" w:hAnsi="Arial" w:cs="Arial"/>
-          <w:i/>
-          <w:color w:val="FF0000"/>
-        </w:rPr>
-        <w:t>Historial</w:t>
+      </w:pPr>
+    </w:p>
+    <w:p>
+      <w:pPr>
+        <w:pStyle w:val="Prrafodelista"/>
+        <w:numPr>
+          <w:ilvl w:val="1"/>
+          <w:numId w:val="4"/>
+        </w:numPr>
+      </w:pPr>
+      <w:r>
+        <w:t>GET</w:t>
+      </w:r>
+      <w:r>
+        <w:t xml:space="preserve"> </w:t>
+      </w:r>
+      <w:r>
+        <w:t>api</w:t>
+      </w:r>
+      <w:r>
+        <w:t>/</w:t>
+      </w:r>
+      <w:r>
+        <w:t>Rutina/</w:t>
+      </w:r>
+      <w:r>
+        <w:t>{</w:t>
+      </w:r>
+      <w:proofErr w:type="spellStart"/>
+      <w:r>
+        <w:rPr>
+          <w:color w:val="000000" w:themeColor="text1"/>
+          <w:highlight w:val="magenta"/>
+        </w:rPr>
+        <w:t>idRutina</w:t>
+      </w:r>
+      <w:proofErr w:type="spellEnd"/>
+      <w:r>
+        <w:t>}/historial</w:t>
+      </w:r>
+      <w:r>
+        <w:t xml:space="preserve"> </w:t>
+      </w:r>
+      <w:r>
+        <w:sym w:font="Wingdings" w:char="F0E0"/>
+      </w:r>
+      <w:r>
+        <w:t xml:space="preserve"> </w:t>
+      </w:r>
+      <w:proofErr w:type="spellStart"/>
+      <w:r>
+        <w:t>DataGrid</w:t>
+      </w:r>
+      <w:proofErr w:type="spellEnd"/>
+      <w:r>
+        <w:t xml:space="preserve"> </w:t>
+      </w:r>
+      <w:r>
+        <w:t xml:space="preserve">con </w:t>
+      </w:r>
+      <w:proofErr w:type="spellStart"/>
+      <w:r>
+        <w:t>checkbox</w:t>
+      </w:r>
+      <w:proofErr w:type="spellEnd"/>
+      <w:r>
+        <w:t xml:space="preserve"> </w:t>
+      </w:r>
+      <w:proofErr w:type="spellStart"/>
+      <w:r>
+        <w:t>IEnumerable</w:t>
+      </w:r>
+      <w:proofErr w:type="spellEnd"/>
+      <w:r>
+        <w:t>&lt;</w:t>
+      </w:r>
+      <w:proofErr w:type="spellStart"/>
+      <w:r>
+        <w:t>RutinaHistorialResumenDto</w:t>
+      </w:r>
+      <w:proofErr w:type="spellEnd"/>
+      <w:r>
+        <w:t>&gt;</w:t>
+      </w:r>
+      <w:r>
+        <w:t xml:space="preserve"> </w:t>
+      </w:r>
+      <w:r>
+        <w:sym w:font="Wingdings" w:char="F0E0"/>
+      </w:r>
+      <w:r>
+        <w:t xml:space="preserve"> Front:</w:t>
+      </w:r>
+      <w:r>
+        <w:t xml:space="preserve"> </w:t>
+      </w:r>
+      <w:proofErr w:type="spellStart"/>
+      <w:r>
+        <w:t>DataGrid</w:t>
+      </w:r>
+      <w:proofErr w:type="spellEnd"/>
+      <w:r>
+        <w:t xml:space="preserve"> </w:t>
+      </w:r>
+      <w:r>
+        <w:t xml:space="preserve">con </w:t>
+      </w:r>
+      <w:proofErr w:type="spellStart"/>
+      <w:r>
+        <w:t>checkbox</w:t>
+      </w:r>
+      <w:proofErr w:type="spellEnd"/>
+      <w:r>
+        <w:t xml:space="preserve"> </w:t>
+      </w:r>
+      <w:r>
+        <w:t>de versiones históricas guardadas automáticamente al modificar bloques</w:t>
+      </w:r>
+      <w:r>
+        <w:t xml:space="preserve"> </w:t>
+      </w:r>
+      <w:r>
+        <w:sym w:font="Wingdings" w:char="F0E0"/>
+      </w:r>
+      <w:r>
+        <w:t xml:space="preserve"> Obtengo </w:t>
+      </w:r>
+      <w:proofErr w:type="spellStart"/>
+      <w:r>
+        <w:rPr>
+          <w:highlight w:val="red"/>
+        </w:rPr>
+        <w:t>idRutinaHistorial</w:t>
+      </w:r>
+      <w:proofErr w:type="spellEnd"/>
+    </w:p>
+    <w:p>
+      <w:pPr>
+        <w:pStyle w:val="Prrafodelista"/>
+        <w:numPr>
+          <w:ilvl w:val="1"/>
+          <w:numId w:val="4"/>
+        </w:numPr>
+      </w:pPr>
+      <w:r>
+        <w:t>GET</w:t>
+      </w:r>
+      <w:r>
+        <w:t xml:space="preserve"> </w:t>
+      </w:r>
+      <w:r>
+        <w:t>api</w:t>
+      </w:r>
+      <w:r>
+        <w:t>/</w:t>
+      </w:r>
+      <w:r>
+        <w:t>Rutina</w:t>
+      </w:r>
+      <w:proofErr w:type="gramStart"/>
+      <w:r>
+        <w:t>/</w:t>
+      </w:r>
+      <w:r>
+        <w:t>{</w:t>
+      </w:r>
+      <w:proofErr w:type="spellStart"/>
+      <w:proofErr w:type="gramEnd"/>
+      <w:r>
+        <w:rPr>
+          <w:highlight w:val="magenta"/>
+        </w:rPr>
+        <w:t>idRutina</w:t>
+      </w:r>
+      <w:proofErr w:type="spellEnd"/>
+      <w:r>
+        <w:t>}/historial</w:t>
+      </w:r>
+      <w:r>
+        <w:t xml:space="preserve"> /{</w:t>
+      </w:r>
+      <w:proofErr w:type="spellStart"/>
+      <w:r>
+        <w:rPr>
+          <w:highlight w:val="red"/>
+        </w:rPr>
+        <w:t>idRutinaHistorial</w:t>
+      </w:r>
+      <w:proofErr w:type="spellEnd"/>
+      <w:r>
+        <w:t>}</w:t>
+      </w:r>
+      <w:r>
+        <w:t xml:space="preserve"> </w:t>
+      </w:r>
+      <w:r>
+        <w:sym w:font="Wingdings" w:char="F0E0"/>
+      </w:r>
+      <w:r>
+        <w:t xml:space="preserve"> </w:t>
+      </w:r>
+      <w:proofErr w:type="spellStart"/>
+      <w:r>
+        <w:t>RutinaHistorialDetalleDto</w:t>
+      </w:r>
+      <w:proofErr w:type="spellEnd"/>
+      <w:r>
+        <w:t xml:space="preserve"> </w:t>
+      </w:r>
+      <w:r>
+        <w:sym w:font="Wingdings" w:char="F0E0"/>
+      </w:r>
+      <w:r>
+        <w:t xml:space="preserve"> Front:</w:t>
+      </w:r>
+      <w:r>
+        <w:t xml:space="preserve"> </w:t>
+      </w:r>
+      <w:proofErr w:type="spellStart"/>
+      <w:r>
+        <w:t>DataGrid</w:t>
+      </w:r>
+      <w:proofErr w:type="spellEnd"/>
+      <w:r>
+        <w:t xml:space="preserve"> </w:t>
+      </w:r>
+      <w:r>
+        <w:t xml:space="preserve">con el </w:t>
+      </w:r>
+      <w:r>
+        <w:t>Detalle de una versión puntual del historial</w:t>
+      </w:r>
+      <w:r>
+        <w:t xml:space="preserve"> + </w:t>
+      </w:r>
+      <w:r>
+        <w:t>Botón</w:t>
+      </w:r>
+      <w:r>
+        <w:t xml:space="preserve"> de Recuperación</w:t>
+      </w:r>
+      <w:r>
+        <w:t>.</w:t>
+      </w:r>
+    </w:p>
+    <w:p>
+      <w:pPr>
+        <w:pStyle w:val="Prrafodelista"/>
+        <w:numPr>
+          <w:ilvl w:val="1"/>
+          <w:numId w:val="4"/>
+        </w:numPr>
+      </w:pPr>
+      <w:r>
+        <w:t>GET</w:t>
+      </w:r>
+      <w:r>
+        <w:t xml:space="preserve"> </w:t>
+      </w:r>
+      <w:r>
+        <w:t>api</w:t>
+      </w:r>
+      <w:r>
+        <w:t>/</w:t>
+      </w:r>
+      <w:r>
+        <w:t>Rutina</w:t>
+      </w:r>
+      <w:proofErr w:type="gramStart"/>
+      <w:r>
+        <w:t>/</w:t>
+      </w:r>
+      <w:r>
+        <w:t>{</w:t>
+      </w:r>
+      <w:proofErr w:type="spellStart"/>
+      <w:proofErr w:type="gramEnd"/>
+      <w:r>
+        <w:rPr>
+          <w:highlight w:val="magenta"/>
+        </w:rPr>
+        <w:t>idRutina</w:t>
+      </w:r>
+      <w:proofErr w:type="spellEnd"/>
+      <w:r>
+        <w:t>}/historial /{</w:t>
+      </w:r>
+      <w:proofErr w:type="spellStart"/>
+      <w:r>
+        <w:t>idRutinaHistorial</w:t>
+      </w:r>
+      <w:proofErr w:type="spellEnd"/>
+      <w:r>
+        <w:t>}</w:t>
+      </w:r>
+      <w:r>
+        <w:t>/</w:t>
+      </w:r>
+      <w:r>
+        <w:t>restaurar</w:t>
+      </w:r>
+      <w:r>
+        <w:t xml:space="preserve"> </w:t>
+      </w:r>
+      <w:r>
+        <w:sym w:font="Wingdings" w:char="F0E0"/>
+      </w:r>
+      <w:r>
+        <w:t xml:space="preserve"> </w:t>
+      </w:r>
+      <w:proofErr w:type="spellStart"/>
+      <w:r>
+        <w:t>RutinaDto</w:t>
+      </w:r>
+      <w:proofErr w:type="spellEnd"/>
+      <w:r>
+        <w:t xml:space="preserve"> </w:t>
+      </w:r>
+      <w:r>
+        <w:sym w:font="Wingdings" w:char="F0E0"/>
+      </w:r>
+      <w:r>
+        <w:t xml:space="preserve"> Front:</w:t>
+      </w:r>
+      <w:r>
+        <w:t xml:space="preserve"> </w:t>
+      </w:r>
+      <w:r>
+        <w:t xml:space="preserve">Reemplaza la rutina actual por </w:t>
+      </w:r>
+      <w:r>
+        <w:t>la</w:t>
+      </w:r>
+      <w:r>
+        <w:t xml:space="preserve"> versión histórica seleccionada.</w:t>
       </w:r>
     </w:p>
     <w:p>
@@ -2121,17 +4271,63 @@
           <w:ilvl w:val="0"/>
           <w:numId w:val="4"/>
         </w:numPr>
-        <w:rPr>
-          <w:i/>
-          <w:color w:val="FF0000"/>
-        </w:rPr>
-      </w:pPr>
-      <w:r>
-        <w:rPr>
-          <w:i/>
-          <w:color w:val="FF0000"/>
-        </w:rPr>
-        <w:t>B</w:t>
+      </w:pPr>
+      <w:r>
+        <w:t xml:space="preserve">PATCH </w:t>
+      </w:r>
+      <w:r>
+        <w:t>api</w:t>
+      </w:r>
+      <w:r>
+        <w:t>/</w:t>
+      </w:r>
+      <w:r>
+        <w:t>Rutina/</w:t>
+      </w:r>
+      <w:r>
+        <w:t xml:space="preserve"> {</w:t>
+      </w:r>
+      <w:proofErr w:type="spellStart"/>
+      <w:r>
+        <w:rPr>
+          <w:highlight w:val="magenta"/>
+        </w:rPr>
+        <w:t>idRutina</w:t>
+      </w:r>
+      <w:proofErr w:type="spellEnd"/>
+      <w:r>
+        <w:t>}/estado</w:t>
+      </w:r>
+      <w:r>
+        <w:t xml:space="preserve"> </w:t>
+      </w:r>
+      <w:r>
+        <w:sym w:font="Wingdings" w:char="F0E0"/>
+      </w:r>
+      <w:r>
+        <w:t xml:space="preserve"> </w:t>
+      </w:r>
+      <w:proofErr w:type="spellStart"/>
+      <w:r>
+        <w:t>RutinaDto</w:t>
+      </w:r>
+      <w:proofErr w:type="spellEnd"/>
+      <w:r>
+        <w:t xml:space="preserve"> </w:t>
+      </w:r>
+      <w:r>
+        <w:sym w:font="Wingdings" w:char="F0E0"/>
+      </w:r>
+      <w:r>
+        <w:t xml:space="preserve"> Front: </w:t>
+      </w:r>
+      <w:proofErr w:type="spellStart"/>
+      <w:r>
+        <w:t>CheckBox</w:t>
+      </w:r>
+      <w:proofErr w:type="spellEnd"/>
+      <w:r>
+        <w:t xml:space="preserve"> para activar o desactivar la rutina actual consultada.</w:t>
       </w:r>
     </w:p>
     <w:sectPr>
@@ -2144,8 +4340,58 @@
 </w:document>
 </file>
 
+<file path=word/endnotes.xml><?xml version="1.0" encoding="utf-8"?>
+<w:endnotes xmlns:wpc="http://schemas.microsoft.com/office/word/2010/wordprocessingCanvas" xmlns:mc="http://schemas.openxmlformats.org/markup-compatibility/2006" xmlns:o="urn:schemas-microsoft-com:office:office" xmlns:r="http://schemas.openxmlformats.org/officeDocument/2006/relationships" xmlns:m="http://schemas.openxmlformats.org/officeDocument/2006/math" xmlns:v="urn:schemas-microsoft-com:vml" xmlns:wp14="http://schemas.microsoft.com/office/word/2010/wordprocessingDrawing" xmlns:wp="http://schemas.openxmlformats.org/drawingml/2006/wordprocessingDrawing" xmlns:w10="urn:schemas-microsoft-com:office:word" xmlns:w="http://schemas.openxmlformats.org/wordprocessingml/2006/main" xmlns:w14="http://schemas.microsoft.com/office/word/2010/wordml" xmlns:w15="http://schemas.microsoft.com/office/word/2012/wordml" xmlns:wpg="http://schemas.microsoft.com/office/word/2010/wordprocessingGroup" xmlns:wpi="http://schemas.microsoft.com/office/word/2010/wordprocessingInk" xmlns:wne="http://schemas.microsoft.com/office/word/2006/wordml" xmlns:wps="http://schemas.microsoft.com/office/word/2010/wordprocessingShape" mc:Ignorable="w14 w15 wp14">
+  <w:endnote w:type="separator" w:id="-1">
+    <w:p>
+      <w:pPr>
+        <w:spacing w:after="0" w:line="240" w:lineRule="auto"/>
+      </w:pPr>
+      <w:r>
+        <w:separator/>
+      </w:r>
+    </w:p>
+  </w:endnote>
+  <w:endnote w:type="continuationSeparator" w:id="0">
+    <w:p>
+      <w:pPr>
+        <w:spacing w:after="0" w:line="240" w:lineRule="auto"/>
+      </w:pPr>
+      <w:r>
+        <w:continuationSeparator/>
+      </w:r>
+    </w:p>
+  </w:endnote>
+</w:endnotes>
+</file>
+
+<file path=word/footnotes.xml><?xml version="1.0" encoding="utf-8"?>
+<w:footnotes xmlns:wpc="http://schemas.microsoft.com/office/word/2010/wordprocessingCanvas" xmlns:mc="http://schemas.openxmlformats.org/markup-compatibility/2006" xmlns:o="urn:schemas-microsoft-com:office:office" xmlns:r="http://schemas.openxmlformats.org/officeDocument/2006/relationships" xmlns:m="http://schemas.openxmlformats.org/officeDocument/2006/math" xmlns:v="urn:schemas-microsoft-com:vml" xmlns:wp14="http://schemas.microsoft.com/office/word/2010/wordprocessingDrawing" xmlns:wp="http://schemas.openxmlformats.org/drawingml/2006/wordprocessingDrawing" xmlns:w10="urn:schemas-microsoft-com:office:word" xmlns:w="http://schemas.openxmlformats.org/wordprocessingml/2006/main" xmlns:w14="http://schemas.microsoft.com/office/word/2010/wordml" xmlns:w15="http://schemas.microsoft.com/office/word/2012/wordml" xmlns:wpg="http://schemas.microsoft.com/office/word/2010/wordprocessingGroup" xmlns:wpi="http://schemas.microsoft.com/office/word/2010/wordprocessingInk" xmlns:wne="http://schemas.microsoft.com/office/word/2006/wordml" xmlns:wps="http://schemas.microsoft.com/office/word/2010/wordprocessingShape" mc:Ignorable="w14 w15 wp14">
+  <w:footnote w:type="separator" w:id="-1">
+    <w:p>
+      <w:pPr>
+        <w:spacing w:after="0" w:line="240" w:lineRule="auto"/>
+      </w:pPr>
+      <w:r>
+        <w:separator/>
+      </w:r>
+    </w:p>
+  </w:footnote>
+  <w:footnote w:type="continuationSeparator" w:id="0">
+    <w:p>
+      <w:pPr>
+        <w:spacing w:after="0" w:line="240" w:lineRule="auto"/>
+      </w:pPr>
+      <w:r>
+        <w:continuationSeparator/>
+      </w:r>
+    </w:p>
+  </w:footnote>
+</w:footnotes>
+</file>
+
 <file path=word/numbering.xml><?xml version="1.0" encoding="utf-8"?>
-<w:numbering xmlns:wpc="http://schemas.microsoft.com/office/word/2010/wordprocessingCanvas" xmlns:cx="http://schemas.microsoft.com/office/drawing/2014/chartex" xmlns:cx1="http://schemas.microsoft.com/office/drawing/2015/9/8/chartex" xmlns:cx2="http://schemas.microsoft.com/office/drawing/2015/10/21/chartex" xmlns:cx3="http://schemas.microsoft.com/office/drawing/2016/5/9/chartex" xmlns:cx4="http://schemas.microsoft.com/office/drawing/2016/5/10/chartex" xmlns:cx5="http://schemas.microsoft.com/office/drawing/2016/5/11/chartex" xmlns:cx6="http://schemas.microsoft.com/office/drawing/2016/5/12/chartex" xmlns:cx7="http://schemas.microsoft.com/office/drawing/2016/5/13/chartex" xmlns:cx8="http://schemas.microsoft.com/office/drawing/2016/5/14/chartex" xmlns:mc="http://schemas.openxmlformats.org/markup-compatibility/2006" xmlns:aink="http://schemas.microsoft.com/office/drawing/2016/ink" xmlns:am3d="http://schemas.microsoft.com/office/drawing/2017/model3d" xmlns:o="urn:schemas-microsoft-com:office:office" xmlns:oel="http://schemas.microsoft.com/office/2019/extlst" xmlns:r="http://schemas.openxmlformats.org/officeDocument/2006/relationships" xmlns:m="http://schemas.openxmlformats.org/officeDocument/2006/math" xmlns:v="urn:schemas-microsoft-com:vml" xmlns:wp14="http://schemas.microsoft.com/office/word/2010/wordprocessingDrawing" xmlns:wp="http://schemas.openxmlformats.org/drawingml/2006/wordprocessingDrawing" xmlns:w10="urn:schemas-microsoft-com:office:word" xmlns:w="http://schemas.openxmlformats.org/wordprocessingml/2006/main" xmlns:w14="http://schemas.microsoft.com/office/word/2010/wordml" xmlns:w15="http://schemas.microsoft.com/office/word/2012/wordml" xmlns:w16cex="http://schemas.microsoft.com/office/word/2018/wordml/cex" xmlns:w16cid="http://schemas.microsoft.com/office/word/2016/wordml/cid" xmlns:w16="http://schemas.microsoft.com/office/word/2018/wordml" xmlns:w16du="http://schemas.microsoft.com/office/word/2023/wordml/word16du" xmlns:w16sdtdh="http://schemas.microsoft.com/office/word/2020/wordml/sdtdatahash" xmlns:w16sdtfl="http://schemas.microsoft.com/office/word/2024/wordml/sdtformatlock" xmlns:w16se="http://schemas.microsoft.com/office/word/2015/wordml/symex" xmlns:wpg="http://schemas.microsoft.com/office/word/2010/wordprocessingGroup" xmlns:wpi="http://schemas.microsoft.com/office/word/2010/wordprocessingInk" xmlns:wne="http://schemas.microsoft.com/office/word/2006/wordml" xmlns:wps="http://schemas.microsoft.com/office/word/2010/wordprocessingShape" mc:Ignorable="w14 w15 w16se w16cid w16 w16cex w16sdtdh w16sdtfl w16du wp14">
+<w:numbering xmlns:wpc="http://schemas.microsoft.com/office/word/2010/wordprocessingCanvas" xmlns:mc="http://schemas.openxmlformats.org/markup-compatibility/2006" xmlns:o="urn:schemas-microsoft-com:office:office" xmlns:r="http://schemas.openxmlformats.org/officeDocument/2006/relationships" xmlns:m="http://schemas.openxmlformats.org/officeDocument/2006/math" xmlns:v="urn:schemas-microsoft-com:vml" xmlns:wp14="http://schemas.microsoft.com/office/word/2010/wordprocessingDrawing" xmlns:wp="http://schemas.openxmlformats.org/drawingml/2006/wordprocessingDrawing" xmlns:w10="urn:schemas-microsoft-com:office:word" xmlns:w="http://schemas.openxmlformats.org/wordprocessingml/2006/main" xmlns:w14="http://schemas.microsoft.com/office/word/2010/wordml" xmlns:w15="http://schemas.microsoft.com/office/word/2012/wordml" xmlns:wpg="http://schemas.microsoft.com/office/word/2010/wordprocessingGroup" xmlns:wpi="http://schemas.microsoft.com/office/word/2010/wordprocessingInk" xmlns:wne="http://schemas.microsoft.com/office/word/2006/wordml" xmlns:wps="http://schemas.microsoft.com/office/word/2010/wordprocessingShape" mc:Ignorable="w14 w15 wp14">
   <w:abstractNum w:abstractNumId="0" w15:restartNumberingAfterBreak="0">
     <w:nsid w:val="FFFFFFFE"/>
     <w:multiLevelType w:val="singleLevel"/>
@@ -2157,233 +4403,7 @@
     </w:lvl>
   </w:abstractNum>
   <w:abstractNum w:abstractNumId="1" w15:restartNumberingAfterBreak="0">
-    <w:nsid w:val="15742884"/>
-    <w:multiLevelType w:val="hybridMultilevel"/>
-    <w:tmpl w:val="22E40D9A"/>
-    <w:lvl w:ilvl="0" w:tplc="2C0A0001">
-      <w:start w:val="1"/>
-      <w:numFmt w:val="bullet"/>
-      <w:lvlText w:val=""/>
-      <w:lvlJc w:val="left"/>
-      <w:pPr>
-        <w:ind w:left="360" w:hanging="360"/>
-      </w:pPr>
-      <w:rPr>
-        <w:rFonts w:ascii="Symbol" w:hAnsi="Symbol" w:hint="default"/>
-      </w:rPr>
-    </w:lvl>
-    <w:lvl w:ilvl="1" w:tplc="2C0A0003" w:tentative="1">
-      <w:start w:val="1"/>
-      <w:numFmt w:val="bullet"/>
-      <w:lvlText w:val="o"/>
-      <w:lvlJc w:val="left"/>
-      <w:pPr>
-        <w:ind w:left="1080" w:hanging="360"/>
-      </w:pPr>
-      <w:rPr>
-        <w:rFonts w:ascii="Courier New" w:hAnsi="Courier New" w:cs="Courier New" w:hint="default"/>
-      </w:rPr>
-    </w:lvl>
-    <w:lvl w:ilvl="2" w:tplc="2C0A0005" w:tentative="1">
-      <w:start w:val="1"/>
-      <w:numFmt w:val="bullet"/>
-      <w:lvlText w:val=""/>
-      <w:lvlJc w:val="left"/>
-      <w:pPr>
-        <w:ind w:left="1800" w:hanging="360"/>
-      </w:pPr>
-      <w:rPr>
-        <w:rFonts w:ascii="Wingdings" w:hAnsi="Wingdings" w:hint="default"/>
-      </w:rPr>
-    </w:lvl>
-    <w:lvl w:ilvl="3" w:tplc="2C0A0001" w:tentative="1">
-      <w:start w:val="1"/>
-      <w:numFmt w:val="bullet"/>
-      <w:lvlText w:val=""/>
-      <w:lvlJc w:val="left"/>
-      <w:pPr>
-        <w:ind w:left="2520" w:hanging="360"/>
-      </w:pPr>
-      <w:rPr>
-        <w:rFonts w:ascii="Symbol" w:hAnsi="Symbol" w:hint="default"/>
-      </w:rPr>
-    </w:lvl>
-    <w:lvl w:ilvl="4" w:tplc="2C0A0003" w:tentative="1">
-      <w:start w:val="1"/>
-      <w:numFmt w:val="bullet"/>
-      <w:lvlText w:val="o"/>
-      <w:lvlJc w:val="left"/>
-      <w:pPr>
-        <w:ind w:left="3240" w:hanging="360"/>
-      </w:pPr>
-      <w:rPr>
-        <w:rFonts w:ascii="Courier New" w:hAnsi="Courier New" w:cs="Courier New" w:hint="default"/>
-      </w:rPr>
-    </w:lvl>
-    <w:lvl w:ilvl="5" w:tplc="2C0A0005" w:tentative="1">
-      <w:start w:val="1"/>
-      <w:numFmt w:val="bullet"/>
-      <w:lvlText w:val=""/>
-      <w:lvlJc w:val="left"/>
-      <w:pPr>
-        <w:ind w:left="3960" w:hanging="360"/>
-      </w:pPr>
-      <w:rPr>
-        <w:rFonts w:ascii="Wingdings" w:hAnsi="Wingdings" w:hint="default"/>
-      </w:rPr>
-    </w:lvl>
-    <w:lvl w:ilvl="6" w:tplc="2C0A0001" w:tentative="1">
-      <w:start w:val="1"/>
-      <w:numFmt w:val="bullet"/>
-      <w:lvlText w:val=""/>
-      <w:lvlJc w:val="left"/>
-      <w:pPr>
-        <w:ind w:left="4680" w:hanging="360"/>
-      </w:pPr>
-      <w:rPr>
-        <w:rFonts w:ascii="Symbol" w:hAnsi="Symbol" w:hint="default"/>
-      </w:rPr>
-    </w:lvl>
-    <w:lvl w:ilvl="7" w:tplc="2C0A0003" w:tentative="1">
-      <w:start w:val="1"/>
-      <w:numFmt w:val="bullet"/>
-      <w:lvlText w:val="o"/>
-      <w:lvlJc w:val="left"/>
-      <w:pPr>
-        <w:ind w:left="5400" w:hanging="360"/>
-      </w:pPr>
-      <w:rPr>
-        <w:rFonts w:ascii="Courier New" w:hAnsi="Courier New" w:cs="Courier New" w:hint="default"/>
-      </w:rPr>
-    </w:lvl>
-    <w:lvl w:ilvl="8" w:tplc="2C0A0005" w:tentative="1">
-      <w:start w:val="1"/>
-      <w:numFmt w:val="bullet"/>
-      <w:lvlText w:val=""/>
-      <w:lvlJc w:val="left"/>
-      <w:pPr>
-        <w:ind w:left="6120" w:hanging="360"/>
-      </w:pPr>
-      <w:rPr>
-        <w:rFonts w:ascii="Wingdings" w:hAnsi="Wingdings" w:hint="default"/>
-      </w:rPr>
-    </w:lvl>
-  </w:abstractNum>
-  <w:abstractNum w:abstractNumId="2" w15:restartNumberingAfterBreak="0">
-    <w:nsid w:val="2271736B"/>
-    <w:multiLevelType w:val="hybridMultilevel"/>
-    <w:tmpl w:val="3C588C8C"/>
-    <w:lvl w:ilvl="0" w:tplc="2C0A0001">
-      <w:start w:val="1"/>
-      <w:numFmt w:val="bullet"/>
-      <w:lvlText w:val=""/>
-      <w:lvlJc w:val="left"/>
-      <w:pPr>
-        <w:ind w:left="360" w:hanging="360"/>
-      </w:pPr>
-      <w:rPr>
-        <w:rFonts w:ascii="Symbol" w:hAnsi="Symbol" w:hint="default"/>
-      </w:rPr>
-    </w:lvl>
-    <w:lvl w:ilvl="1" w:tplc="2C0A0003" w:tentative="1">
-      <w:start w:val="1"/>
-      <w:numFmt w:val="bullet"/>
-      <w:lvlText w:val="o"/>
-      <w:lvlJc w:val="left"/>
-      <w:pPr>
-        <w:ind w:left="1080" w:hanging="360"/>
-      </w:pPr>
-      <w:rPr>
-        <w:rFonts w:ascii="Courier New" w:hAnsi="Courier New" w:cs="Courier New" w:hint="default"/>
-      </w:rPr>
-    </w:lvl>
-    <w:lvl w:ilvl="2" w:tplc="2C0A0005">
-      <w:start w:val="1"/>
-      <w:numFmt w:val="bullet"/>
-      <w:lvlText w:val=""/>
-      <w:lvlJc w:val="left"/>
-      <w:pPr>
-        <w:ind w:left="1800" w:hanging="360"/>
-      </w:pPr>
-      <w:rPr>
-        <w:rFonts w:ascii="Wingdings" w:hAnsi="Wingdings" w:hint="default"/>
-      </w:rPr>
-    </w:lvl>
-    <w:lvl w:ilvl="3" w:tplc="2C0A0001" w:tentative="1">
-      <w:start w:val="1"/>
-      <w:numFmt w:val="bullet"/>
-      <w:lvlText w:val=""/>
-      <w:lvlJc w:val="left"/>
-      <w:pPr>
-        <w:ind w:left="2520" w:hanging="360"/>
-      </w:pPr>
-      <w:rPr>
-        <w:rFonts w:ascii="Symbol" w:hAnsi="Symbol" w:hint="default"/>
-      </w:rPr>
-    </w:lvl>
-    <w:lvl w:ilvl="4" w:tplc="2C0A0003" w:tentative="1">
-      <w:start w:val="1"/>
-      <w:numFmt w:val="bullet"/>
-      <w:lvlText w:val="o"/>
-      <w:lvlJc w:val="left"/>
-      <w:pPr>
-        <w:ind w:left="3240" w:hanging="360"/>
-      </w:pPr>
-      <w:rPr>
-        <w:rFonts w:ascii="Courier New" w:hAnsi="Courier New" w:cs="Courier New" w:hint="default"/>
-      </w:rPr>
-    </w:lvl>
-    <w:lvl w:ilvl="5" w:tplc="2C0A0005" w:tentative="1">
-      <w:start w:val="1"/>
-      <w:numFmt w:val="bullet"/>
-      <w:lvlText w:val=""/>
-      <w:lvlJc w:val="left"/>
-      <w:pPr>
-        <w:ind w:left="3960" w:hanging="360"/>
-      </w:pPr>
-      <w:rPr>
-        <w:rFonts w:ascii="Wingdings" w:hAnsi="Wingdings" w:hint="default"/>
-      </w:rPr>
-    </w:lvl>
-    <w:lvl w:ilvl="6" w:tplc="2C0A0001" w:tentative="1">
-      <w:start w:val="1"/>
-      <w:numFmt w:val="bullet"/>
-      <w:lvlText w:val=""/>
-      <w:lvlJc w:val="left"/>
-      <w:pPr>
-        <w:ind w:left="4680" w:hanging="360"/>
-      </w:pPr>
-      <w:rPr>
-        <w:rFonts w:ascii="Symbol" w:hAnsi="Symbol" w:hint="default"/>
-      </w:rPr>
-    </w:lvl>
-    <w:lvl w:ilvl="7" w:tplc="2C0A0003" w:tentative="1">
-      <w:start w:val="1"/>
-      <w:numFmt w:val="bullet"/>
-      <w:lvlText w:val="o"/>
-      <w:lvlJc w:val="left"/>
-      <w:pPr>
-        <w:ind w:left="5400" w:hanging="360"/>
-      </w:pPr>
-      <w:rPr>
-        <w:rFonts w:ascii="Courier New" w:hAnsi="Courier New" w:cs="Courier New" w:hint="default"/>
-      </w:rPr>
-    </w:lvl>
-    <w:lvl w:ilvl="8" w:tplc="2C0A0005" w:tentative="1">
-      <w:start w:val="1"/>
-      <w:numFmt w:val="bullet"/>
-      <w:lvlText w:val=""/>
-      <w:lvlJc w:val="left"/>
-      <w:pPr>
-        <w:ind w:left="6120" w:hanging="360"/>
-      </w:pPr>
-      <w:rPr>
-        <w:rFonts w:ascii="Wingdings" w:hAnsi="Wingdings" w:hint="default"/>
-      </w:rPr>
-    </w:lvl>
-  </w:abstractNum>
-  <w:abstractNum w:abstractNumId="3" w15:restartNumberingAfterBreak="0">
-    <w:nsid w:val="241D302D"/>
+    <w:nsid w:val="05082AAF"/>
     <w:multiLevelType w:val="hybridMultilevel"/>
     <w:tmpl w:val="DD92EC58"/>
     <w:lvl w:ilvl="0" w:tplc="B322B2F4">
@@ -2473,7 +4493,415 @@
       </w:pPr>
     </w:lvl>
   </w:abstractNum>
-  <w:num w:numId="1" w16cid:durableId="364864678">
+  <w:abstractNum w:abstractNumId="2" w15:restartNumberingAfterBreak="0">
+    <w:nsid w:val="15742884"/>
+    <w:multiLevelType w:val="hybridMultilevel"/>
+    <w:tmpl w:val="22E40D9A"/>
+    <w:lvl w:ilvl="0" w:tplc="2C0A0001">
+      <w:start w:val="1"/>
+      <w:numFmt w:val="bullet"/>
+      <w:lvlText w:val=""/>
+      <w:lvlJc w:val="left"/>
+      <w:pPr>
+        <w:ind w:left="360" w:hanging="360"/>
+      </w:pPr>
+      <w:rPr>
+        <w:rFonts w:ascii="Symbol" w:hAnsi="Symbol" w:hint="default"/>
+      </w:rPr>
+    </w:lvl>
+    <w:lvl w:ilvl="1" w:tplc="2C0A0003" w:tentative="1">
+      <w:start w:val="1"/>
+      <w:numFmt w:val="bullet"/>
+      <w:lvlText w:val="o"/>
+      <w:lvlJc w:val="left"/>
+      <w:pPr>
+        <w:ind w:left="1080" w:hanging="360"/>
+      </w:pPr>
+      <w:rPr>
+        <w:rFonts w:ascii="Courier New" w:hAnsi="Courier New" w:cs="Courier New" w:hint="default"/>
+      </w:rPr>
+    </w:lvl>
+    <w:lvl w:ilvl="2" w:tplc="2C0A0005" w:tentative="1">
+      <w:start w:val="1"/>
+      <w:numFmt w:val="bullet"/>
+      <w:lvlText w:val=""/>
+      <w:lvlJc w:val="left"/>
+      <w:pPr>
+        <w:ind w:left="1800" w:hanging="360"/>
+      </w:pPr>
+      <w:rPr>
+        <w:rFonts w:ascii="Wingdings" w:hAnsi="Wingdings" w:hint="default"/>
+      </w:rPr>
+    </w:lvl>
+    <w:lvl w:ilvl="3" w:tplc="2C0A0001" w:tentative="1">
+      <w:start w:val="1"/>
+      <w:numFmt w:val="bullet"/>
+      <w:lvlText w:val=""/>
+      <w:lvlJc w:val="left"/>
+      <w:pPr>
+        <w:ind w:left="2520" w:hanging="360"/>
+      </w:pPr>
+      <w:rPr>
+        <w:rFonts w:ascii="Symbol" w:hAnsi="Symbol" w:hint="default"/>
+      </w:rPr>
+    </w:lvl>
+    <w:lvl w:ilvl="4" w:tplc="2C0A0003" w:tentative="1">
+      <w:start w:val="1"/>
+      <w:numFmt w:val="bullet"/>
+      <w:lvlText w:val="o"/>
+      <w:lvlJc w:val="left"/>
+      <w:pPr>
+        <w:ind w:left="3240" w:hanging="360"/>
+      </w:pPr>
+      <w:rPr>
+        <w:rFonts w:ascii="Courier New" w:hAnsi="Courier New" w:cs="Courier New" w:hint="default"/>
+      </w:rPr>
+    </w:lvl>
+    <w:lvl w:ilvl="5" w:tplc="2C0A0005" w:tentative="1">
+      <w:start w:val="1"/>
+      <w:numFmt w:val="bullet"/>
+      <w:lvlText w:val=""/>
+      <w:lvlJc w:val="left"/>
+      <w:pPr>
+        <w:ind w:left="3960" w:hanging="360"/>
+      </w:pPr>
+      <w:rPr>
+        <w:rFonts w:ascii="Wingdings" w:hAnsi="Wingdings" w:hint="default"/>
+      </w:rPr>
+    </w:lvl>
+    <w:lvl w:ilvl="6" w:tplc="2C0A0001" w:tentative="1">
+      <w:start w:val="1"/>
+      <w:numFmt w:val="bullet"/>
+      <w:lvlText w:val=""/>
+      <w:lvlJc w:val="left"/>
+      <w:pPr>
+        <w:ind w:left="4680" w:hanging="360"/>
+      </w:pPr>
+      <w:rPr>
+        <w:rFonts w:ascii="Symbol" w:hAnsi="Symbol" w:hint="default"/>
+      </w:rPr>
+    </w:lvl>
+    <w:lvl w:ilvl="7" w:tplc="2C0A0003" w:tentative="1">
+      <w:start w:val="1"/>
+      <w:numFmt w:val="bullet"/>
+      <w:lvlText w:val="o"/>
+      <w:lvlJc w:val="left"/>
+      <w:pPr>
+        <w:ind w:left="5400" w:hanging="360"/>
+      </w:pPr>
+      <w:rPr>
+        <w:rFonts w:ascii="Courier New" w:hAnsi="Courier New" w:cs="Courier New" w:hint="default"/>
+      </w:rPr>
+    </w:lvl>
+    <w:lvl w:ilvl="8" w:tplc="2C0A0005" w:tentative="1">
+      <w:start w:val="1"/>
+      <w:numFmt w:val="bullet"/>
+      <w:lvlText w:val=""/>
+      <w:lvlJc w:val="left"/>
+      <w:pPr>
+        <w:ind w:left="6120" w:hanging="360"/>
+      </w:pPr>
+      <w:rPr>
+        <w:rFonts w:ascii="Wingdings" w:hAnsi="Wingdings" w:hint="default"/>
+      </w:rPr>
+    </w:lvl>
+  </w:abstractNum>
+  <w:abstractNum w:abstractNumId="3" w15:restartNumberingAfterBreak="0">
+    <w:nsid w:val="2271736B"/>
+    <w:multiLevelType w:val="hybridMultilevel"/>
+    <w:tmpl w:val="3C588C8C"/>
+    <w:lvl w:ilvl="0" w:tplc="2C0A0001">
+      <w:start w:val="1"/>
+      <w:numFmt w:val="bullet"/>
+      <w:lvlText w:val=""/>
+      <w:lvlJc w:val="left"/>
+      <w:pPr>
+        <w:ind w:left="360" w:hanging="360"/>
+      </w:pPr>
+      <w:rPr>
+        <w:rFonts w:ascii="Symbol" w:hAnsi="Symbol" w:hint="default"/>
+      </w:rPr>
+    </w:lvl>
+    <w:lvl w:ilvl="1" w:tplc="2C0A0003">
+      <w:start w:val="1"/>
+      <w:numFmt w:val="bullet"/>
+      <w:lvlText w:val="o"/>
+      <w:lvlJc w:val="left"/>
+      <w:pPr>
+        <w:ind w:left="1080" w:hanging="360"/>
+      </w:pPr>
+      <w:rPr>
+        <w:rFonts w:ascii="Courier New" w:hAnsi="Courier New" w:cs="Courier New" w:hint="default"/>
+      </w:rPr>
+    </w:lvl>
+    <w:lvl w:ilvl="2" w:tplc="2C0A0005">
+      <w:start w:val="1"/>
+      <w:numFmt w:val="bullet"/>
+      <w:lvlText w:val=""/>
+      <w:lvlJc w:val="left"/>
+      <w:pPr>
+        <w:ind w:left="1800" w:hanging="360"/>
+      </w:pPr>
+      <w:rPr>
+        <w:rFonts w:ascii="Wingdings" w:hAnsi="Wingdings" w:hint="default"/>
+      </w:rPr>
+    </w:lvl>
+    <w:lvl w:ilvl="3" w:tplc="2C0A0001" w:tentative="1">
+      <w:start w:val="1"/>
+      <w:numFmt w:val="bullet"/>
+      <w:lvlText w:val=""/>
+      <w:lvlJc w:val="left"/>
+      <w:pPr>
+        <w:ind w:left="2520" w:hanging="360"/>
+      </w:pPr>
+      <w:rPr>
+        <w:rFonts w:ascii="Symbol" w:hAnsi="Symbol" w:hint="default"/>
+      </w:rPr>
+    </w:lvl>
+    <w:lvl w:ilvl="4" w:tplc="2C0A0003" w:tentative="1">
+      <w:start w:val="1"/>
+      <w:numFmt w:val="bullet"/>
+      <w:lvlText w:val="o"/>
+      <w:lvlJc w:val="left"/>
+      <w:pPr>
+        <w:ind w:left="3240" w:hanging="360"/>
+      </w:pPr>
+      <w:rPr>
+        <w:rFonts w:ascii="Courier New" w:hAnsi="Courier New" w:cs="Courier New" w:hint="default"/>
+      </w:rPr>
+    </w:lvl>
+    <w:lvl w:ilvl="5" w:tplc="2C0A0005" w:tentative="1">
+      <w:start w:val="1"/>
+      <w:numFmt w:val="bullet"/>
+      <w:lvlText w:val=""/>
+      <w:lvlJc w:val="left"/>
+      <w:pPr>
+        <w:ind w:left="3960" w:hanging="360"/>
+      </w:pPr>
+      <w:rPr>
+        <w:rFonts w:ascii="Wingdings" w:hAnsi="Wingdings" w:hint="default"/>
+      </w:rPr>
+    </w:lvl>
+    <w:lvl w:ilvl="6" w:tplc="2C0A0001" w:tentative="1">
+      <w:start w:val="1"/>
+      <w:numFmt w:val="bullet"/>
+      <w:lvlText w:val=""/>
+      <w:lvlJc w:val="left"/>
+      <w:pPr>
+        <w:ind w:left="4680" w:hanging="360"/>
+      </w:pPr>
+      <w:rPr>
+        <w:rFonts w:ascii="Symbol" w:hAnsi="Symbol" w:hint="default"/>
+      </w:rPr>
+    </w:lvl>
+    <w:lvl w:ilvl="7" w:tplc="2C0A0003" w:tentative="1">
+      <w:start w:val="1"/>
+      <w:numFmt w:val="bullet"/>
+      <w:lvlText w:val="o"/>
+      <w:lvlJc w:val="left"/>
+      <w:pPr>
+        <w:ind w:left="5400" w:hanging="360"/>
+      </w:pPr>
+      <w:rPr>
+        <w:rFonts w:ascii="Courier New" w:hAnsi="Courier New" w:cs="Courier New" w:hint="default"/>
+      </w:rPr>
+    </w:lvl>
+    <w:lvl w:ilvl="8" w:tplc="2C0A0005" w:tentative="1">
+      <w:start w:val="1"/>
+      <w:numFmt w:val="bullet"/>
+      <w:lvlText w:val=""/>
+      <w:lvlJc w:val="left"/>
+      <w:pPr>
+        <w:ind w:left="6120" w:hanging="360"/>
+      </w:pPr>
+      <w:rPr>
+        <w:rFonts w:ascii="Wingdings" w:hAnsi="Wingdings" w:hint="default"/>
+      </w:rPr>
+    </w:lvl>
+  </w:abstractNum>
+  <w:abstractNum w:abstractNumId="4" w15:restartNumberingAfterBreak="0">
+    <w:nsid w:val="241D302D"/>
+    <w:multiLevelType w:val="hybridMultilevel"/>
+    <w:tmpl w:val="DD92EC58"/>
+    <w:lvl w:ilvl="0" w:tplc="B322B2F4">
+      <w:start w:val="1"/>
+      <w:numFmt w:val="decimal"/>
+      <w:lvlText w:val="(%1)"/>
+      <w:lvlJc w:val="left"/>
+      <w:pPr>
+        <w:ind w:left="720" w:hanging="360"/>
+      </w:pPr>
+      <w:rPr>
+        <w:rFonts w:hint="default"/>
+        <w:b/>
+        <w:color w:val="FF0000"/>
+      </w:rPr>
+    </w:lvl>
+    <w:lvl w:ilvl="1" w:tplc="2C0A0019">
+      <w:start w:val="1"/>
+      <w:numFmt w:val="lowerLetter"/>
+      <w:lvlText w:val="%2."/>
+      <w:lvlJc w:val="left"/>
+      <w:pPr>
+        <w:ind w:left="1440" w:hanging="360"/>
+      </w:pPr>
+    </w:lvl>
+    <w:lvl w:ilvl="2" w:tplc="2C0A001B">
+      <w:start w:val="1"/>
+      <w:numFmt w:val="lowerRoman"/>
+      <w:lvlText w:val="%3."/>
+      <w:lvlJc w:val="right"/>
+      <w:pPr>
+        <w:ind w:left="2160" w:hanging="180"/>
+      </w:pPr>
+    </w:lvl>
+    <w:lvl w:ilvl="3" w:tplc="2C0A000F" w:tentative="1">
+      <w:start w:val="1"/>
+      <w:numFmt w:val="decimal"/>
+      <w:lvlText w:val="%4."/>
+      <w:lvlJc w:val="left"/>
+      <w:pPr>
+        <w:ind w:left="2880" w:hanging="360"/>
+      </w:pPr>
+    </w:lvl>
+    <w:lvl w:ilvl="4" w:tplc="2C0A0019" w:tentative="1">
+      <w:start w:val="1"/>
+      <w:numFmt w:val="lowerLetter"/>
+      <w:lvlText w:val="%5."/>
+      <w:lvlJc w:val="left"/>
+      <w:pPr>
+        <w:ind w:left="3600" w:hanging="360"/>
+      </w:pPr>
+    </w:lvl>
+    <w:lvl w:ilvl="5" w:tplc="2C0A001B" w:tentative="1">
+      <w:start w:val="1"/>
+      <w:numFmt w:val="lowerRoman"/>
+      <w:lvlText w:val="%6."/>
+      <w:lvlJc w:val="right"/>
+      <w:pPr>
+        <w:ind w:left="4320" w:hanging="180"/>
+      </w:pPr>
+    </w:lvl>
+    <w:lvl w:ilvl="6" w:tplc="2C0A000F" w:tentative="1">
+      <w:start w:val="1"/>
+      <w:numFmt w:val="decimal"/>
+      <w:lvlText w:val="%7."/>
+      <w:lvlJc w:val="left"/>
+      <w:pPr>
+        <w:ind w:left="5040" w:hanging="360"/>
+      </w:pPr>
+    </w:lvl>
+    <w:lvl w:ilvl="7" w:tplc="2C0A0019" w:tentative="1">
+      <w:start w:val="1"/>
+      <w:numFmt w:val="lowerLetter"/>
+      <w:lvlText w:val="%8."/>
+      <w:lvlJc w:val="left"/>
+      <w:pPr>
+        <w:ind w:left="5760" w:hanging="360"/>
+      </w:pPr>
+    </w:lvl>
+    <w:lvl w:ilvl="8" w:tplc="2C0A001B" w:tentative="1">
+      <w:start w:val="1"/>
+      <w:numFmt w:val="lowerRoman"/>
+      <w:lvlText w:val="%9."/>
+      <w:lvlJc w:val="right"/>
+      <w:pPr>
+        <w:ind w:left="6480" w:hanging="180"/>
+      </w:pPr>
+    </w:lvl>
+  </w:abstractNum>
+  <w:abstractNum w:abstractNumId="5" w15:restartNumberingAfterBreak="0">
+    <w:nsid w:val="44E37CFF"/>
+    <w:multiLevelType w:val="hybridMultilevel"/>
+    <w:tmpl w:val="DD92EC58"/>
+    <w:lvl w:ilvl="0" w:tplc="B322B2F4">
+      <w:start w:val="1"/>
+      <w:numFmt w:val="decimal"/>
+      <w:lvlText w:val="(%1)"/>
+      <w:lvlJc w:val="left"/>
+      <w:pPr>
+        <w:ind w:left="720" w:hanging="360"/>
+      </w:pPr>
+      <w:rPr>
+        <w:rFonts w:hint="default"/>
+        <w:b/>
+        <w:color w:val="FF0000"/>
+      </w:rPr>
+    </w:lvl>
+    <w:lvl w:ilvl="1" w:tplc="2C0A0019">
+      <w:start w:val="1"/>
+      <w:numFmt w:val="lowerLetter"/>
+      <w:lvlText w:val="%2."/>
+      <w:lvlJc w:val="left"/>
+      <w:pPr>
+        <w:ind w:left="1440" w:hanging="360"/>
+      </w:pPr>
+    </w:lvl>
+    <w:lvl w:ilvl="2" w:tplc="2C0A001B">
+      <w:start w:val="1"/>
+      <w:numFmt w:val="lowerRoman"/>
+      <w:lvlText w:val="%3."/>
+      <w:lvlJc w:val="right"/>
+      <w:pPr>
+        <w:ind w:left="2160" w:hanging="180"/>
+      </w:pPr>
+    </w:lvl>
+    <w:lvl w:ilvl="3" w:tplc="2C0A000F" w:tentative="1">
+      <w:start w:val="1"/>
+      <w:numFmt w:val="decimal"/>
+      <w:lvlText w:val="%4."/>
+      <w:lvlJc w:val="left"/>
+      <w:pPr>
+        <w:ind w:left="2880" w:hanging="360"/>
+      </w:pPr>
+    </w:lvl>
+    <w:lvl w:ilvl="4" w:tplc="2C0A0019" w:tentative="1">
+      <w:start w:val="1"/>
+      <w:numFmt w:val="lowerLetter"/>
+      <w:lvlText w:val="%5."/>
+      <w:lvlJc w:val="left"/>
+      <w:pPr>
+        <w:ind w:left="3600" w:hanging="360"/>
+      </w:pPr>
+    </w:lvl>
+    <w:lvl w:ilvl="5" w:tplc="2C0A001B" w:tentative="1">
+      <w:start w:val="1"/>
+      <w:numFmt w:val="lowerRoman"/>
+      <w:lvlText w:val="%6."/>
+      <w:lvlJc w:val="right"/>
+      <w:pPr>
+        <w:ind w:left="4320" w:hanging="180"/>
+      </w:pPr>
+    </w:lvl>
+    <w:lvl w:ilvl="6" w:tplc="2C0A000F" w:tentative="1">
+      <w:start w:val="1"/>
+      <w:numFmt w:val="decimal"/>
+      <w:lvlText w:val="%7."/>
+      <w:lvlJc w:val="left"/>
+      <w:pPr>
+        <w:ind w:left="5040" w:hanging="360"/>
+      </w:pPr>
+    </w:lvl>
+    <w:lvl w:ilvl="7" w:tplc="2C0A0019" w:tentative="1">
+      <w:start w:val="1"/>
+      <w:numFmt w:val="lowerLetter"/>
+      <w:lvlText w:val="%8."/>
+      <w:lvlJc w:val="left"/>
+      <w:pPr>
+        <w:ind w:left="5760" w:hanging="360"/>
+      </w:pPr>
+    </w:lvl>
+    <w:lvl w:ilvl="8" w:tplc="2C0A001B" w:tentative="1">
+      <w:start w:val="1"/>
+      <w:numFmt w:val="lowerRoman"/>
+      <w:lvlText w:val="%9."/>
+      <w:lvlJc w:val="right"/>
+      <w:pPr>
+        <w:ind w:left="6480" w:hanging="180"/>
+      </w:pPr>
+    </w:lvl>
+  </w:abstractNum>
+  <w:num w:numId="1">
     <w:abstractNumId w:val="0"/>
     <w:lvlOverride w:ilvl="0">
       <w:lvl w:ilvl="0">
@@ -2488,20 +4916,26 @@
       </w:lvl>
     </w:lvlOverride>
   </w:num>
-  <w:num w:numId="2" w16cid:durableId="1953396907">
+  <w:num w:numId="2">
+    <w:abstractNumId w:val="2"/>
+  </w:num>
+  <w:num w:numId="3">
+    <w:abstractNumId w:val="3"/>
+  </w:num>
+  <w:num w:numId="4">
+    <w:abstractNumId w:val="4"/>
+  </w:num>
+  <w:num w:numId="5">
     <w:abstractNumId w:val="1"/>
   </w:num>
-  <w:num w:numId="3" w16cid:durableId="456527598">
-    <w:abstractNumId w:val="2"/>
-  </w:num>
-  <w:num w:numId="4" w16cid:durableId="1019434271">
-    <w:abstractNumId w:val="3"/>
+  <w:num w:numId="6">
+    <w:abstractNumId w:val="5"/>
   </w:num>
 </w:numbering>
 </file>
 
 <file path=word/styles.xml><?xml version="1.0" encoding="utf-8"?>
-<w:styles xmlns:mc="http://schemas.openxmlformats.org/markup-compatibility/2006" xmlns:r="http://schemas.openxmlformats.org/officeDocument/2006/relationships" xmlns:w="http://schemas.openxmlformats.org/wordprocessingml/2006/main" xmlns:w14="http://schemas.microsoft.com/office/word/2010/wordml" xmlns:w15="http://schemas.microsoft.com/office/word/2012/wordml" xmlns:w16cex="http://schemas.microsoft.com/office/word/2018/wordml/cex" xmlns:w16cid="http://schemas.microsoft.com/office/word/2016/wordml/cid" xmlns:w16="http://schemas.microsoft.com/office/word/2018/wordml" xmlns:w16du="http://schemas.microsoft.com/office/word/2023/wordml/word16du" xmlns:w16sdtdh="http://schemas.microsoft.com/office/word/2020/wordml/sdtdatahash" xmlns:w16sdtfl="http://schemas.microsoft.com/office/word/2024/wordml/sdtformatlock" xmlns:w16se="http://schemas.microsoft.com/office/word/2015/wordml/symex" mc:Ignorable="w14 w15 w16se w16cid w16 w16cex w16sdtdh w16sdtfl w16du">
+<w:styles xmlns:mc="http://schemas.openxmlformats.org/markup-compatibility/2006" xmlns:r="http://schemas.openxmlformats.org/officeDocument/2006/relationships" xmlns:w="http://schemas.openxmlformats.org/wordprocessingml/2006/main" xmlns:w14="http://schemas.microsoft.com/office/word/2010/wordml" xmlns:w15="http://schemas.microsoft.com/office/word/2012/wordml" mc:Ignorable="w14 w15">
   <w:docDefaults>
     <w:rPrDefault>
       <w:rPr>
@@ -2517,7 +4951,7 @@
       </w:pPr>
     </w:pPrDefault>
   </w:docDefaults>
-  <w:latentStyles w:defLockedState="0" w:defUIPriority="99" w:defSemiHidden="0" w:defUnhideWhenUsed="0" w:defQFormat="0" w:count="376">
+  <w:latentStyles w:defLockedState="0" w:defUIPriority="99" w:defSemiHidden="0" w:defUnhideWhenUsed="0" w:defQFormat="0" w:count="371">
     <w:lsdException w:name="Normal" w:uiPriority="0" w:qFormat="1"/>
     <w:lsdException w:name="heading 1" w:uiPriority="9" w:qFormat="1"/>
     <w:lsdException w:name="heading 2" w:semiHidden="1" w:uiPriority="9" w:unhideWhenUsed="1" w:qFormat="1"/>
@@ -2889,11 +5323,6 @@
     <w:lsdException w:name="List Table 5 Dark Accent 6" w:uiPriority="50"/>
     <w:lsdException w:name="List Table 6 Colorful Accent 6" w:uiPriority="51"/>
     <w:lsdException w:name="List Table 7 Colorful Accent 6" w:uiPriority="52"/>
-    <w:lsdException w:name="Mention" w:semiHidden="1" w:unhideWhenUsed="1"/>
-    <w:lsdException w:name="Smart Hyperlink" w:semiHidden="1" w:unhideWhenUsed="1"/>
-    <w:lsdException w:name="Hashtag" w:semiHidden="1" w:unhideWhenUsed="1"/>
-    <w:lsdException w:name="Unresolved Mention" w:semiHidden="1" w:unhideWhenUsed="1"/>
-    <w:lsdException w:name="Smart Link" w:semiHidden="1" w:unhideWhenUsed="1"/>
   </w:latentStyles>
   <w:style w:type="paragraph" w:default="1" w:styleId="Normal">
     <w:name w:val="Normal"/>
@@ -2965,6 +5394,50 @@
       <w:sz w:val="20"/>
       <w:szCs w:val="20"/>
     </w:rPr>
+  </w:style>
+  <w:style w:type="paragraph" w:styleId="Encabezado">
+    <w:name w:val="header"/>
+    <w:basedOn w:val="Normal"/>
+    <w:link w:val="EncabezadoCar"/>
+    <w:uiPriority w:val="99"/>
+    <w:unhideWhenUsed/>
+    <w:rsid w:val="00CE3692"/>
+    <w:pPr>
+      <w:tabs>
+        <w:tab w:val="center" w:pos="4252"/>
+        <w:tab w:val="right" w:pos="8504"/>
+      </w:tabs>
+      <w:spacing w:after="0" w:line="240" w:lineRule="auto"/>
+    </w:pPr>
+  </w:style>
+  <w:style w:type="character" w:customStyle="1" w:styleId="EncabezadoCar">
+    <w:name w:val="Encabezado Car"/>
+    <w:basedOn w:val="Fuentedeprrafopredeter"/>
+    <w:link w:val="Encabezado"/>
+    <w:uiPriority w:val="99"/>
+    <w:rsid w:val="00CE3692"/>
+  </w:style>
+  <w:style w:type="paragraph" w:styleId="Piedepgina">
+    <w:name w:val="footer"/>
+    <w:basedOn w:val="Normal"/>
+    <w:link w:val="PiedepginaCar"/>
+    <w:uiPriority w:val="99"/>
+    <w:unhideWhenUsed/>
+    <w:rsid w:val="00CE3692"/>
+    <w:pPr>
+      <w:tabs>
+        <w:tab w:val="center" w:pos="4252"/>
+        <w:tab w:val="right" w:pos="8504"/>
+      </w:tabs>
+      <w:spacing w:after="0" w:line="240" w:lineRule="auto"/>
+    </w:pPr>
+  </w:style>
+  <w:style w:type="character" w:customStyle="1" w:styleId="PiedepginaCar">
+    <w:name w:val="Pie de página Car"/>
+    <w:basedOn w:val="Fuentedeprrafopredeter"/>
+    <w:link w:val="Piedepgina"/>
+    <w:uiPriority w:val="99"/>
+    <w:rsid w:val="00CE3692"/>
   </w:style>
 </w:styles>
 </file>

--- a/Curso_C#/Mapas Endpoints/Plan Modulo de Gestion de Rutinas.docx
+++ b/Curso_C#/Mapas Endpoints/Plan Modulo de Gestion de Rutinas.docx
@@ -5,10 +5,14 @@
     <w:p>
       <w:pPr>
         <w:jc w:val="center"/>
+        <w:rPr>
+          <w:sz w:val="24"/>
+        </w:rPr>
       </w:pPr>
       <w:r>
         <w:rPr>
           <w:noProof/>
+          <w:sz w:val="24"/>
           <w:lang w:eastAsia="es-AR"/>
         </w:rPr>
         <mc:AlternateContent>
@@ -259,6 +263,7 @@
       <w:r>
         <w:rPr>
           <w:noProof/>
+          <w:sz w:val="24"/>
           <w:lang w:eastAsia="es-AR"/>
         </w:rPr>
         <w:drawing>
@@ -318,6 +323,11 @@
         </w:drawing>
       </w:r>
       <w:r>
+        <w:rPr>
+          <w:noProof/>
+          <w:sz w:val="24"/>
+          <w:lang w:eastAsia="es-AR"/>
+        </w:rPr>
         <w:drawing>
           <wp:anchor distT="0" distB="0" distL="114300" distR="114300" simplePos="0" relativeHeight="251674624" behindDoc="1" locked="0" layoutInCell="1" allowOverlap="1" wp14:anchorId="04E84455" wp14:editId="522C91B1">
             <wp:simplePos x="0" y="0"/>
@@ -385,6 +395,7 @@
       <w:r>
         <w:rPr>
           <w:noProof/>
+          <w:sz w:val="24"/>
           <w:lang w:eastAsia="es-AR"/>
         </w:rPr>
         <mc:AlternateContent>
@@ -631,6 +642,7 @@
       <w:r>
         <w:rPr>
           <w:noProof/>
+          <w:sz w:val="24"/>
           <w:lang w:eastAsia="es-AR"/>
         </w:rPr>
         <mc:AlternateContent>
@@ -877,6 +889,7 @@
       <w:r>
         <w:rPr>
           <w:noProof/>
+          <w:sz w:val="24"/>
           <w:lang w:eastAsia="es-AR"/>
         </w:rPr>
         <mc:AlternateContent>
@@ -1123,6 +1136,7 @@
       <w:r>
         <w:rPr>
           <w:noProof/>
+          <w:sz w:val="24"/>
           <w:lang w:eastAsia="es-AR"/>
         </w:rPr>
         <mc:AlternateContent>
@@ -1372,19 +1386,14 @@
           <w:b/>
           <w:bCs/>
           <w:color w:val="000000"/>
+          <w:sz w:val="24"/>
         </w:rPr>
         <w:t>Módulo de Gestión de Rutinas</w:t>
       </w:r>
       <w:r>
         <w:rPr>
           <w:noProof/>
-          <w:lang w:eastAsia="es-AR"/>
-        </w:rPr>
-        <w:t xml:space="preserve"> </w:t>
-      </w:r>
-      <w:r>
-        <w:rPr>
-          <w:noProof/>
+          <w:sz w:val="24"/>
           <w:lang w:eastAsia="es-AR"/>
         </w:rPr>
         <mc:AlternateContent>
@@ -1630,6 +1639,7 @@
       <w:r>
         <w:rPr>
           <w:noProof/>
+          <w:sz w:val="24"/>
           <w:lang w:eastAsia="es-AR"/>
         </w:rPr>
         <mc:AlternateContent>
@@ -1875,6 +1885,7 @@
       <w:r>
         <w:rPr>
           <w:noProof/>
+          <w:sz w:val="24"/>
           <w:lang w:eastAsia="es-AR"/>
         </w:rPr>
         <mc:AlternateContent>
@@ -2120,6 +2131,7 @@
       <w:r>
         <w:rPr>
           <w:noProof/>
+          <w:sz w:val="24"/>
           <w:lang w:eastAsia="es-AR"/>
         </w:rPr>
         <mc:AlternateContent>
@@ -2195,7 +2207,6 @@
                                 </w14:textOutline>
                               </w:rPr>
                             </w:pPr>
-                            <w:bookmarkStart w:id="0" w:name="_GoBack"/>
                             <w:r>
                               <w:rPr>
                                 <w:color w:val="FF0000"/>
@@ -2215,7 +2226,6 @@
                               </w:rPr>
                               <w:t>(1)</w:t>
                             </w:r>
-                            <w:bookmarkEnd w:id="0"/>
                           </w:p>
                         </w:txbxContent>
                       </wps:txbx>
@@ -2261,7 +2271,6 @@
                           </w14:textOutline>
                         </w:rPr>
                       </w:pPr>
-                      <w:bookmarkStart w:id="1" w:name="_GoBack"/>
                       <w:r>
                         <w:rPr>
                           <w:color w:val="FF0000"/>
@@ -2281,7 +2290,6 @@
                         </w:rPr>
                         <w:t>(1)</w:t>
                       </w:r>
-                      <w:bookmarkEnd w:id="1"/>
                     </w:p>
                   </w:txbxContent>
                 </v:textbox>
@@ -2292,23 +2300,21 @@
       </w:r>
     </w:p>
     <w:p>
-      <w:proofErr w:type="spellStart"/>
-      <w:r>
-        <w:t>Endpoints</w:t>
-      </w:r>
-      <w:proofErr w:type="spellEnd"/>
-      <w:r>
-        <w:t xml:space="preserve"> previos necesarios para armar el </w:t>
-      </w:r>
-      <w:proofErr w:type="spellStart"/>
-      <w:r>
-        <w:t>front</w:t>
-      </w:r>
-      <w:proofErr w:type="spellEnd"/>
-      <w:r>
-        <w:t xml:space="preserve"> de Rutinas</w:t>
-      </w:r>
-      <w:r>
+      <w:pPr>
+        <w:rPr>
+          <w:b/>
+        </w:rPr>
+      </w:pPr>
+      <w:r>
+        <w:rPr>
+          <w:b/>
+        </w:rPr>
+        <w:t>Endpoints previos necesarios para armar el front de Rutinas</w:t>
+      </w:r>
+      <w:r>
+        <w:rPr>
+          <w:b/>
+        </w:rPr>
         <w:t>:</w:t>
       </w:r>
     </w:p>
@@ -2324,15 +2330,7 @@
         <w:spacing w:before="150" w:after="150" w:line="240" w:lineRule="auto"/>
       </w:pPr>
       <w:r>
-        <w:t>GET api/</w:t>
-      </w:r>
-      <w:proofErr w:type="spellStart"/>
-      <w:r>
-        <w:t>Auth</w:t>
-      </w:r>
-      <w:proofErr w:type="spellEnd"/>
-      <w:r>
-        <w:t>/permisos-actuales</w:t>
+        <w:t>GET api/Permiso</w:t>
       </w:r>
       <w:r>
         <w:t xml:space="preserve"> </w:t>
@@ -2356,7 +2354,13 @@
         <w:t>.</w:t>
       </w:r>
       <w:r>
-        <w:t xml:space="preserve"> Botones:</w:t>
+        <w:t xml:space="preserve"> Botones</w:t>
+      </w:r>
+      <w:r>
+        <w:t xml:space="preserve"> con su Permiso asignado</w:t>
+      </w:r>
+      <w:r>
+        <w:t>:</w:t>
       </w:r>
     </w:p>
     <w:p>
@@ -2468,7 +2472,29 @@
         <w:t>RECUPERAR_RUTINA</w:t>
       </w:r>
     </w:p>
-    <w:p/>
+    <w:p>
+      <w:pPr>
+        <w:numPr>
+          <w:ilvl w:val="0"/>
+          <w:numId w:val="3"/>
+        </w:numPr>
+        <w:autoSpaceDE w:val="0"/>
+        <w:autoSpaceDN w:val="0"/>
+        <w:adjustRightInd w:val="0"/>
+        <w:spacing w:before="150" w:after="150" w:line="240" w:lineRule="auto"/>
+        <w:rPr>
+          <w:color w:val="FF0000"/>
+        </w:rPr>
+      </w:pPr>
+      <w:r>
+        <w:rPr>
+          <w:color w:val="FF0000"/>
+        </w:rPr>
+        <w:t>HACER LO MISMO CON LOS BOTONES DE GRUPO</w:t>
+      </w:r>
+      <w:bookmarkStart w:id="0" w:name="_GoBack"/>
+      <w:bookmarkEnd w:id="0"/>
+    </w:p>
     <w:p>
       <w:r>
         <w:t>Flujo</w:t>
@@ -2501,14 +2527,12 @@
         </w:rPr>
         <w:t>GET api/</w:t>
       </w:r>
-      <w:proofErr w:type="spellStart"/>
       <w:r>
         <w:rPr>
           <w:color w:val="000000" w:themeColor="text1"/>
         </w:rPr>
         <w:t>RangoHorario</w:t>
       </w:r>
-      <w:proofErr w:type="spellEnd"/>
       <w:r>
         <w:rPr>
           <w:color w:val="000000" w:themeColor="text1"/>
@@ -2521,21 +2545,8 @@
       <w:r>
         <w:t xml:space="preserve"> Obtengo </w:t>
       </w:r>
-      <w:proofErr w:type="spellStart"/>
-      <w:r>
-        <w:t>IEnumerable</w:t>
-      </w:r>
-      <w:proofErr w:type="spellEnd"/>
-      <w:r>
-        <w:t>&lt;</w:t>
-      </w:r>
-      <w:proofErr w:type="spellStart"/>
-      <w:r>
-        <w:t>RangoHorarioDto</w:t>
-      </w:r>
-      <w:proofErr w:type="spellEnd"/>
-      <w:r>
-        <w:t>&gt;</w:t>
+      <w:r>
+        <w:t>IEnumerable&lt;RangoHorarioDto&gt;</w:t>
       </w:r>
       <w:r>
         <w:t xml:space="preserve"> </w:t>
@@ -2546,30 +2557,12 @@
       <w:r>
         <w:t xml:space="preserve"> Front: </w:t>
       </w:r>
-      <w:proofErr w:type="spellStart"/>
-      <w:r>
-        <w:t>Dropdown</w:t>
-      </w:r>
-      <w:proofErr w:type="spellEnd"/>
-      <w:r>
-        <w:t xml:space="preserve"> (</w:t>
-      </w:r>
-      <w:proofErr w:type="spellStart"/>
-      <w:r>
-        <w:t>ComboBox</w:t>
-      </w:r>
-      <w:proofErr w:type="spellEnd"/>
-      <w:r>
-        <w:t>)</w:t>
-      </w:r>
-      <w:r>
-        <w:t xml:space="preserve"> de </w:t>
-      </w:r>
-      <w:proofErr w:type="spellStart"/>
-      <w:r>
-        <w:t>horaDesde-horaHasta</w:t>
-      </w:r>
-      <w:proofErr w:type="spellEnd"/>
+      <w:r>
+        <w:t>Dropdown (ComboBox)</w:t>
+      </w:r>
+      <w:r>
+        <w:t xml:space="preserve"> de horaDesde-horaHasta</w:t>
+      </w:r>
       <w:r>
         <w:t xml:space="preserve"> </w:t>
       </w:r>
@@ -2579,11 +2572,9 @@
       <w:r>
         <w:t xml:space="preserve"> Obtengo un </w:t>
       </w:r>
-      <w:proofErr w:type="spellStart"/>
       <w:r>
         <w:t>idRangoHorario</w:t>
       </w:r>
-      <w:proofErr w:type="spellEnd"/>
       <w:r>
         <w:t>.</w:t>
       </w:r>
@@ -2609,15 +2600,7 @@
         <w:t>Rutina</w:t>
       </w:r>
       <w:r>
-        <w:t>/entrenadores/{</w:t>
-      </w:r>
-      <w:proofErr w:type="spellStart"/>
-      <w:r>
-        <w:t>idRangoHorario</w:t>
-      </w:r>
-      <w:proofErr w:type="spellEnd"/>
-      <w:r>
-        <w:t>}</w:t>
+        <w:t>/entrenadores/{idRangoHorario}</w:t>
       </w:r>
       <w:r>
         <w:t xml:space="preserve"> </w:t>
@@ -2628,21 +2611,8 @@
       <w:r>
         <w:t xml:space="preserve"> Obtengo </w:t>
       </w:r>
-      <w:proofErr w:type="spellStart"/>
-      <w:r>
-        <w:t>List</w:t>
-      </w:r>
-      <w:proofErr w:type="spellEnd"/>
-      <w:r>
-        <w:t>&lt;</w:t>
-      </w:r>
-      <w:proofErr w:type="spellStart"/>
-      <w:r>
-        <w:t>EntrenadorDto</w:t>
-      </w:r>
-      <w:proofErr w:type="spellEnd"/>
-      <w:r>
-        <w:t>&gt;</w:t>
+      <w:r>
+        <w:t>List&lt;EntrenadorDto&gt;</w:t>
       </w:r>
       <w:r>
         <w:t xml:space="preserve"> </w:t>
@@ -2656,24 +2626,14 @@
       <w:r>
         <w:t xml:space="preserve">Front: </w:t>
       </w:r>
-      <w:proofErr w:type="spellStart"/>
-      <w:r>
-        <w:t>DataGrid</w:t>
-      </w:r>
-      <w:proofErr w:type="spellEnd"/>
-      <w:r>
-        <w:t xml:space="preserve"> </w:t>
+      <w:r>
+        <w:t xml:space="preserve">DataGrid </w:t>
       </w:r>
       <w:r>
         <w:t xml:space="preserve">con </w:t>
       </w:r>
-      <w:proofErr w:type="spellStart"/>
-      <w:r>
-        <w:t>checkbox</w:t>
-      </w:r>
-      <w:proofErr w:type="spellEnd"/>
-      <w:r>
-        <w:t xml:space="preserve"> </w:t>
+      <w:r>
+        <w:t xml:space="preserve">checkbox </w:t>
       </w:r>
       <w:r>
         <w:t xml:space="preserve">para cada Nombre y Apellido </w:t>
@@ -2687,11 +2647,9 @@
       <w:r>
         <w:t xml:space="preserve">un </w:t>
       </w:r>
-      <w:proofErr w:type="spellStart"/>
       <w:r>
         <w:t>IdUsuario</w:t>
       </w:r>
-      <w:proofErr w:type="spellEnd"/>
       <w:r>
         <w:t xml:space="preserve"> (Entrenador)</w:t>
       </w:r>
@@ -2728,21 +2686,8 @@
       <w:r>
         <w:t xml:space="preserve"> Obtengo </w:t>
       </w:r>
-      <w:proofErr w:type="spellStart"/>
-      <w:r>
-        <w:t>IEnumerable</w:t>
-      </w:r>
-      <w:proofErr w:type="spellEnd"/>
-      <w:r>
-        <w:t>&lt;</w:t>
-      </w:r>
-      <w:proofErr w:type="spellStart"/>
-      <w:r>
-        <w:t>SocioTurnoDto</w:t>
-      </w:r>
-      <w:proofErr w:type="spellEnd"/>
-      <w:r>
-        <w:t>&gt;</w:t>
+      <w:r>
+        <w:t>IEnumerable&lt;SocioTurnoDto&gt;</w:t>
       </w:r>
       <w:r>
         <w:t xml:space="preserve"> </w:t>
@@ -2753,24 +2698,14 @@
       <w:r>
         <w:t xml:space="preserve"> Front: </w:t>
       </w:r>
-      <w:proofErr w:type="spellStart"/>
-      <w:r>
-        <w:t>DataGrid</w:t>
-      </w:r>
-      <w:proofErr w:type="spellEnd"/>
-      <w:r>
-        <w:t xml:space="preserve"> </w:t>
+      <w:r>
+        <w:t xml:space="preserve">DataGrid </w:t>
       </w:r>
       <w:r>
         <w:t xml:space="preserve">con </w:t>
       </w:r>
-      <w:proofErr w:type="spellStart"/>
-      <w:r>
-        <w:t>checkbox</w:t>
-      </w:r>
-      <w:proofErr w:type="spellEnd"/>
-      <w:r>
-        <w:t xml:space="preserve"> </w:t>
+      <w:r>
+        <w:t xml:space="preserve">checkbox </w:t>
       </w:r>
       <w:r>
         <w:t xml:space="preserve">para cada Nombre y Apellido </w:t>
@@ -2784,14 +2719,12 @@
       <w:r>
         <w:t xml:space="preserve">Selecciono un </w:t>
       </w:r>
-      <w:proofErr w:type="spellStart"/>
       <w:r>
         <w:rPr>
           <w:highlight w:val="yellow"/>
         </w:rPr>
         <w:t>IdUsuario</w:t>
       </w:r>
-      <w:proofErr w:type="spellEnd"/>
       <w:r>
         <w:t xml:space="preserve"> (Socio)</w:t>
       </w:r>
@@ -2834,19 +2767,9 @@
       <w:r>
         <w:t>/</w:t>
       </w:r>
-      <w:proofErr w:type="spellStart"/>
-      <w:r>
-        <w:t>Dia</w:t>
-      </w:r>
-      <w:proofErr w:type="spellEnd"/>
-      <w:r>
-        <w:t>/</w:t>
-      </w:r>
-      <w:proofErr w:type="spellStart"/>
-      <w:r>
-        <w:t>dias</w:t>
-      </w:r>
-      <w:proofErr w:type="spellEnd"/>
+      <w:r>
+        <w:t>Dia/dias</w:t>
+      </w:r>
       <w:r>
         <w:t xml:space="preserve"> </w:t>
       </w:r>
@@ -2856,21 +2779,8 @@
       <w:r>
         <w:t xml:space="preserve"> </w:t>
       </w:r>
-      <w:proofErr w:type="spellStart"/>
-      <w:r>
-        <w:t>IEnumerable</w:t>
-      </w:r>
-      <w:proofErr w:type="spellEnd"/>
-      <w:r>
-        <w:t>&lt;</w:t>
-      </w:r>
-      <w:proofErr w:type="spellStart"/>
-      <w:r>
-        <w:t>DiaDto</w:t>
-      </w:r>
-      <w:proofErr w:type="spellEnd"/>
-      <w:r>
-        <w:t>&gt;</w:t>
+      <w:r>
+        <w:t>IEnumerable&lt;DiaDto&gt;</w:t>
       </w:r>
       <w:r>
         <w:t xml:space="preserve"> </w:t>
@@ -2885,23 +2795,7 @@
         <w:t xml:space="preserve">: </w:t>
       </w:r>
       <w:r>
-        <w:t xml:space="preserve">Botones que representan cada </w:t>
-      </w:r>
-      <w:proofErr w:type="spellStart"/>
-      <w:r>
-        <w:t>NombreDia</w:t>
-      </w:r>
-      <w:proofErr w:type="spellEnd"/>
-      <w:r>
-        <w:t xml:space="preserve"> con su </w:t>
-      </w:r>
-      <w:proofErr w:type="spellStart"/>
-      <w:r>
-        <w:t>IdDia</w:t>
-      </w:r>
-      <w:proofErr w:type="spellEnd"/>
-      <w:r>
-        <w:t xml:space="preserve"> vinculado</w:t>
+        <w:t>Botones que representan cada NombreDia con su IdDia vinculado</w:t>
       </w:r>
       <w:r>
         <w:t xml:space="preserve"> </w:t>
@@ -2912,52 +2806,14 @@
       <w:r>
         <w:t xml:space="preserve"> Obtengo </w:t>
       </w:r>
-      <w:proofErr w:type="spellStart"/>
       <w:r>
         <w:rPr>
           <w:highlight w:val="green"/>
         </w:rPr>
-        <w:t>IdDia</w:t>
-      </w:r>
-      <w:proofErr w:type="spellEnd"/>
-      <w:r>
-        <w:rPr>
-          <w:highlight w:val="green"/>
-        </w:rPr>
-        <w:t xml:space="preserve"> para usarlo como </w:t>
-      </w:r>
-      <w:proofErr w:type="spellStart"/>
-      <w:r>
-        <w:rPr>
-          <w:highlight w:val="green"/>
-        </w:rPr>
-        <w:t>query</w:t>
-      </w:r>
-      <w:proofErr w:type="spellEnd"/>
-      <w:r>
-        <w:rPr>
-          <w:highlight w:val="green"/>
-        </w:rPr>
-        <w:t xml:space="preserve"> </w:t>
-      </w:r>
-      <w:proofErr w:type="spellStart"/>
-      <w:r>
-        <w:rPr>
-          <w:highlight w:val="green"/>
-        </w:rPr>
-        <w:t>param</w:t>
-      </w:r>
-      <w:proofErr w:type="spellEnd"/>
-      <w:r>
-        <w:t xml:space="preserve"> en el próximo </w:t>
-      </w:r>
-      <w:proofErr w:type="spellStart"/>
-      <w:r>
-        <w:t>endpoint</w:t>
-      </w:r>
-      <w:proofErr w:type="spellEnd"/>
-      <w:r>
-        <w:t>.</w:t>
+        <w:t>IdDia para usarlo como query param</w:t>
+      </w:r>
+      <w:r>
+        <w:t xml:space="preserve"> en el próximo endpoint.</w:t>
       </w:r>
     </w:p>
     <w:p>
@@ -2986,20 +2842,14 @@
       <w:r>
         <w:t>socios/{</w:t>
       </w:r>
-      <w:proofErr w:type="spellStart"/>
       <w:r>
         <w:rPr>
           <w:highlight w:val="yellow"/>
         </w:rPr>
         <w:t>idUsuarioSocio</w:t>
       </w:r>
-      <w:proofErr w:type="spellEnd"/>
-      <w:r>
-        <w:t>}/</w:t>
-      </w:r>
-      <w:proofErr w:type="spellStart"/>
-      <w:r>
-        <w:t>rutinas</w:t>
+      <w:r>
+        <w:t>}/rutinas</w:t>
       </w:r>
       <w:r>
         <w:rPr>
@@ -3007,16 +2857,7 @@
           <w:iCs/>
           <w:highlight w:val="green"/>
         </w:rPr>
-        <w:t>?idDia</w:t>
-      </w:r>
-      <w:proofErr w:type="spellEnd"/>
-      <w:r>
-        <w:rPr>
-          <w:i/>
-          <w:iCs/>
-          <w:highlight w:val="green"/>
-        </w:rPr>
-        <w:t>=1</w:t>
+        <w:t>?idDia=1</w:t>
       </w:r>
       <w:r>
         <w:t xml:space="preserve"> </w:t>
@@ -3025,15 +2866,7 @@
         <w:sym w:font="Wingdings" w:char="F0E0"/>
       </w:r>
       <w:r>
-        <w:t xml:space="preserve"> </w:t>
-      </w:r>
-      <w:proofErr w:type="spellStart"/>
-      <w:r>
-        <w:t>RutinaDto</w:t>
-      </w:r>
-      <w:proofErr w:type="spellEnd"/>
-      <w:r>
-        <w:t xml:space="preserve"> </w:t>
+        <w:t xml:space="preserve"> RutinaDto </w:t>
       </w:r>
       <w:r>
         <w:sym w:font="Wingdings" w:char="F0E0"/>
@@ -3062,7 +2895,6 @@
         </w:rPr>
         <w:t xml:space="preserve">Obtengo </w:t>
       </w:r>
-      <w:proofErr w:type="spellStart"/>
       <w:r>
         <w:rPr>
           <w:color w:val="000000" w:themeColor="text1"/>
@@ -3070,7 +2902,6 @@
         </w:rPr>
         <w:t>IdRutina</w:t>
       </w:r>
-      <w:proofErr w:type="spellEnd"/>
       <w:r>
         <w:rPr>
           <w:color w:val="000000" w:themeColor="text1"/>
@@ -3127,13 +2958,7 @@
         <w:rPr>
           <w:color w:val="000000" w:themeColor="text1"/>
         </w:rPr>
-        <w:t xml:space="preserve">al apretar el botón “+”, colocando una línea nueva al panel y luego apretando </w:t>
-      </w:r>
-      <w:r>
-        <w:rPr>
-          <w:color w:val="000000" w:themeColor="text1"/>
-        </w:rPr>
-        <w:t>el botón “Guardar”</w:t>
+        <w:t>al apretar el botón “+”, colocando una línea nueva al panel y luego apretando el botón “Guardar”</w:t>
       </w:r>
       <w:r>
         <w:rPr>
@@ -3214,13 +3039,7 @@
         <w:rPr>
           <w:color w:val="000000" w:themeColor="text1"/>
         </w:rPr>
-        <w:t xml:space="preserve">de Calentamiento/Entrenamiento/Estiramiento </w:t>
-      </w:r>
-      <w:r>
-        <w:rPr>
-          <w:color w:val="000000" w:themeColor="text1"/>
-        </w:rPr>
-        <w:t xml:space="preserve">al apretar el botón “Eliminar” </w:t>
+        <w:t xml:space="preserve">de Calentamiento/Entrenamiento/Estiramiento al apretar el botón “Eliminar” </w:t>
       </w:r>
       <w:r>
         <w:rPr>
@@ -3319,15 +3138,7 @@
         </w:numPr>
       </w:pPr>
       <w:r>
-        <w:t>GET api/</w:t>
-      </w:r>
-      <w:proofErr w:type="spellStart"/>
-      <w:r>
-        <w:t>GrupoMuscular</w:t>
-      </w:r>
-      <w:proofErr w:type="spellEnd"/>
-      <w:r>
-        <w:t xml:space="preserve"> </w:t>
+        <w:t xml:space="preserve">GET api/GrupoMuscular </w:t>
       </w:r>
       <w:r>
         <w:sym w:font="Wingdings" w:char="F0E0"/>
@@ -3335,21 +3146,8 @@
       <w:r>
         <w:t xml:space="preserve"> </w:t>
       </w:r>
-      <w:proofErr w:type="spellStart"/>
-      <w:r>
-        <w:t>IEnumerable</w:t>
-      </w:r>
-      <w:proofErr w:type="spellEnd"/>
-      <w:r>
-        <w:t>&lt;</w:t>
-      </w:r>
-      <w:proofErr w:type="spellStart"/>
-      <w:r>
-        <w:t>GrupoMuscularDto</w:t>
-      </w:r>
-      <w:proofErr w:type="spellEnd"/>
-      <w:r>
-        <w:t>&gt;</w:t>
+      <w:r>
+        <w:t>IEnumerable&lt;GrupoMuscularDto&gt;</w:t>
       </w:r>
       <w:r>
         <w:t xml:space="preserve"> </w:t>
@@ -3358,15 +3156,7 @@
         <w:sym w:font="Wingdings" w:char="F0E0"/>
       </w:r>
       <w:r>
-        <w:t xml:space="preserve"> Front: para el filtro se arma un mapa anatómico o </w:t>
-      </w:r>
-      <w:proofErr w:type="spellStart"/>
-      <w:r>
-        <w:t>dropdown</w:t>
-      </w:r>
-      <w:proofErr w:type="spellEnd"/>
-      <w:r>
-        <w:t xml:space="preserve"> </w:t>
+        <w:t xml:space="preserve"> Front: para el filtro se arma un mapa anatómico o dropdown </w:t>
       </w:r>
       <w:r>
         <w:sym w:font="Wingdings" w:char="F0E0"/>
@@ -3374,7 +3164,6 @@
       <w:r>
         <w:t xml:space="preserve"> Se obtiene </w:t>
       </w:r>
-      <w:proofErr w:type="spellStart"/>
       <w:r>
         <w:rPr>
           <w:highlight w:val="cyan"/>
@@ -3388,7 +3177,6 @@
         </w:rPr>
         <w:t>dGrupoMuscula</w:t>
       </w:r>
-      <w:proofErr w:type="spellEnd"/>
       <w:r>
         <w:rPr>
           <w:iCs/>
@@ -3405,38 +3193,15 @@
         </w:numPr>
       </w:pPr>
       <w:r>
-        <w:t>GET api/</w:t>
-      </w:r>
-      <w:proofErr w:type="spellStart"/>
-      <w:r>
-        <w:t>Ejercicio</w:t>
-      </w:r>
-      <w:proofErr w:type="gramStart"/>
+        <w:t>GET api/Ejercicio</w:t>
+      </w:r>
       <w:r>
         <w:rPr>
           <w:i/>
           <w:iCs/>
           <w:highlight w:val="cyan"/>
         </w:rPr>
-        <w:t>?</w:t>
-      </w:r>
-      <w:proofErr w:type="gramEnd"/>
-      <w:r>
-        <w:rPr>
-          <w:i/>
-          <w:iCs/>
-          <w:highlight w:val="cyan"/>
-        </w:rPr>
-        <w:t>idGrupoMuscular</w:t>
-      </w:r>
-      <w:proofErr w:type="spellEnd"/>
-      <w:r>
-        <w:rPr>
-          <w:i/>
-          <w:iCs/>
-          <w:highlight w:val="cyan"/>
-        </w:rPr>
-        <w:t>=1</w:t>
+        <w:t>?idGrupoMuscular=1</w:t>
       </w:r>
       <w:r>
         <w:t xml:space="preserve"> </w:t>
@@ -3447,21 +3212,8 @@
       <w:r>
         <w:t xml:space="preserve"> </w:t>
       </w:r>
-      <w:proofErr w:type="spellStart"/>
-      <w:r>
-        <w:t>IEnumerable</w:t>
-      </w:r>
-      <w:proofErr w:type="spellEnd"/>
-      <w:r>
-        <w:t>&lt;</w:t>
-      </w:r>
-      <w:proofErr w:type="spellStart"/>
-      <w:r>
-        <w:t>EjercicioDto</w:t>
-      </w:r>
-      <w:proofErr w:type="spellEnd"/>
-      <w:r>
-        <w:t>&gt;</w:t>
+      <w:r>
+        <w:t>IEnumerable&lt;EjercicioDto&gt;</w:t>
       </w:r>
       <w:r>
         <w:t xml:space="preserve"> </w:t>
@@ -3491,31 +3243,7 @@
         <w:sym w:font="Wingdings" w:char="F0E0"/>
       </w:r>
       <w:r>
-        <w:t xml:space="preserve"> Se obtiene </w:t>
-      </w:r>
-      <w:proofErr w:type="spellStart"/>
-      <w:r>
-        <w:t>IdEjercicio</w:t>
-      </w:r>
-      <w:proofErr w:type="spellEnd"/>
-      <w:r>
-        <w:t xml:space="preserve"> para colocar en el </w:t>
-      </w:r>
-      <w:proofErr w:type="spellStart"/>
-      <w:r>
-        <w:t>body</w:t>
-      </w:r>
-      <w:proofErr w:type="spellEnd"/>
-      <w:r>
-        <w:t xml:space="preserve"> del siguiente </w:t>
-      </w:r>
-      <w:proofErr w:type="spellStart"/>
-      <w:r>
-        <w:t>endpoint</w:t>
-      </w:r>
-      <w:proofErr w:type="spellEnd"/>
-      <w:r>
-        <w:t>.</w:t>
+        <w:t xml:space="preserve"> Se obtiene IdEjercicio para colocar en el body del siguiente endpoint.</w:t>
       </w:r>
     </w:p>
     <w:p>
@@ -3527,7 +3255,7 @@
         </w:numPr>
       </w:pPr>
       <w:r>
-        <w:t>GET</w:t>
+        <w:t>PUT</w:t>
       </w:r>
       <w:r>
         <w:t xml:space="preserve"> </w:t>
@@ -3539,24 +3267,17 @@
         <w:t>/</w:t>
       </w:r>
       <w:r>
-        <w:t>Rutina</w:t>
-      </w:r>
-      <w:proofErr w:type="gramStart"/>
-      <w:r>
-        <w:t>/</w:t>
+        <w:t>Rutina/</w:t>
       </w:r>
       <w:r>
         <w:t>{</w:t>
       </w:r>
-      <w:proofErr w:type="spellStart"/>
-      <w:proofErr w:type="gramEnd"/>
       <w:r>
         <w:rPr>
           <w:highlight w:val="magenta"/>
         </w:rPr>
         <w:t>idRutina</w:t>
       </w:r>
-      <w:proofErr w:type="spellEnd"/>
       <w:r>
         <w:t>}/bloques</w:t>
       </w:r>
@@ -3569,11 +3290,9 @@
       <w:r>
         <w:t xml:space="preserve"> </w:t>
       </w:r>
-      <w:proofErr w:type="spellStart"/>
       <w:r>
         <w:t>RutinaDto</w:t>
       </w:r>
-      <w:proofErr w:type="spellEnd"/>
       <w:r>
         <w:t xml:space="preserve"> </w:t>
       </w:r>
@@ -3585,6 +3304,18 @@
       </w:r>
       <w:r>
         <w:t>Calentamiento, Entrenamiento, Estiramiento</w:t>
+      </w:r>
+      <w:r>
+        <w:t xml:space="preserve"> </w:t>
+      </w:r>
+      <w:r>
+        <w:sym w:font="Wingdings" w:char="F0E0"/>
+      </w:r>
+      <w:r>
+        <w:t xml:space="preserve"> Policy: </w:t>
+      </w:r>
+      <w:r>
+        <w:t>EditarRutina</w:t>
       </w:r>
       <w:r>
         <w:t>.</w:t>
@@ -3620,15 +3351,8 @@
         </w:numPr>
       </w:pPr>
       <w:r>
-        <w:t>GET api/</w:t>
-      </w:r>
-      <w:proofErr w:type="spellStart"/>
-      <w:r>
-        <w:t>GrupoMuscular</w:t>
-      </w:r>
-      <w:proofErr w:type="spellEnd"/>
-      <w:r>
-        <w:t xml:space="preserve"> </w:t>
+        <w:lastRenderedPageBreak/>
+        <w:t xml:space="preserve">GET api/GrupoMuscular </w:t>
       </w:r>
       <w:r>
         <w:sym w:font="Wingdings" w:char="F0E0"/>
@@ -3636,21 +3360,8 @@
       <w:r>
         <w:t xml:space="preserve"> </w:t>
       </w:r>
-      <w:proofErr w:type="spellStart"/>
-      <w:r>
-        <w:t>IEnumerable</w:t>
-      </w:r>
-      <w:proofErr w:type="spellEnd"/>
-      <w:r>
-        <w:t>&lt;</w:t>
-      </w:r>
-      <w:proofErr w:type="spellStart"/>
-      <w:r>
-        <w:t>GrupoMuscularDto</w:t>
-      </w:r>
-      <w:proofErr w:type="spellEnd"/>
-      <w:r>
-        <w:t>&gt;</w:t>
+      <w:r>
+        <w:t>IEnumerable&lt;GrupoMuscularDto&gt;</w:t>
       </w:r>
       <w:r>
         <w:t xml:space="preserve"> </w:t>
@@ -3659,15 +3370,7 @@
         <w:sym w:font="Wingdings" w:char="F0E0"/>
       </w:r>
       <w:r>
-        <w:t xml:space="preserve"> Front: para el filtro se arma un mapa anatómico o </w:t>
-      </w:r>
-      <w:proofErr w:type="spellStart"/>
-      <w:r>
-        <w:t>dropdown</w:t>
-      </w:r>
-      <w:proofErr w:type="spellEnd"/>
-      <w:r>
-        <w:t xml:space="preserve"> </w:t>
+        <w:t xml:space="preserve"> Front: para el filtro se arma un mapa anatómico o dropdown </w:t>
       </w:r>
       <w:r>
         <w:sym w:font="Wingdings" w:char="F0E0"/>
@@ -3675,7 +3378,6 @@
       <w:r>
         <w:t xml:space="preserve"> Se obtiene </w:t>
       </w:r>
-      <w:proofErr w:type="spellStart"/>
       <w:r>
         <w:rPr>
           <w:highlight w:val="cyan"/>
@@ -3689,7 +3391,6 @@
         </w:rPr>
         <w:t>dGrupoMuscula</w:t>
       </w:r>
-      <w:proofErr w:type="spellEnd"/>
       <w:r>
         <w:rPr>
           <w:iCs/>
@@ -3706,39 +3407,15 @@
         </w:numPr>
       </w:pPr>
       <w:r>
-        <w:lastRenderedPageBreak/>
-        <w:t>GET api/</w:t>
-      </w:r>
-      <w:proofErr w:type="spellStart"/>
-      <w:r>
-        <w:t>Ejercicio</w:t>
-      </w:r>
-      <w:proofErr w:type="gramStart"/>
+        <w:t>GET api/Ejercicio</w:t>
+      </w:r>
       <w:r>
         <w:rPr>
           <w:i/>
           <w:iCs/>
           <w:highlight w:val="cyan"/>
         </w:rPr>
-        <w:t>?</w:t>
-      </w:r>
-      <w:proofErr w:type="gramEnd"/>
-      <w:r>
-        <w:rPr>
-          <w:i/>
-          <w:iCs/>
-          <w:highlight w:val="cyan"/>
-        </w:rPr>
-        <w:t>idGrupoMuscular</w:t>
-      </w:r>
-      <w:proofErr w:type="spellEnd"/>
-      <w:r>
-        <w:rPr>
-          <w:i/>
-          <w:iCs/>
-          <w:highlight w:val="cyan"/>
-        </w:rPr>
-        <w:t>=1</w:t>
+        <w:t>?idGrupoMuscular=1</w:t>
       </w:r>
       <w:r>
         <w:t xml:space="preserve"> </w:t>
@@ -3749,21 +3426,8 @@
       <w:r>
         <w:t xml:space="preserve"> </w:t>
       </w:r>
-      <w:proofErr w:type="spellStart"/>
-      <w:r>
-        <w:t>IEnumerable</w:t>
-      </w:r>
-      <w:proofErr w:type="spellEnd"/>
-      <w:r>
-        <w:t>&lt;</w:t>
-      </w:r>
-      <w:proofErr w:type="spellStart"/>
-      <w:r>
-        <w:t>EjercicioDto</w:t>
-      </w:r>
-      <w:proofErr w:type="spellEnd"/>
-      <w:r>
-        <w:t>&gt;</w:t>
+      <w:r>
+        <w:t>IEnumerable&lt;EjercicioDto&gt;</w:t>
       </w:r>
       <w:r>
         <w:t xml:space="preserve"> </w:t>
@@ -3798,29 +3462,8 @@
       <w:r>
         <w:t xml:space="preserve"> Se obtiene </w:t>
       </w:r>
-      <w:proofErr w:type="spellStart"/>
-      <w:r>
-        <w:t>IdEjercicio</w:t>
-      </w:r>
-      <w:proofErr w:type="spellEnd"/>
-      <w:r>
-        <w:t xml:space="preserve"> para colocar en el </w:t>
-      </w:r>
-      <w:proofErr w:type="spellStart"/>
-      <w:r>
-        <w:t>body</w:t>
-      </w:r>
-      <w:proofErr w:type="spellEnd"/>
-      <w:r>
-        <w:t xml:space="preserve"> del siguiente </w:t>
-      </w:r>
-      <w:proofErr w:type="spellStart"/>
-      <w:r>
-        <w:t>endpoint</w:t>
-      </w:r>
-      <w:proofErr w:type="spellEnd"/>
-      <w:r>
-        <w:t>.</w:t>
+      <w:r>
+        <w:t>IdEjercicio para colocar en el body del siguiente endpoint.</w:t>
       </w:r>
     </w:p>
     <w:p>
@@ -3832,7 +3475,7 @@
         </w:numPr>
       </w:pPr>
       <w:r>
-        <w:t>GET</w:t>
+        <w:t>PUT</w:t>
       </w:r>
       <w:r>
         <w:t xml:space="preserve"> </w:t>
@@ -3846,22 +3489,18 @@
       <w:r>
         <w:t>Rutina</w:t>
       </w:r>
-      <w:proofErr w:type="gramStart"/>
       <w:r>
         <w:t>/</w:t>
       </w:r>
       <w:r>
         <w:t>{</w:t>
       </w:r>
-      <w:proofErr w:type="spellStart"/>
-      <w:proofErr w:type="gramEnd"/>
       <w:r>
         <w:rPr>
           <w:highlight w:val="magenta"/>
         </w:rPr>
         <w:t>idRutina</w:t>
       </w:r>
-      <w:proofErr w:type="spellEnd"/>
       <w:r>
         <w:t>}/bloques</w:t>
       </w:r>
@@ -3874,11 +3513,9 @@
       <w:r>
         <w:t xml:space="preserve"> </w:t>
       </w:r>
-      <w:proofErr w:type="spellStart"/>
       <w:r>
         <w:t>RutinaDto</w:t>
       </w:r>
-      <w:proofErr w:type="spellEnd"/>
       <w:r>
         <w:t xml:space="preserve"> </w:t>
       </w:r>
@@ -3890,6 +3527,18 @@
       </w:r>
       <w:r>
         <w:t>Calentamiento, Entrenamiento, Estiramiento</w:t>
+      </w:r>
+      <w:r>
+        <w:t xml:space="preserve"> </w:t>
+      </w:r>
+      <w:r>
+        <w:sym w:font="Wingdings" w:char="F0E0"/>
+      </w:r>
+      <w:r>
+        <w:t xml:space="preserve"> Policy: </w:t>
+      </w:r>
+      <w:r>
+        <w:t>EditarRutina</w:t>
       </w:r>
       <w:r>
         <w:t>.</w:t>
@@ -3946,7 +3595,6 @@
       <w:r>
         <w:t>{</w:t>
       </w:r>
-      <w:proofErr w:type="spellStart"/>
       <w:r>
         <w:rPr>
           <w:color w:val="000000" w:themeColor="text1"/>
@@ -3954,7 +3602,6 @@
         </w:rPr>
         <w:t>idRutina</w:t>
       </w:r>
-      <w:proofErr w:type="spellEnd"/>
       <w:r>
         <w:t>}/historial</w:t>
       </w:r>
@@ -3967,40 +3614,44 @@
       <w:r>
         <w:t xml:space="preserve"> </w:t>
       </w:r>
-      <w:proofErr w:type="spellStart"/>
-      <w:r>
-        <w:t>DataGrid</w:t>
-      </w:r>
-      <w:proofErr w:type="spellEnd"/>
-      <w:r>
-        <w:t xml:space="preserve"> </w:t>
+      <w:r>
+        <w:t xml:space="preserve">DataGrid </w:t>
       </w:r>
       <w:r>
         <w:t xml:space="preserve">con </w:t>
       </w:r>
-      <w:proofErr w:type="spellStart"/>
+      <w:r>
+        <w:t xml:space="preserve">checkbox </w:t>
+      </w:r>
+      <w:r>
+        <w:t>IEnumerable&lt;RutinaHistorialResumenDto&gt;</w:t>
+      </w:r>
+      <w:r>
+        <w:t xml:space="preserve"> </w:t>
+      </w:r>
+      <w:r>
+        <w:sym w:font="Wingdings" w:char="F0E0"/>
+      </w:r>
+      <w:r>
+        <w:t xml:space="preserve"> Front:</w:t>
+      </w:r>
+      <w:r>
+        <w:t xml:space="preserve"> </w:t>
+      </w:r>
+      <w:r>
+        <w:t xml:space="preserve">DataGrid </w:t>
+      </w:r>
+      <w:r>
+        <w:t xml:space="preserve">con </w:t>
+      </w:r>
       <w:r>
         <w:t>checkbox</w:t>
       </w:r>
-      <w:proofErr w:type="spellEnd"/>
-      <w:r>
-        <w:t xml:space="preserve"> </w:t>
-      </w:r>
-      <w:proofErr w:type="spellStart"/>
-      <w:r>
-        <w:t>IEnumerable</w:t>
-      </w:r>
-      <w:proofErr w:type="spellEnd"/>
-      <w:r>
-        <w:t>&lt;</w:t>
-      </w:r>
-      <w:proofErr w:type="spellStart"/>
-      <w:r>
-        <w:t>RutinaHistorialResumenDto</w:t>
-      </w:r>
-      <w:proofErr w:type="spellEnd"/>
-      <w:r>
-        <w:t>&gt;</w:t>
+      <w:r>
+        <w:t xml:space="preserve"> </w:t>
+      </w:r>
+      <w:r>
+        <w:t>de versiones históricas guardadas automáticamente al modificar bloques</w:t>
       </w:r>
       <w:r>
         <w:t xml:space="preserve"> </w:t>
@@ -4009,50 +3660,14 @@
         <w:sym w:font="Wingdings" w:char="F0E0"/>
       </w:r>
       <w:r>
-        <w:t xml:space="preserve"> Front:</w:t>
-      </w:r>
-      <w:r>
-        <w:t xml:space="preserve"> </w:t>
-      </w:r>
-      <w:proofErr w:type="spellStart"/>
-      <w:r>
-        <w:t>DataGrid</w:t>
-      </w:r>
-      <w:proofErr w:type="spellEnd"/>
-      <w:r>
-        <w:t xml:space="preserve"> </w:t>
-      </w:r>
-      <w:r>
-        <w:t xml:space="preserve">con </w:t>
-      </w:r>
-      <w:proofErr w:type="spellStart"/>
-      <w:r>
-        <w:t>checkbox</w:t>
-      </w:r>
-      <w:proofErr w:type="spellEnd"/>
-      <w:r>
-        <w:t xml:space="preserve"> </w:t>
-      </w:r>
-      <w:r>
-        <w:t>de versiones históricas guardadas automáticamente al modificar bloques</w:t>
-      </w:r>
-      <w:r>
-        <w:t xml:space="preserve"> </w:t>
-      </w:r>
-      <w:r>
-        <w:sym w:font="Wingdings" w:char="F0E0"/>
-      </w:r>
-      <w:r>
         <w:t xml:space="preserve"> Obtengo </w:t>
       </w:r>
-      <w:proofErr w:type="spellStart"/>
       <w:r>
         <w:rPr>
           <w:highlight w:val="red"/>
         </w:rPr>
         <w:t>idRutinaHistorial</w:t>
       </w:r>
-      <w:proofErr w:type="spellEnd"/>
     </w:p>
     <w:p>
       <w:pPr>
@@ -4075,38 +3690,26 @@
         <w:t>/</w:t>
       </w:r>
       <w:r>
-        <w:t>Rutina</w:t>
-      </w:r>
-      <w:proofErr w:type="gramStart"/>
-      <w:r>
-        <w:t>/</w:t>
+        <w:t>Rutina/</w:t>
       </w:r>
       <w:r>
         <w:t>{</w:t>
       </w:r>
-      <w:proofErr w:type="spellStart"/>
-      <w:proofErr w:type="gramEnd"/>
       <w:r>
         <w:rPr>
           <w:highlight w:val="magenta"/>
         </w:rPr>
         <w:t>idRutina</w:t>
       </w:r>
-      <w:proofErr w:type="spellEnd"/>
-      <w:r>
-        <w:t>}/historial</w:t>
-      </w:r>
-      <w:r>
-        <w:t xml:space="preserve"> /{</w:t>
-      </w:r>
-      <w:proofErr w:type="spellStart"/>
+      <w:r>
+        <w:t>}/historial /{</w:t>
+      </w:r>
       <w:r>
         <w:rPr>
           <w:highlight w:val="red"/>
         </w:rPr>
         <w:t>idRutinaHistorial</w:t>
       </w:r>
-      <w:proofErr w:type="spellEnd"/>
       <w:r>
         <w:t>}</w:t>
       </w:r>
@@ -4119,11 +3722,9 @@
       <w:r>
         <w:t xml:space="preserve"> </w:t>
       </w:r>
-      <w:proofErr w:type="spellStart"/>
       <w:r>
         <w:t>RutinaHistorialDetalleDto</w:t>
       </w:r>
-      <w:proofErr w:type="spellEnd"/>
       <w:r>
         <w:t xml:space="preserve"> </w:t>
       </w:r>
@@ -4136,13 +3737,8 @@
       <w:r>
         <w:t xml:space="preserve"> </w:t>
       </w:r>
-      <w:proofErr w:type="spellStart"/>
-      <w:r>
-        <w:t>DataGrid</w:t>
-      </w:r>
-      <w:proofErr w:type="spellEnd"/>
-      <w:r>
-        <w:t xml:space="preserve"> </w:t>
+      <w:r>
+        <w:t xml:space="preserve">DataGrid </w:t>
       </w:r>
       <w:r>
         <w:t xml:space="preserve">con el </w:t>
@@ -4160,7 +3756,16 @@
         <w:t xml:space="preserve"> de Recuperación</w:t>
       </w:r>
       <w:r>
-        <w:t>.</w:t>
+        <w:t xml:space="preserve"> </w:t>
+      </w:r>
+      <w:r>
+        <w:sym w:font="Wingdings" w:char="F0E0"/>
+      </w:r>
+      <w:r>
+        <w:t xml:space="preserve"> Policy: </w:t>
+      </w:r>
+      <w:r>
+        <w:t>VerHistorialRutina</w:t>
       </w:r>
     </w:p>
     <w:p>
@@ -4184,39 +3789,24 @@
         <w:t>/</w:t>
       </w:r>
       <w:r>
-        <w:t>Rutina</w:t>
-      </w:r>
-      <w:proofErr w:type="gramStart"/>
+        <w:t>Rutina/</w:t>
+      </w:r>
+      <w:r>
+        <w:t>{</w:t>
+      </w:r>
+      <w:r>
+        <w:rPr>
+          <w:highlight w:val="magenta"/>
+        </w:rPr>
+        <w:t>idRutina</w:t>
+      </w:r>
+      <w:r>
+        <w:t>}/historial /{idRutinaHistorial}</w:t>
+      </w:r>
       <w:r>
         <w:t>/</w:t>
       </w:r>
       <w:r>
-        <w:t>{</w:t>
-      </w:r>
-      <w:proofErr w:type="spellStart"/>
-      <w:proofErr w:type="gramEnd"/>
-      <w:r>
-        <w:rPr>
-          <w:highlight w:val="magenta"/>
-        </w:rPr>
-        <w:t>idRutina</w:t>
-      </w:r>
-      <w:proofErr w:type="spellEnd"/>
-      <w:r>
-        <w:t>}/historial /{</w:t>
-      </w:r>
-      <w:proofErr w:type="spellStart"/>
-      <w:r>
-        <w:t>idRutinaHistorial</w:t>
-      </w:r>
-      <w:proofErr w:type="spellEnd"/>
-      <w:r>
-        <w:t>}</w:t>
-      </w:r>
-      <w:r>
-        <w:t>/</w:t>
-      </w:r>
-      <w:r>
         <w:t>restaurar</w:t>
       </w:r>
       <w:r>
@@ -4228,11 +3818,9 @@
       <w:r>
         <w:t xml:space="preserve"> </w:t>
       </w:r>
-      <w:proofErr w:type="spellStart"/>
       <w:r>
         <w:t>RutinaDto</w:t>
       </w:r>
-      <w:proofErr w:type="spellEnd"/>
       <w:r>
         <w:t xml:space="preserve"> </w:t>
       </w:r>
@@ -4252,7 +3840,19 @@
         <w:t>la</w:t>
       </w:r>
       <w:r>
-        <w:t xml:space="preserve"> versión histórica seleccionada.</w:t>
+        <w:t xml:space="preserve"> versión histórica seleccionada </w:t>
+      </w:r>
+      <w:r>
+        <w:sym w:font="Wingdings" w:char="F0E0"/>
+      </w:r>
+      <w:r>
+        <w:t xml:space="preserve"> Policy: </w:t>
+      </w:r>
+      <w:r>
+        <w:t>RecuperarRutina</w:t>
+      </w:r>
+      <w:r>
+        <w:t>.</w:t>
       </w:r>
     </w:p>
     <w:p>
@@ -4287,14 +3887,12 @@
       <w:r>
         <w:t xml:space="preserve"> {</w:t>
       </w:r>
-      <w:proofErr w:type="spellStart"/>
       <w:r>
         <w:rPr>
           <w:highlight w:val="magenta"/>
         </w:rPr>
         <w:t>idRutina</w:t>
       </w:r>
-      <w:proofErr w:type="spellEnd"/>
       <w:r>
         <w:t>}/estado</w:t>
       </w:r>
@@ -4307,11 +3905,9 @@
       <w:r>
         <w:t xml:space="preserve"> </w:t>
       </w:r>
-      <w:proofErr w:type="spellStart"/>
       <w:r>
         <w:t>RutinaDto</w:t>
       </w:r>
-      <w:proofErr w:type="spellEnd"/>
       <w:r>
         <w:t xml:space="preserve"> </w:t>
       </w:r>
@@ -4319,15 +3915,19 @@
         <w:sym w:font="Wingdings" w:char="F0E0"/>
       </w:r>
       <w:r>
-        <w:t xml:space="preserve"> Front: </w:t>
-      </w:r>
-      <w:proofErr w:type="spellStart"/>
-      <w:r>
-        <w:t>CheckBox</w:t>
-      </w:r>
-      <w:proofErr w:type="spellEnd"/>
-      <w:r>
-        <w:t xml:space="preserve"> para activar o desactivar la rutina actual consultada.</w:t>
+        <w:t xml:space="preserve"> Front: CheckBox para activar o desacti</w:t>
+      </w:r>
+      <w:r>
+        <w:t xml:space="preserve">var la rutina actual consultada </w:t>
+      </w:r>
+      <w:r>
+        <w:sym w:font="Wingdings" w:char="F0E0"/>
+      </w:r>
+      <w:r>
+        <w:t xml:space="preserve"> Policy: </w:t>
+      </w:r>
+      <w:r>
+        <w:t>EliminarRutina</w:t>
       </w:r>
     </w:p>
     <w:sectPr>
@@ -5331,6 +4931,7 @@
   <w:style w:type="character" w:default="1" w:styleId="Fuentedeprrafopredeter">
     <w:name w:val="Default Paragraph Font"/>
     <w:uiPriority w:val="1"/>
+    <w:semiHidden/>
     <w:unhideWhenUsed/>
   </w:style>
   <w:style w:type="table" w:default="1" w:styleId="Tablanormal">

--- a/Curso_C#/Mapas Endpoints/Plan Modulo de Gestion de Rutinas.docx
+++ b/Curso_C#/Mapas Endpoints/Plan Modulo de Gestion de Rutinas.docx
@@ -1,6 +1,6 @@
 
 <file path=word/document.xml><?xml version="1.0" encoding="utf-8"?>
-<w:document xmlns:wpc="http://schemas.microsoft.com/office/word/2010/wordprocessingCanvas" xmlns:mc="http://schemas.openxmlformats.org/markup-compatibility/2006" xmlns:o="urn:schemas-microsoft-com:office:office" xmlns:r="http://schemas.openxmlformats.org/officeDocument/2006/relationships" xmlns:m="http://schemas.openxmlformats.org/officeDocument/2006/math" xmlns:v="urn:schemas-microsoft-com:vml" xmlns:wp14="http://schemas.microsoft.com/office/word/2010/wordprocessingDrawing" xmlns:wp="http://schemas.openxmlformats.org/drawingml/2006/wordprocessingDrawing" xmlns:w10="urn:schemas-microsoft-com:office:word" xmlns:w="http://schemas.openxmlformats.org/wordprocessingml/2006/main" xmlns:w14="http://schemas.microsoft.com/office/word/2010/wordml" xmlns:w15="http://schemas.microsoft.com/office/word/2012/wordml" xmlns:wpg="http://schemas.microsoft.com/office/word/2010/wordprocessingGroup" xmlns:wpi="http://schemas.microsoft.com/office/word/2010/wordprocessingInk" xmlns:wne="http://schemas.microsoft.com/office/word/2006/wordml" xmlns:wps="http://schemas.microsoft.com/office/word/2010/wordprocessingShape" mc:Ignorable="w14 w15 wp14">
+<w:document xmlns:wpc="http://schemas.microsoft.com/office/word/2010/wordprocessingCanvas" xmlns:cx="http://schemas.microsoft.com/office/drawing/2014/chartex" xmlns:cx1="http://schemas.microsoft.com/office/drawing/2015/9/8/chartex" xmlns:cx2="http://schemas.microsoft.com/office/drawing/2015/10/21/chartex" xmlns:cx3="http://schemas.microsoft.com/office/drawing/2016/5/9/chartex" xmlns:cx4="http://schemas.microsoft.com/office/drawing/2016/5/10/chartex" xmlns:cx5="http://schemas.microsoft.com/office/drawing/2016/5/11/chartex" xmlns:cx6="http://schemas.microsoft.com/office/drawing/2016/5/12/chartex" xmlns:cx7="http://schemas.microsoft.com/office/drawing/2016/5/13/chartex" xmlns:cx8="http://schemas.microsoft.com/office/drawing/2016/5/14/chartex" xmlns:mc="http://schemas.openxmlformats.org/markup-compatibility/2006" xmlns:aink="http://schemas.microsoft.com/office/drawing/2016/ink" xmlns:am3d="http://schemas.microsoft.com/office/drawing/2017/model3d" xmlns:o="urn:schemas-microsoft-com:office:office" xmlns:oel="http://schemas.microsoft.com/office/2019/extlst" xmlns:r="http://schemas.openxmlformats.org/officeDocument/2006/relationships" xmlns:m="http://schemas.openxmlformats.org/officeDocument/2006/math" xmlns:v="urn:schemas-microsoft-com:vml" xmlns:wp14="http://schemas.microsoft.com/office/word/2010/wordprocessingDrawing" xmlns:wp="http://schemas.openxmlformats.org/drawingml/2006/wordprocessingDrawing" xmlns:w10="urn:schemas-microsoft-com:office:word" xmlns:w="http://schemas.openxmlformats.org/wordprocessingml/2006/main" xmlns:w14="http://schemas.microsoft.com/office/word/2010/wordml" xmlns:w15="http://schemas.microsoft.com/office/word/2012/wordml" xmlns:w16cex="http://schemas.microsoft.com/office/word/2018/wordml/cex" xmlns:w16cid="http://schemas.microsoft.com/office/word/2016/wordml/cid" xmlns:w16="http://schemas.microsoft.com/office/word/2018/wordml" xmlns:w16du="http://schemas.microsoft.com/office/word/2023/wordml/word16du" xmlns:w16sdtdh="http://schemas.microsoft.com/office/word/2020/wordml/sdtdatahash" xmlns:w16sdtfl="http://schemas.microsoft.com/office/word/2024/wordml/sdtformatlock" xmlns:w16se="http://schemas.microsoft.com/office/word/2015/wordml/symex" xmlns:wpg="http://schemas.microsoft.com/office/word/2010/wordprocessingGroup" xmlns:wpi="http://schemas.microsoft.com/office/word/2010/wordprocessingInk" xmlns:wne="http://schemas.microsoft.com/office/word/2006/wordml" xmlns:wps="http://schemas.microsoft.com/office/word/2010/wordprocessingShape" mc:Ignorable="w14 w15 w16se w16cid w16 w16cex w16sdtdh w16sdtfl w16du wp14">
   <w:body>
     <w:p>
       <w:pPr>
@@ -9,6 +9,257 @@
           <w:sz w:val="24"/>
         </w:rPr>
       </w:pPr>
+      <w:r>
+        <w:rPr>
+          <w:noProof/>
+          <w:sz w:val="24"/>
+          <w:lang w:eastAsia="es-AR"/>
+        </w:rPr>
+        <mc:AlternateContent>
+          <mc:Choice Requires="wps">
+            <w:drawing>
+              <wp:anchor distT="0" distB="0" distL="114300" distR="114300" simplePos="0" relativeHeight="251678720" behindDoc="0" locked="0" layoutInCell="1" allowOverlap="1" wp14:anchorId="3BB09119" wp14:editId="7DDCD70C">
+                <wp:simplePos x="0" y="0"/>
+                <wp:positionH relativeFrom="page">
+                  <wp:posOffset>5195535</wp:posOffset>
+                </wp:positionH>
+                <wp:positionV relativeFrom="paragraph">
+                  <wp:posOffset>763551</wp:posOffset>
+                </wp:positionV>
+                <wp:extent cx="329184" cy="234086"/>
+                <wp:effectExtent l="0" t="0" r="13970" b="13970"/>
+                <wp:wrapNone/>
+                <wp:docPr id="815003012" name="Cuadro de texto 815003012"/>
+                <wp:cNvGraphicFramePr/>
+                <a:graphic xmlns:a="http://schemas.openxmlformats.org/drawingml/2006/main">
+                  <a:graphicData uri="http://schemas.microsoft.com/office/word/2010/wordprocessingShape">
+                    <wps:wsp>
+                      <wps:cNvSpPr txBox="1"/>
+                      <wps:spPr>
+                        <a:xfrm>
+                          <a:off x="0" y="0"/>
+                          <a:ext cx="329184" cy="234086"/>
+                        </a:xfrm>
+                        <a:prstGeom prst="rect">
+                          <a:avLst/>
+                        </a:prstGeom>
+                        <a:solidFill>
+                          <a:schemeClr val="lt1"/>
+                        </a:solidFill>
+                        <a:ln w="6350">
+                          <a:solidFill>
+                            <a:prstClr val="black"/>
+                          </a:solidFill>
+                        </a:ln>
+                        <a:effectLst/>
+                      </wps:spPr>
+                      <wps:style>
+                        <a:lnRef idx="0">
+                          <a:schemeClr val="accent1"/>
+                        </a:lnRef>
+                        <a:fillRef idx="0">
+                          <a:schemeClr val="accent1"/>
+                        </a:fillRef>
+                        <a:effectRef idx="0">
+                          <a:schemeClr val="accent1"/>
+                        </a:effectRef>
+                        <a:fontRef idx="minor">
+                          <a:schemeClr val="dk1"/>
+                        </a:fontRef>
+                      </wps:style>
+                      <wps:txbx>
+                        <w:txbxContent>
+                          <w:p>
+                            <w:pPr>
+                              <w:rPr>
+                                <w:color w:val="FF0000"/>
+                                <w:sz w:val="18"/>
+                                <w14:shadow w14:blurRad="38100" w14:dist="19050" w14:dir="2700000" w14:sx="100000" w14:sy="100000" w14:kx="0" w14:ky="0" w14:algn="tl">
+                                  <w14:schemeClr w14:val="dk1">
+                                    <w14:alpha w14:val="60000"/>
+                                  </w14:schemeClr>
+                                </w14:shadow>
+                                <w14:textOutline w14:w="9525" w14:cap="flat" w14:cmpd="sng" w14:algn="ctr">
+                                  <w14:solidFill>
+                                    <w14:srgbClr w14:val="FF0000"/>
+                                  </w14:solidFill>
+                                  <w14:prstDash w14:val="solid"/>
+                                  <w14:round/>
+                                </w14:textOutline>
+                              </w:rPr>
+                            </w:pPr>
+                            <w:r>
+                              <w:rPr>
+                                <w:color w:val="FF0000"/>
+                                <w:sz w:val="18"/>
+                                <w14:shadow w14:blurRad="38100" w14:dist="19050" w14:dir="2700000" w14:sx="100000" w14:sy="100000" w14:kx="0" w14:ky="0" w14:algn="tl">
+                                  <w14:schemeClr w14:val="dk1">
+                                    <w14:alpha w14:val="60000"/>
+                                  </w14:schemeClr>
+                                </w14:shadow>
+                                <w14:textOutline w14:w="9525" w14:cap="flat" w14:cmpd="sng" w14:algn="ctr">
+                                  <w14:solidFill>
+                                    <w14:srgbClr w14:val="FF0000"/>
+                                  </w14:solidFill>
+                                  <w14:prstDash w14:val="solid"/>
+                                  <w14:round/>
+                                </w14:textOutline>
+                              </w:rPr>
+                              <w:t>(</w:t>
+                            </w:r>
+                            <w:r>
+                              <w:rPr>
+                                <w:color w:val="FF0000"/>
+                                <w:sz w:val="18"/>
+                                <w14:shadow w14:blurRad="38100" w14:dist="19050" w14:dir="2700000" w14:sx="100000" w14:sy="100000" w14:kx="0" w14:ky="0" w14:algn="tl">
+                                  <w14:schemeClr w14:val="dk1">
+                                    <w14:alpha w14:val="60000"/>
+                                  </w14:schemeClr>
+                                </w14:shadow>
+                                <w14:textOutline w14:w="9525" w14:cap="flat" w14:cmpd="sng" w14:algn="ctr">
+                                  <w14:solidFill>
+                                    <w14:srgbClr w14:val="FF0000"/>
+                                  </w14:solidFill>
+                                  <w14:prstDash w14:val="solid"/>
+                                  <w14:round/>
+                                </w14:textOutline>
+                              </w:rPr>
+                              <w:t>9</w:t>
+                            </w:r>
+                            <w:r>
+                              <w:rPr>
+                                <w:color w:val="FF0000"/>
+                                <w:sz w:val="18"/>
+                                <w14:shadow w14:blurRad="38100" w14:dist="19050" w14:dir="2700000" w14:sx="100000" w14:sy="100000" w14:kx="0" w14:ky="0" w14:algn="tl">
+                                  <w14:schemeClr w14:val="dk1">
+                                    <w14:alpha w14:val="60000"/>
+                                  </w14:schemeClr>
+                                </w14:shadow>
+                                <w14:textOutline w14:w="9525" w14:cap="flat" w14:cmpd="sng" w14:algn="ctr">
+                                  <w14:solidFill>
+                                    <w14:srgbClr w14:val="FF0000"/>
+                                  </w14:solidFill>
+                                  <w14:prstDash w14:val="solid"/>
+                                  <w14:round/>
+                                </w14:textOutline>
+                              </w:rPr>
+                              <w:t>)</w:t>
+                            </w:r>
+                          </w:p>
+                        </w:txbxContent>
+                      </wps:txbx>
+                      <wps:bodyPr rot="0" spcFirstLastPara="0" vertOverflow="overflow" horzOverflow="overflow" vert="horz" wrap="square" lIns="91440" tIns="45720" rIns="91440" bIns="45720" numCol="1" spcCol="0" rtlCol="0" fromWordArt="0" anchor="t" anchorCtr="0" forceAA="0" compatLnSpc="1">
+                        <a:prstTxWarp prst="textNoShape">
+                          <a:avLst/>
+                        </a:prstTxWarp>
+                        <a:noAutofit/>
+                      </wps:bodyPr>
+                    </wps:wsp>
+                  </a:graphicData>
+                </a:graphic>
+                <wp14:sizeRelH relativeFrom="margin">
+                  <wp14:pctWidth>0</wp14:pctWidth>
+                </wp14:sizeRelH>
+                <wp14:sizeRelV relativeFrom="margin">
+                  <wp14:pctHeight>0</wp14:pctHeight>
+                </wp14:sizeRelV>
+              </wp:anchor>
+            </w:drawing>
+          </mc:Choice>
+          <mc:Fallback>
+            <w:pict>
+              <v:shapetype w14:anchorId="3BB09119" id="_x0000_t202" coordsize="21600,21600" o:spt="202" path="m,l,21600r21600,l21600,xe">
+                <v:stroke joinstyle="miter"/>
+                <v:path gradientshapeok="t" o:connecttype="rect"/>
+              </v:shapetype>
+              <v:shape id="Cuadro de texto 815003012" o:spid="_x0000_s1026" type="#_x0000_t202" style="position:absolute;left:0;text-align:left;margin-left:409.1pt;margin-top:60.1pt;width:25.9pt;height:18.45pt;z-index:251678720;visibility:visible;mso-wrap-style:square;mso-width-percent:0;mso-height-percent:0;mso-wrap-distance-left:9pt;mso-wrap-distance-top:0;mso-wrap-distance-right:9pt;mso-wrap-distance-bottom:0;mso-position-horizontal:absolute;mso-position-horizontal-relative:page;mso-position-vertical:absolute;mso-position-vertical-relative:text;mso-width-percent:0;mso-height-percent:0;mso-width-relative:margin;mso-height-relative:margin;v-text-anchor:top" o:gfxdata="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" fillcolor="white [3201]" strokeweight=".5pt">
+                <v:textbox>
+                  <w:txbxContent>
+                    <w:p>
+                      <w:pPr>
+                        <w:rPr>
+                          <w:color w:val="FF0000"/>
+                          <w:sz w:val="18"/>
+                          <w14:shadow w14:blurRad="38100" w14:dist="19050" w14:dir="2700000" w14:sx="100000" w14:sy="100000" w14:kx="0" w14:ky="0" w14:algn="tl">
+                            <w14:schemeClr w14:val="dk1">
+                              <w14:alpha w14:val="60000"/>
+                            </w14:schemeClr>
+                          </w14:shadow>
+                          <w14:textOutline w14:w="9525" w14:cap="flat" w14:cmpd="sng" w14:algn="ctr">
+                            <w14:solidFill>
+                              <w14:srgbClr w14:val="FF0000"/>
+                            </w14:solidFill>
+                            <w14:prstDash w14:val="solid"/>
+                            <w14:round/>
+                          </w14:textOutline>
+                        </w:rPr>
+                      </w:pPr>
+                      <w:r>
+                        <w:rPr>
+                          <w:color w:val="FF0000"/>
+                          <w:sz w:val="18"/>
+                          <w14:shadow w14:blurRad="38100" w14:dist="19050" w14:dir="2700000" w14:sx="100000" w14:sy="100000" w14:kx="0" w14:ky="0" w14:algn="tl">
+                            <w14:schemeClr w14:val="dk1">
+                              <w14:alpha w14:val="60000"/>
+                            </w14:schemeClr>
+                          </w14:shadow>
+                          <w14:textOutline w14:w="9525" w14:cap="flat" w14:cmpd="sng" w14:algn="ctr">
+                            <w14:solidFill>
+                              <w14:srgbClr w14:val="FF0000"/>
+                            </w14:solidFill>
+                            <w14:prstDash w14:val="solid"/>
+                            <w14:round/>
+                          </w14:textOutline>
+                        </w:rPr>
+                        <w:t>(</w:t>
+                      </w:r>
+                      <w:r>
+                        <w:rPr>
+                          <w:color w:val="FF0000"/>
+                          <w:sz w:val="18"/>
+                          <w14:shadow w14:blurRad="38100" w14:dist="19050" w14:dir="2700000" w14:sx="100000" w14:sy="100000" w14:kx="0" w14:ky="0" w14:algn="tl">
+                            <w14:schemeClr w14:val="dk1">
+                              <w14:alpha w14:val="60000"/>
+                            </w14:schemeClr>
+                          </w14:shadow>
+                          <w14:textOutline w14:w="9525" w14:cap="flat" w14:cmpd="sng" w14:algn="ctr">
+                            <w14:solidFill>
+                              <w14:srgbClr w14:val="FF0000"/>
+                            </w14:solidFill>
+                            <w14:prstDash w14:val="solid"/>
+                            <w14:round/>
+                          </w14:textOutline>
+                        </w:rPr>
+                        <w:t>9</w:t>
+                      </w:r>
+                      <w:r>
+                        <w:rPr>
+                          <w:color w:val="FF0000"/>
+                          <w:sz w:val="18"/>
+                          <w14:shadow w14:blurRad="38100" w14:dist="19050" w14:dir="2700000" w14:sx="100000" w14:sy="100000" w14:kx="0" w14:ky="0" w14:algn="tl">
+                            <w14:schemeClr w14:val="dk1">
+                              <w14:alpha w14:val="60000"/>
+                            </w14:schemeClr>
+                          </w14:shadow>
+                          <w14:textOutline w14:w="9525" w14:cap="flat" w14:cmpd="sng" w14:algn="ctr">
+                            <w14:solidFill>
+                              <w14:srgbClr w14:val="FF0000"/>
+                            </w14:solidFill>
+                            <w14:prstDash w14:val="solid"/>
+                            <w14:round/>
+                          </w14:textOutline>
+                        </w:rPr>
+                        <w:t>)</w:t>
+                      </w:r>
+                    </w:p>
+                  </w:txbxContent>
+                </v:textbox>
+                <w10:wrap anchorx="page"/>
+              </v:shape>
+            </w:pict>
+          </mc:Fallback>
+        </mc:AlternateContent>
+      </w:r>
       <w:r>
         <w:rPr>
           <w:noProof/>
@@ -401,7 +652,7 @@
         <mc:AlternateContent>
           <mc:Choice Requires="wps">
             <w:drawing>
-              <wp:anchor distT="0" distB="0" distL="114300" distR="114300" simplePos="0" relativeHeight="251673600" behindDoc="0" locked="0" layoutInCell="1" allowOverlap="1" wp14:anchorId="01687B84" wp14:editId="0E2FDB00">
+              <wp:anchor distT="0" distB="0" distL="114300" distR="114300" simplePos="0" relativeHeight="251673600" behindDoc="0" locked="0" layoutInCell="1" allowOverlap="1" wp14:anchorId="01687B84" wp14:editId="17B8FA34">
                 <wp:simplePos x="0" y="0"/>
                 <wp:positionH relativeFrom="page">
                   <wp:posOffset>2860138</wp:posOffset>
@@ -648,7 +899,7 @@
         <mc:AlternateContent>
           <mc:Choice Requires="wps">
             <w:drawing>
-              <wp:anchor distT="0" distB="0" distL="114300" distR="114300" simplePos="0" relativeHeight="251671552" behindDoc="0" locked="0" layoutInCell="1" allowOverlap="1" wp14:anchorId="4D6EF6F0" wp14:editId="377FD5B4">
+              <wp:anchor distT="0" distB="0" distL="114300" distR="114300" simplePos="0" relativeHeight="251671552" behindDoc="0" locked="0" layoutInCell="1" allowOverlap="1" wp14:anchorId="4D6EF6F0" wp14:editId="682D56F6">
                 <wp:simplePos x="0" y="0"/>
                 <wp:positionH relativeFrom="page">
                   <wp:posOffset>4433117</wp:posOffset>
@@ -798,7 +1049,7 @@
           </mc:Choice>
           <mc:Fallback>
             <w:pict>
-              <v:shape w14:anchorId="4D6EF6F0" id="Cuadro de texto 8" o:spid="_x0000_s1028" type="#_x0000_t202" style="position:absolute;left:0;text-align:left;margin-left:349.05pt;margin-top:307.7pt;width:25.9pt;height:18.45pt;z-index:251671552;visibility:visible;mso-wrap-style:square;mso-width-percent:0;mso-height-percent:0;mso-wrap-distance-left:9pt;mso-wrap-distance-top:0;mso-wrap-distance-right:9pt;mso-wrap-distance-bottom:0;mso-position-horizontal:absolute;mso-position-horizontal-relative:page;mso-position-vertical:absolute;mso-position-vertical-relative:text;mso-width-percent:0;mso-height-percent:0;mso-width-relative:margin;mso-height-relative:margin;v-text-anchor:top" o:gfxdata="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" fillcolor="white [3201]" strokeweight=".5pt">
+              <v:shape w14:anchorId="4D6EF6F0" id="Cuadro de texto 8" o:spid="_x0000_s1029" type="#_x0000_t202" style="position:absolute;left:0;text-align:left;margin-left:349.05pt;margin-top:307.7pt;width:25.9pt;height:18.45pt;z-index:251671552;visibility:visible;mso-wrap-style:square;mso-width-percent:0;mso-height-percent:0;mso-wrap-distance-left:9pt;mso-wrap-distance-top:0;mso-wrap-distance-right:9pt;mso-wrap-distance-bottom:0;mso-position-horizontal:absolute;mso-position-horizontal-relative:page;mso-position-vertical:absolute;mso-position-vertical-relative:text;mso-width-percent:0;mso-height-percent:0;mso-width-relative:margin;mso-height-relative:margin;v-text-anchor:top" o:gfxdata="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" fillcolor="white [3201]" strokeweight=".5pt">
                 <v:textbox>
                   <w:txbxContent>
                     <w:p>
@@ -2308,9 +2559,38 @@
       <w:r>
         <w:rPr>
           <w:b/>
-        </w:rPr>
-        <w:t>Endpoints previos necesarios para armar el front de Rutinas</w:t>
-      </w:r>
+          <w:color w:val="EE0000"/>
+        </w:rPr>
+        <w:t>(0)</w:t>
+      </w:r>
+      <w:r>
+        <w:rPr>
+          <w:b/>
+        </w:rPr>
+        <w:t xml:space="preserve"> </w:t>
+      </w:r>
+      <w:proofErr w:type="spellStart"/>
+      <w:r>
+        <w:rPr>
+          <w:b/>
+        </w:rPr>
+        <w:t>Endpoints</w:t>
+      </w:r>
+      <w:proofErr w:type="spellEnd"/>
+      <w:r>
+        <w:rPr>
+          <w:b/>
+        </w:rPr>
+        <w:t xml:space="preserve"> previos necesarios para armar el </w:t>
+      </w:r>
+      <w:proofErr w:type="spellStart"/>
+      <w:r>
+        <w:rPr>
+          <w:b/>
+        </w:rPr>
+        <w:t>front</w:t>
+      </w:r>
+      <w:proofErr w:type="spellEnd"/>
       <w:r>
         <w:rPr>
           <w:b/>
@@ -2327,40 +2607,313 @@
         <w:autoSpaceDE w:val="0"/>
         <w:autoSpaceDN w:val="0"/>
         <w:adjustRightInd w:val="0"/>
-        <w:spacing w:before="150" w:after="150" w:line="240" w:lineRule="auto"/>
-      </w:pPr>
-      <w:r>
-        <w:t>GET api/Permiso</w:t>
-      </w:r>
-      <w:r>
+        <w:spacing w:before="150" w:after="150"/>
+        <w:rPr>
+          <w:lang w:val="en-US"/>
+        </w:rPr>
+      </w:pPr>
+      <w:r>
+        <w:rPr>
+          <w:lang w:val="en-US"/>
+        </w:rPr>
+        <w:t>GET /</w:t>
+      </w:r>
+      <w:proofErr w:type="spellStart"/>
+      <w:r>
+        <w:rPr>
+          <w:lang w:val="en-US"/>
+        </w:rPr>
+        <w:t>api</w:t>
+      </w:r>
+      <w:proofErr w:type="spellEnd"/>
+      <w:r>
+        <w:rPr>
+          <w:lang w:val="en-US"/>
+        </w:rPr>
+        <w:t>/</w:t>
+      </w:r>
+      <w:proofErr w:type="spellStart"/>
+      <w:r>
+        <w:rPr>
+          <w:lang w:val="en-US"/>
+        </w:rPr>
+        <w:t>Formulario</w:t>
+      </w:r>
+      <w:proofErr w:type="spellEnd"/>
+      <w:r>
+        <w:rPr>
+          <w:lang w:val="en-US"/>
+        </w:rPr>
         <w:t xml:space="preserve"> </w:t>
       </w:r>
       <w:r>
         <w:sym w:font="Wingdings" w:char="F0E0"/>
       </w:r>
       <w:r>
-        <w:t xml:space="preserve">Front: </w:t>
+        <w:rPr>
+          <w:lang w:val="en-US"/>
+        </w:rPr>
+        <w:t xml:space="preserve"> RES: </w:t>
+      </w:r>
+      <w:proofErr w:type="spellStart"/>
+      <w:r>
+        <w:rPr>
+          <w:b/>
+          <w:bCs/>
+          <w:lang w:val="en-US"/>
+        </w:rPr>
+        <w:t>IEnumerable</w:t>
+      </w:r>
+      <w:proofErr w:type="spellEnd"/>
+      <w:r>
+        <w:rPr>
+          <w:b/>
+          <w:bCs/>
+          <w:lang w:val="en-US"/>
+        </w:rPr>
+        <w:t>&lt;</w:t>
+      </w:r>
+      <w:proofErr w:type="spellStart"/>
+      <w:r>
+        <w:rPr>
+          <w:b/>
+          <w:bCs/>
+          <w:lang w:val="en-US"/>
+        </w:rPr>
+        <w:t>FormularioDto</w:t>
+      </w:r>
+      <w:proofErr w:type="spellEnd"/>
+      <w:r>
+        <w:rPr>
+          <w:b/>
+          <w:bCs/>
+          <w:lang w:val="en-US"/>
+        </w:rPr>
+        <w:t xml:space="preserve">&gt; </w:t>
+      </w:r>
+      <w:r>
+        <w:rPr>
+          <w:b/>
+          <w:bCs/>
+          <w:lang w:val="es-ES"/>
+        </w:rPr>
+        <w:sym w:font="Wingdings" w:char="F0E0"/>
+      </w:r>
+      <w:r>
+        <w:rPr>
+          <w:lang w:val="en-US"/>
+        </w:rPr>
+        <w:t xml:space="preserve"> Front: </w:t>
+      </w:r>
+      <w:proofErr w:type="spellStart"/>
+      <w:r>
+        <w:rPr>
+          <w:lang w:val="en-US"/>
+        </w:rPr>
+        <w:t>Asignar</w:t>
+      </w:r>
+      <w:proofErr w:type="spellEnd"/>
+      <w:r>
+        <w:rPr>
+          <w:lang w:val="en-US"/>
+        </w:rPr>
+        <w:t xml:space="preserve"> </w:t>
+      </w:r>
+      <w:proofErr w:type="spellStart"/>
+      <w:r>
+        <w:rPr>
+          <w:lang w:val="en-US"/>
+        </w:rPr>
+        <w:t>permisos</w:t>
+      </w:r>
+      <w:proofErr w:type="spellEnd"/>
+      <w:r>
+        <w:rPr>
+          <w:lang w:val="en-US"/>
+        </w:rPr>
+        <w:t xml:space="preserve"> a </w:t>
+      </w:r>
+      <w:proofErr w:type="spellStart"/>
+      <w:r>
+        <w:rPr>
+          <w:lang w:val="en-US"/>
+        </w:rPr>
+        <w:t>botones</w:t>
+      </w:r>
+      <w:proofErr w:type="spellEnd"/>
+      <w:r>
+        <w:rPr>
+          <w:lang w:val="en-US"/>
+        </w:rPr>
+        <w:t>:</w:t>
+      </w:r>
+    </w:p>
+    <w:p>
+      <w:pPr>
+        <w:numPr>
+          <w:ilvl w:val="1"/>
+          <w:numId w:val="3"/>
+        </w:numPr>
+        <w:autoSpaceDE w:val="0"/>
+        <w:autoSpaceDN w:val="0"/>
+        <w:adjustRightInd w:val="0"/>
+        <w:spacing w:before="150" w:after="150"/>
+      </w:pPr>
+      <w:r>
+        <w:t>ELIMINAR_RUTINA</w:t>
+      </w:r>
+      <w:r>
+        <w:t xml:space="preserve">, </w:t>
+      </w:r>
+      <w:r>
+        <w:t>VER_HISTORIAL_RUTINA</w:t>
+      </w:r>
+      <w:r>
+        <w:t xml:space="preserve">, </w:t>
+      </w:r>
+      <w:r>
+        <w:t>EDITAR_RUTINA</w:t>
+      </w:r>
+      <w:r>
+        <w:t xml:space="preserve">, </w:t>
+      </w:r>
+      <w:r>
+        <w:t>RECUPERAR_RUTINA</w:t>
+      </w:r>
+      <w:r>
+        <w:t xml:space="preserve"> </w:t>
+      </w:r>
+      <w:r>
+        <w:sym w:font="Wingdings" w:char="F0E0"/>
+      </w:r>
+      <w:r>
+        <w:t xml:space="preserve"> </w:t>
+      </w:r>
+      <w:r>
+        <w:rPr>
+          <w:b/>
+          <w:bCs/>
+          <w:color w:val="EE0000"/>
+        </w:rPr>
+        <w:t>(</w:t>
+      </w:r>
+      <w:r>
+        <w:rPr>
+          <w:b/>
+          <w:bCs/>
+          <w:color w:val="EE0000"/>
+        </w:rPr>
+        <w:t>9</w:t>
+      </w:r>
+      <w:r>
+        <w:rPr>
+          <w:b/>
+          <w:bCs/>
+          <w:color w:val="EE0000"/>
+        </w:rPr>
+        <w:t>)</w:t>
+      </w:r>
+      <w:r>
+        <w:t xml:space="preserve"> </w:t>
+      </w:r>
+      <w:r>
+        <w:rPr>
+          <w:b/>
+          <w:sz w:val="24"/>
+        </w:rPr>
+        <w:t>Gestionar Rutinas</w:t>
+      </w:r>
+      <w:r>
+        <w:rPr>
+          <w:b/>
+          <w:sz w:val="24"/>
+        </w:rPr>
+        <w:t>.</w:t>
+      </w:r>
+    </w:p>
+    <w:p>
+      <w:pPr>
+        <w:numPr>
+          <w:ilvl w:val="0"/>
+          <w:numId w:val="3"/>
+        </w:numPr>
+        <w:autoSpaceDE w:val="0"/>
+        <w:autoSpaceDN w:val="0"/>
+        <w:adjustRightInd w:val="0"/>
+        <w:spacing w:before="150" w:after="150"/>
+      </w:pPr>
+      <w:r>
+        <w:rPr>
+          <w:b/>
+        </w:rPr>
+        <w:lastRenderedPageBreak/>
+        <w:t>POST api/Auth/</w:t>
+      </w:r>
+      <w:proofErr w:type="spellStart"/>
+      <w:r>
+        <w:rPr>
+          <w:b/>
+        </w:rPr>
+        <w:t>login</w:t>
+      </w:r>
+      <w:proofErr w:type="spellEnd"/>
+      <w:r>
+        <w:rPr>
+          <w:b/>
+        </w:rPr>
+        <w:t xml:space="preserve"> </w:t>
+      </w:r>
+      <w:r>
+        <w:rPr>
+          <w:b/>
+          <w:lang w:val="es-ES"/>
+        </w:rPr>
+        <w:sym w:font="Wingdings" w:char="F0E0"/>
+      </w:r>
+      <w:r>
+        <w:t xml:space="preserve"> REQ: </w:t>
+      </w:r>
+      <w:proofErr w:type="spellStart"/>
+      <w:r>
+        <w:t>LoginUsuarioDto</w:t>
+      </w:r>
+      <w:proofErr w:type="spellEnd"/>
+      <w:r>
+        <w:t xml:space="preserve">, RES: </w:t>
+      </w:r>
+      <w:proofErr w:type="spellStart"/>
+      <w:r>
+        <w:t>TokenResponseDto</w:t>
+      </w:r>
+      <w:proofErr w:type="spellEnd"/>
+      <w:r>
+        <w:t xml:space="preserve"> (List&lt;</w:t>
+      </w:r>
+      <w:proofErr w:type="spellStart"/>
+      <w:r>
+        <w:t>string</w:t>
+      </w:r>
+      <w:proofErr w:type="spellEnd"/>
+      <w:r>
+        <w:t>&gt; Permisos</w:t>
+      </w:r>
+      <w:r>
+        <w:rPr>
+          <w:lang w:val="es-ES"/>
+        </w:rPr>
+        <w:t xml:space="preserve">) </w:t>
+      </w:r>
+      <w:r>
+        <w:sym w:font="Wingdings" w:char="F0E0"/>
+      </w:r>
+      <w:r>
+        <w:t xml:space="preserve"> Front: </w:t>
       </w:r>
       <w:r>
         <w:t xml:space="preserve">Para </w:t>
       </w:r>
       <w:r>
-        <w:t>visibilidad de botones</w:t>
-      </w:r>
-      <w:r>
-        <w:t xml:space="preserve"> en el módulo de Gestionar Rutinas</w:t>
-      </w:r>
-      <w:r>
-        <w:t>.</w:t>
-      </w:r>
-      <w:r>
-        <w:t xml:space="preserve"> Botones</w:t>
-      </w:r>
-      <w:r>
-        <w:t xml:space="preserve"> con su Permiso asignado</w:t>
-      </w:r>
-      <w:r>
-        <w:t>:</w:t>
+        <w:t>validar la visibilidad de los botones de acción s/ permiso:</w:t>
       </w:r>
     </w:p>
     <w:p>
@@ -2429,7 +2982,6 @@
         <w:spacing w:before="150" w:after="150" w:line="240" w:lineRule="auto"/>
       </w:pPr>
       <w:r>
-        <w:lastRenderedPageBreak/>
         <w:t>Guardar</w:t>
       </w:r>
       <w:r>
@@ -2473,29 +3025,6 @@
       </w:r>
     </w:p>
     <w:p>
-      <w:pPr>
-        <w:numPr>
-          <w:ilvl w:val="0"/>
-          <w:numId w:val="3"/>
-        </w:numPr>
-        <w:autoSpaceDE w:val="0"/>
-        <w:autoSpaceDN w:val="0"/>
-        <w:adjustRightInd w:val="0"/>
-        <w:spacing w:before="150" w:after="150" w:line="240" w:lineRule="auto"/>
-        <w:rPr>
-          <w:color w:val="FF0000"/>
-        </w:rPr>
-      </w:pPr>
-      <w:r>
-        <w:rPr>
-          <w:color w:val="FF0000"/>
-        </w:rPr>
-        <w:t>HACER LO MISMO CON LOS BOTONES DE GRUPO</w:t>
-      </w:r>
-      <w:bookmarkStart w:id="0" w:name="_GoBack"/>
-      <w:bookmarkEnd w:id="0"/>
-    </w:p>
-    <w:p>
       <w:r>
         <w:t>Flujo</w:t>
       </w:r>
@@ -2527,12 +3056,14 @@
         </w:rPr>
         <w:t>GET api/</w:t>
       </w:r>
+      <w:proofErr w:type="spellStart"/>
       <w:r>
         <w:rPr>
           <w:color w:val="000000" w:themeColor="text1"/>
         </w:rPr>
         <w:t>RangoHorario</w:t>
       </w:r>
+      <w:proofErr w:type="spellEnd"/>
       <w:r>
         <w:rPr>
           <w:color w:val="000000" w:themeColor="text1"/>
@@ -2545,8 +3076,21 @@
       <w:r>
         <w:t xml:space="preserve"> Obtengo </w:t>
       </w:r>
-      <w:r>
-        <w:t>IEnumerable&lt;RangoHorarioDto&gt;</w:t>
+      <w:proofErr w:type="spellStart"/>
+      <w:r>
+        <w:t>IEnumerable</w:t>
+      </w:r>
+      <w:proofErr w:type="spellEnd"/>
+      <w:r>
+        <w:t>&lt;</w:t>
+      </w:r>
+      <w:proofErr w:type="spellStart"/>
+      <w:r>
+        <w:t>RangoHorarioDto</w:t>
+      </w:r>
+      <w:proofErr w:type="spellEnd"/>
+      <w:r>
+        <w:t>&gt;</w:t>
       </w:r>
       <w:r>
         <w:t xml:space="preserve"> </w:t>
@@ -2557,12 +3101,22 @@
       <w:r>
         <w:t xml:space="preserve"> Front: </w:t>
       </w:r>
-      <w:r>
-        <w:t>Dropdown (ComboBox)</w:t>
-      </w:r>
-      <w:r>
-        <w:t xml:space="preserve"> de horaDesde-horaHasta</w:t>
-      </w:r>
+      <w:proofErr w:type="spellStart"/>
+      <w:r>
+        <w:t>Dropdown</w:t>
+      </w:r>
+      <w:proofErr w:type="spellEnd"/>
+      <w:r>
+        <w:t xml:space="preserve"> (ComboBox)</w:t>
+      </w:r>
+      <w:r>
+        <w:t xml:space="preserve"> de </w:t>
+      </w:r>
+      <w:proofErr w:type="spellStart"/>
+      <w:r>
+        <w:t>horaDesde-horaHasta</w:t>
+      </w:r>
+      <w:proofErr w:type="spellEnd"/>
       <w:r>
         <w:t xml:space="preserve"> </w:t>
       </w:r>
@@ -2572,9 +3126,11 @@
       <w:r>
         <w:t xml:space="preserve"> Obtengo un </w:t>
       </w:r>
+      <w:proofErr w:type="spellStart"/>
       <w:r>
         <w:t>idRangoHorario</w:t>
       </w:r>
+      <w:proofErr w:type="spellEnd"/>
       <w:r>
         <w:t>.</w:t>
       </w:r>
@@ -2600,7 +3156,15 @@
         <w:t>Rutina</w:t>
       </w:r>
       <w:r>
-        <w:t>/entrenadores/{idRangoHorario}</w:t>
+        <w:t>/entrenadores/{</w:t>
+      </w:r>
+      <w:proofErr w:type="spellStart"/>
+      <w:r>
+        <w:t>idRangoHorario</w:t>
+      </w:r>
+      <w:proofErr w:type="spellEnd"/>
+      <w:r>
+        <w:t>}</w:t>
       </w:r>
       <w:r>
         <w:t xml:space="preserve"> </w:t>
@@ -2612,7 +3176,15 @@
         <w:t xml:space="preserve"> Obtengo </w:t>
       </w:r>
       <w:r>
-        <w:t>List&lt;EntrenadorDto&gt;</w:t>
+        <w:t>List&lt;</w:t>
+      </w:r>
+      <w:proofErr w:type="spellStart"/>
+      <w:r>
+        <w:t>EntrenadorDto</w:t>
+      </w:r>
+      <w:proofErr w:type="spellEnd"/>
+      <w:r>
+        <w:t>&gt;</w:t>
       </w:r>
       <w:r>
         <w:t xml:space="preserve"> </w:t>
@@ -2626,14 +3198,24 @@
       <w:r>
         <w:t xml:space="preserve">Front: </w:t>
       </w:r>
-      <w:r>
-        <w:t xml:space="preserve">DataGrid </w:t>
+      <w:proofErr w:type="spellStart"/>
+      <w:r>
+        <w:t>DataGrid</w:t>
+      </w:r>
+      <w:proofErr w:type="spellEnd"/>
+      <w:r>
+        <w:t xml:space="preserve"> </w:t>
       </w:r>
       <w:r>
         <w:t xml:space="preserve">con </w:t>
       </w:r>
-      <w:r>
-        <w:t xml:space="preserve">checkbox </w:t>
+      <w:proofErr w:type="spellStart"/>
+      <w:r>
+        <w:t>checkbox</w:t>
+      </w:r>
+      <w:proofErr w:type="spellEnd"/>
+      <w:r>
+        <w:t xml:space="preserve"> </w:t>
       </w:r>
       <w:r>
         <w:t xml:space="preserve">para cada Nombre y Apellido </w:t>
@@ -2647,9 +3229,11 @@
       <w:r>
         <w:t xml:space="preserve">un </w:t>
       </w:r>
+      <w:proofErr w:type="spellStart"/>
       <w:r>
         <w:t>IdUsuario</w:t>
       </w:r>
+      <w:proofErr w:type="spellEnd"/>
       <w:r>
         <w:t xml:space="preserve"> (Entrenador)</w:t>
       </w:r>
@@ -2686,8 +3270,21 @@
       <w:r>
         <w:t xml:space="preserve"> Obtengo </w:t>
       </w:r>
-      <w:r>
-        <w:t>IEnumerable&lt;SocioTurnoDto&gt;</w:t>
+      <w:proofErr w:type="spellStart"/>
+      <w:r>
+        <w:t>IEnumerable</w:t>
+      </w:r>
+      <w:proofErr w:type="spellEnd"/>
+      <w:r>
+        <w:t>&lt;</w:t>
+      </w:r>
+      <w:proofErr w:type="spellStart"/>
+      <w:r>
+        <w:t>SocioTurnoDto</w:t>
+      </w:r>
+      <w:proofErr w:type="spellEnd"/>
+      <w:r>
+        <w:t>&gt;</w:t>
       </w:r>
       <w:r>
         <w:t xml:space="preserve"> </w:t>
@@ -2698,14 +3295,24 @@
       <w:r>
         <w:t xml:space="preserve"> Front: </w:t>
       </w:r>
-      <w:r>
-        <w:t xml:space="preserve">DataGrid </w:t>
+      <w:proofErr w:type="spellStart"/>
+      <w:r>
+        <w:t>DataGrid</w:t>
+      </w:r>
+      <w:proofErr w:type="spellEnd"/>
+      <w:r>
+        <w:t xml:space="preserve"> </w:t>
       </w:r>
       <w:r>
         <w:t xml:space="preserve">con </w:t>
       </w:r>
-      <w:r>
-        <w:t xml:space="preserve">checkbox </w:t>
+      <w:proofErr w:type="spellStart"/>
+      <w:r>
+        <w:t>checkbox</w:t>
+      </w:r>
+      <w:proofErr w:type="spellEnd"/>
+      <w:r>
+        <w:t xml:space="preserve"> </w:t>
       </w:r>
       <w:r>
         <w:t xml:space="preserve">para cada Nombre y Apellido </w:t>
@@ -2719,12 +3326,14 @@
       <w:r>
         <w:t xml:space="preserve">Selecciono un </w:t>
       </w:r>
+      <w:proofErr w:type="spellStart"/>
       <w:r>
         <w:rPr>
           <w:highlight w:val="yellow"/>
         </w:rPr>
         <w:t>IdUsuario</w:t>
       </w:r>
+      <w:proofErr w:type="spellEnd"/>
       <w:r>
         <w:t xml:space="preserve"> (Socio)</w:t>
       </w:r>
@@ -2768,8 +3377,13 @@
         <w:t>/</w:t>
       </w:r>
       <w:r>
-        <w:t>Dia/dias</w:t>
-      </w:r>
+        <w:t>Dia/</w:t>
+      </w:r>
+      <w:proofErr w:type="spellStart"/>
+      <w:r>
+        <w:t>dias</w:t>
+      </w:r>
+      <w:proofErr w:type="spellEnd"/>
       <w:r>
         <w:t xml:space="preserve"> </w:t>
       </w:r>
@@ -2779,8 +3393,21 @@
       <w:r>
         <w:t xml:space="preserve"> </w:t>
       </w:r>
-      <w:r>
-        <w:t>IEnumerable&lt;DiaDto&gt;</w:t>
+      <w:proofErr w:type="spellStart"/>
+      <w:r>
+        <w:t>IEnumerable</w:t>
+      </w:r>
+      <w:proofErr w:type="spellEnd"/>
+      <w:r>
+        <w:t>&lt;</w:t>
+      </w:r>
+      <w:proofErr w:type="spellStart"/>
+      <w:r>
+        <w:t>DiaDto</w:t>
+      </w:r>
+      <w:proofErr w:type="spellEnd"/>
+      <w:r>
+        <w:t>&gt;</w:t>
       </w:r>
       <w:r>
         <w:t xml:space="preserve"> </w:t>
@@ -2795,7 +3422,23 @@
         <w:t xml:space="preserve">: </w:t>
       </w:r>
       <w:r>
-        <w:t>Botones que representan cada NombreDia con su IdDia vinculado</w:t>
+        <w:t xml:space="preserve">Botones que representan cada </w:t>
+      </w:r>
+      <w:proofErr w:type="spellStart"/>
+      <w:r>
+        <w:t>NombreDia</w:t>
+      </w:r>
+      <w:proofErr w:type="spellEnd"/>
+      <w:r>
+        <w:t xml:space="preserve"> con su </w:t>
+      </w:r>
+      <w:proofErr w:type="spellStart"/>
+      <w:r>
+        <w:t>IdDia</w:t>
+      </w:r>
+      <w:proofErr w:type="spellEnd"/>
+      <w:r>
+        <w:t xml:space="preserve"> vinculado</w:t>
       </w:r>
       <w:r>
         <w:t xml:space="preserve"> </w:t>
@@ -2806,14 +3449,52 @@
       <w:r>
         <w:t xml:space="preserve"> Obtengo </w:t>
       </w:r>
+      <w:proofErr w:type="spellStart"/>
       <w:r>
         <w:rPr>
           <w:highlight w:val="green"/>
         </w:rPr>
-        <w:t>IdDia para usarlo como query param</w:t>
-      </w:r>
-      <w:r>
-        <w:t xml:space="preserve"> en el próximo endpoint.</w:t>
+        <w:t>IdDia</w:t>
+      </w:r>
+      <w:proofErr w:type="spellEnd"/>
+      <w:r>
+        <w:rPr>
+          <w:highlight w:val="green"/>
+        </w:rPr>
+        <w:t xml:space="preserve"> para usarlo como </w:t>
+      </w:r>
+      <w:proofErr w:type="spellStart"/>
+      <w:r>
+        <w:rPr>
+          <w:highlight w:val="green"/>
+        </w:rPr>
+        <w:t>query</w:t>
+      </w:r>
+      <w:proofErr w:type="spellEnd"/>
+      <w:r>
+        <w:rPr>
+          <w:highlight w:val="green"/>
+        </w:rPr>
+        <w:t xml:space="preserve"> </w:t>
+      </w:r>
+      <w:proofErr w:type="spellStart"/>
+      <w:r>
+        <w:rPr>
+          <w:highlight w:val="green"/>
+        </w:rPr>
+        <w:t>param</w:t>
+      </w:r>
+      <w:proofErr w:type="spellEnd"/>
+      <w:r>
+        <w:t xml:space="preserve"> en el próximo </w:t>
+      </w:r>
+      <w:proofErr w:type="spellStart"/>
+      <w:r>
+        <w:t>endpoint</w:t>
+      </w:r>
+      <w:proofErr w:type="spellEnd"/>
+      <w:r>
+        <w:t>.</w:t>
       </w:r>
     </w:p>
     <w:p>
@@ -2842,14 +3523,20 @@
       <w:r>
         <w:t>socios/{</w:t>
       </w:r>
+      <w:proofErr w:type="spellStart"/>
       <w:r>
         <w:rPr>
           <w:highlight w:val="yellow"/>
         </w:rPr>
         <w:t>idUsuarioSocio</w:t>
       </w:r>
-      <w:r>
-        <w:t>}/rutinas</w:t>
+      <w:proofErr w:type="spellEnd"/>
+      <w:r>
+        <w:t>}/</w:t>
+      </w:r>
+      <w:proofErr w:type="spellStart"/>
+      <w:r>
+        <w:t>rutinas</w:t>
       </w:r>
       <w:r>
         <w:rPr>
@@ -2857,7 +3544,16 @@
           <w:iCs/>
           <w:highlight w:val="green"/>
         </w:rPr>
-        <w:t>?idDia=1</w:t>
+        <w:t>?idDia</w:t>
+      </w:r>
+      <w:proofErr w:type="spellEnd"/>
+      <w:r>
+        <w:rPr>
+          <w:i/>
+          <w:iCs/>
+          <w:highlight w:val="green"/>
+        </w:rPr>
+        <w:t>=1</w:t>
       </w:r>
       <w:r>
         <w:t xml:space="preserve"> </w:t>
@@ -2866,7 +3562,15 @@
         <w:sym w:font="Wingdings" w:char="F0E0"/>
       </w:r>
       <w:r>
-        <w:t xml:space="preserve"> RutinaDto </w:t>
+        <w:t xml:space="preserve"> </w:t>
+      </w:r>
+      <w:proofErr w:type="spellStart"/>
+      <w:r>
+        <w:t>RutinaDto</w:t>
+      </w:r>
+      <w:proofErr w:type="spellEnd"/>
+      <w:r>
+        <w:t xml:space="preserve"> </w:t>
       </w:r>
       <w:r>
         <w:sym w:font="Wingdings" w:char="F0E0"/>
@@ -2895,6 +3599,7 @@
         </w:rPr>
         <w:t xml:space="preserve">Obtengo </w:t>
       </w:r>
+      <w:proofErr w:type="spellStart"/>
       <w:r>
         <w:rPr>
           <w:color w:val="000000" w:themeColor="text1"/>
@@ -2902,6 +3607,7 @@
         </w:rPr>
         <w:t>IdRutina</w:t>
       </w:r>
+      <w:proofErr w:type="spellEnd"/>
       <w:r>
         <w:rPr>
           <w:color w:val="000000" w:themeColor="text1"/>
@@ -3138,7 +3844,15 @@
         </w:numPr>
       </w:pPr>
       <w:r>
-        <w:t xml:space="preserve">GET api/GrupoMuscular </w:t>
+        <w:t>GET api/</w:t>
+      </w:r>
+      <w:proofErr w:type="spellStart"/>
+      <w:r>
+        <w:t>GrupoMuscular</w:t>
+      </w:r>
+      <w:proofErr w:type="spellEnd"/>
+      <w:r>
+        <w:t xml:space="preserve"> </w:t>
       </w:r>
       <w:r>
         <w:sym w:font="Wingdings" w:char="F0E0"/>
@@ -3146,8 +3860,21 @@
       <w:r>
         <w:t xml:space="preserve"> </w:t>
       </w:r>
-      <w:r>
-        <w:t>IEnumerable&lt;GrupoMuscularDto&gt;</w:t>
+      <w:proofErr w:type="spellStart"/>
+      <w:r>
+        <w:t>IEnumerable</w:t>
+      </w:r>
+      <w:proofErr w:type="spellEnd"/>
+      <w:r>
+        <w:t>&lt;</w:t>
+      </w:r>
+      <w:proofErr w:type="spellStart"/>
+      <w:r>
+        <w:t>GrupoMuscularDto</w:t>
+      </w:r>
+      <w:proofErr w:type="spellEnd"/>
+      <w:r>
+        <w:t>&gt;</w:t>
       </w:r>
       <w:r>
         <w:t xml:space="preserve"> </w:t>
@@ -3156,7 +3883,15 @@
         <w:sym w:font="Wingdings" w:char="F0E0"/>
       </w:r>
       <w:r>
-        <w:t xml:space="preserve"> Front: para el filtro se arma un mapa anatómico o dropdown </w:t>
+        <w:t xml:space="preserve"> Front: para el filtro se arma un mapa anatómico o </w:t>
+      </w:r>
+      <w:proofErr w:type="spellStart"/>
+      <w:r>
+        <w:t>dropdown</w:t>
+      </w:r>
+      <w:proofErr w:type="spellEnd"/>
+      <w:r>
+        <w:t xml:space="preserve"> </w:t>
       </w:r>
       <w:r>
         <w:sym w:font="Wingdings" w:char="F0E0"/>
@@ -3164,6 +3899,7 @@
       <w:r>
         <w:t xml:space="preserve"> Se obtiene </w:t>
       </w:r>
+      <w:proofErr w:type="spellStart"/>
       <w:r>
         <w:rPr>
           <w:highlight w:val="cyan"/>
@@ -3177,6 +3913,7 @@
         </w:rPr>
         <w:t>dGrupoMuscula</w:t>
       </w:r>
+      <w:proofErr w:type="spellEnd"/>
       <w:r>
         <w:rPr>
           <w:iCs/>
@@ -3193,7 +3930,11 @@
         </w:numPr>
       </w:pPr>
       <w:r>
-        <w:t>GET api/Ejercicio</w:t>
+        <w:t>GET api/</w:t>
+      </w:r>
+      <w:proofErr w:type="spellStart"/>
+      <w:r>
+        <w:t>Ejercicio</w:t>
       </w:r>
       <w:r>
         <w:rPr>
@@ -3201,7 +3942,16 @@
           <w:iCs/>
           <w:highlight w:val="cyan"/>
         </w:rPr>
-        <w:t>?idGrupoMuscular=1</w:t>
+        <w:t>?idGrupoMuscular</w:t>
+      </w:r>
+      <w:proofErr w:type="spellEnd"/>
+      <w:r>
+        <w:rPr>
+          <w:i/>
+          <w:iCs/>
+          <w:highlight w:val="cyan"/>
+        </w:rPr>
+        <w:t>=1</w:t>
       </w:r>
       <w:r>
         <w:t xml:space="preserve"> </w:t>
@@ -3212,8 +3962,21 @@
       <w:r>
         <w:t xml:space="preserve"> </w:t>
       </w:r>
-      <w:r>
-        <w:t>IEnumerable&lt;EjercicioDto&gt;</w:t>
+      <w:proofErr w:type="spellStart"/>
+      <w:r>
+        <w:t>IEnumerable</w:t>
+      </w:r>
+      <w:proofErr w:type="spellEnd"/>
+      <w:r>
+        <w:t>&lt;</w:t>
+      </w:r>
+      <w:proofErr w:type="spellStart"/>
+      <w:r>
+        <w:t>EjercicioDto</w:t>
+      </w:r>
+      <w:proofErr w:type="spellEnd"/>
+      <w:r>
+        <w:t>&gt;</w:t>
       </w:r>
       <w:r>
         <w:t xml:space="preserve"> </w:t>
@@ -3243,7 +4006,31 @@
         <w:sym w:font="Wingdings" w:char="F0E0"/>
       </w:r>
       <w:r>
-        <w:t xml:space="preserve"> Se obtiene IdEjercicio para colocar en el body del siguiente endpoint.</w:t>
+        <w:t xml:space="preserve"> Se obtiene </w:t>
+      </w:r>
+      <w:proofErr w:type="spellStart"/>
+      <w:r>
+        <w:t>IdEjercicio</w:t>
+      </w:r>
+      <w:proofErr w:type="spellEnd"/>
+      <w:r>
+        <w:t xml:space="preserve"> para colocar en el </w:t>
+      </w:r>
+      <w:proofErr w:type="spellStart"/>
+      <w:r>
+        <w:t>body</w:t>
+      </w:r>
+      <w:proofErr w:type="spellEnd"/>
+      <w:r>
+        <w:t xml:space="preserve"> del siguiente </w:t>
+      </w:r>
+      <w:proofErr w:type="spellStart"/>
+      <w:r>
+        <w:t>endpoint</w:t>
+      </w:r>
+      <w:proofErr w:type="spellEnd"/>
+      <w:r>
+        <w:t>.</w:t>
       </w:r>
     </w:p>
     <w:p>
@@ -3272,12 +4059,14 @@
       <w:r>
         <w:t>{</w:t>
       </w:r>
+      <w:proofErr w:type="spellStart"/>
       <w:r>
         <w:rPr>
           <w:highlight w:val="magenta"/>
         </w:rPr>
         <w:t>idRutina</w:t>
       </w:r>
+      <w:proofErr w:type="spellEnd"/>
       <w:r>
         <w:t>}/bloques</w:t>
       </w:r>
@@ -3290,9 +4079,11 @@
       <w:r>
         <w:t xml:space="preserve"> </w:t>
       </w:r>
+      <w:proofErr w:type="spellStart"/>
       <w:r>
         <w:t>RutinaDto</w:t>
       </w:r>
+      <w:proofErr w:type="spellEnd"/>
       <w:r>
         <w:t xml:space="preserve"> </w:t>
       </w:r>
@@ -3314,9 +4105,11 @@
       <w:r>
         <w:t xml:space="preserve"> Policy: </w:t>
       </w:r>
+      <w:proofErr w:type="spellStart"/>
       <w:r>
         <w:t>EditarRutina</w:t>
       </w:r>
+      <w:proofErr w:type="spellEnd"/>
       <w:r>
         <w:t>.</w:t>
       </w:r>
@@ -3327,6 +4120,7 @@
           <w:rFonts w:ascii="Arial" w:hAnsi="Arial" w:cs="Arial"/>
           <w:color w:val="000000"/>
         </w:rPr>
+        <w:lastRenderedPageBreak/>
         <w:t>CUD13 – Modificar Rutina</w:t>
       </w:r>
     </w:p>
@@ -3351,8 +4145,15 @@
         </w:numPr>
       </w:pPr>
       <w:r>
-        <w:lastRenderedPageBreak/>
-        <w:t xml:space="preserve">GET api/GrupoMuscular </w:t>
+        <w:t>GET api/</w:t>
+      </w:r>
+      <w:proofErr w:type="spellStart"/>
+      <w:r>
+        <w:t>GrupoMuscular</w:t>
+      </w:r>
+      <w:proofErr w:type="spellEnd"/>
+      <w:r>
+        <w:t xml:space="preserve"> </w:t>
       </w:r>
       <w:r>
         <w:sym w:font="Wingdings" w:char="F0E0"/>
@@ -3360,8 +4161,21 @@
       <w:r>
         <w:t xml:space="preserve"> </w:t>
       </w:r>
-      <w:r>
-        <w:t>IEnumerable&lt;GrupoMuscularDto&gt;</w:t>
+      <w:proofErr w:type="spellStart"/>
+      <w:r>
+        <w:t>IEnumerable</w:t>
+      </w:r>
+      <w:proofErr w:type="spellEnd"/>
+      <w:r>
+        <w:t>&lt;</w:t>
+      </w:r>
+      <w:proofErr w:type="spellStart"/>
+      <w:r>
+        <w:t>GrupoMuscularDto</w:t>
+      </w:r>
+      <w:proofErr w:type="spellEnd"/>
+      <w:r>
+        <w:t>&gt;</w:t>
       </w:r>
       <w:r>
         <w:t xml:space="preserve"> </w:t>
@@ -3370,7 +4184,15 @@
         <w:sym w:font="Wingdings" w:char="F0E0"/>
       </w:r>
       <w:r>
-        <w:t xml:space="preserve"> Front: para el filtro se arma un mapa anatómico o dropdown </w:t>
+        <w:t xml:space="preserve"> Front: para el filtro se arma un mapa anatómico o </w:t>
+      </w:r>
+      <w:proofErr w:type="spellStart"/>
+      <w:r>
+        <w:t>dropdown</w:t>
+      </w:r>
+      <w:proofErr w:type="spellEnd"/>
+      <w:r>
+        <w:t xml:space="preserve"> </w:t>
       </w:r>
       <w:r>
         <w:sym w:font="Wingdings" w:char="F0E0"/>
@@ -3378,6 +4200,7 @@
       <w:r>
         <w:t xml:space="preserve"> Se obtiene </w:t>
       </w:r>
+      <w:proofErr w:type="spellStart"/>
       <w:r>
         <w:rPr>
           <w:highlight w:val="cyan"/>
@@ -3391,6 +4214,7 @@
         </w:rPr>
         <w:t>dGrupoMuscula</w:t>
       </w:r>
+      <w:proofErr w:type="spellEnd"/>
       <w:r>
         <w:rPr>
           <w:iCs/>
@@ -3407,7 +4231,11 @@
         </w:numPr>
       </w:pPr>
       <w:r>
-        <w:t>GET api/Ejercicio</w:t>
+        <w:t>GET api/</w:t>
+      </w:r>
+      <w:proofErr w:type="spellStart"/>
+      <w:r>
+        <w:t>Ejercicio</w:t>
       </w:r>
       <w:r>
         <w:rPr>
@@ -3415,7 +4243,16 @@
           <w:iCs/>
           <w:highlight w:val="cyan"/>
         </w:rPr>
-        <w:t>?idGrupoMuscular=1</w:t>
+        <w:t>?idGrupoMuscular</w:t>
+      </w:r>
+      <w:proofErr w:type="spellEnd"/>
+      <w:r>
+        <w:rPr>
+          <w:i/>
+          <w:iCs/>
+          <w:highlight w:val="cyan"/>
+        </w:rPr>
+        <w:t>=1</w:t>
       </w:r>
       <w:r>
         <w:t xml:space="preserve"> </w:t>
@@ -3426,8 +4263,21 @@
       <w:r>
         <w:t xml:space="preserve"> </w:t>
       </w:r>
-      <w:r>
-        <w:t>IEnumerable&lt;EjercicioDto&gt;</w:t>
+      <w:proofErr w:type="spellStart"/>
+      <w:r>
+        <w:t>IEnumerable</w:t>
+      </w:r>
+      <w:proofErr w:type="spellEnd"/>
+      <w:r>
+        <w:t>&lt;</w:t>
+      </w:r>
+      <w:proofErr w:type="spellStart"/>
+      <w:r>
+        <w:t>EjercicioDto</w:t>
+      </w:r>
+      <w:proofErr w:type="spellEnd"/>
+      <w:r>
+        <w:t>&gt;</w:t>
       </w:r>
       <w:r>
         <w:t xml:space="preserve"> </w:t>
@@ -3462,8 +4312,29 @@
       <w:r>
         <w:t xml:space="preserve"> Se obtiene </w:t>
       </w:r>
-      <w:r>
-        <w:t>IdEjercicio para colocar en el body del siguiente endpoint.</w:t>
+      <w:proofErr w:type="spellStart"/>
+      <w:r>
+        <w:t>IdEjercicio</w:t>
+      </w:r>
+      <w:proofErr w:type="spellEnd"/>
+      <w:r>
+        <w:t xml:space="preserve"> para colocar en el </w:t>
+      </w:r>
+      <w:proofErr w:type="spellStart"/>
+      <w:r>
+        <w:t>body</w:t>
+      </w:r>
+      <w:proofErr w:type="spellEnd"/>
+      <w:r>
+        <w:t xml:space="preserve"> del siguiente </w:t>
+      </w:r>
+      <w:proofErr w:type="spellStart"/>
+      <w:r>
+        <w:t>endpoint</w:t>
+      </w:r>
+      <w:proofErr w:type="spellEnd"/>
+      <w:r>
+        <w:t>.</w:t>
       </w:r>
     </w:p>
     <w:p>
@@ -3495,12 +4366,14 @@
       <w:r>
         <w:t>{</w:t>
       </w:r>
+      <w:proofErr w:type="spellStart"/>
       <w:r>
         <w:rPr>
           <w:highlight w:val="magenta"/>
         </w:rPr>
         <w:t>idRutina</w:t>
       </w:r>
+      <w:proofErr w:type="spellEnd"/>
       <w:r>
         <w:t>}/bloques</w:t>
       </w:r>
@@ -3513,9 +4386,11 @@
       <w:r>
         <w:t xml:space="preserve"> </w:t>
       </w:r>
+      <w:proofErr w:type="spellStart"/>
       <w:r>
         <w:t>RutinaDto</w:t>
       </w:r>
+      <w:proofErr w:type="spellEnd"/>
       <w:r>
         <w:t xml:space="preserve"> </w:t>
       </w:r>
@@ -3537,9 +4412,11 @@
       <w:r>
         <w:t xml:space="preserve"> Policy: </w:t>
       </w:r>
+      <w:proofErr w:type="spellStart"/>
       <w:r>
         <w:t>EditarRutina</w:t>
       </w:r>
+      <w:proofErr w:type="spellEnd"/>
       <w:r>
         <w:t>.</w:t>
       </w:r>
@@ -3595,6 +4472,7 @@
       <w:r>
         <w:t>{</w:t>
       </w:r>
+      <w:proofErr w:type="spellStart"/>
       <w:r>
         <w:rPr>
           <w:color w:val="000000" w:themeColor="text1"/>
@@ -3602,6 +4480,7 @@
         </w:rPr>
         <w:t>idRutina</w:t>
       </w:r>
+      <w:proofErr w:type="spellEnd"/>
       <w:r>
         <w:t>}/historial</w:t>
       </w:r>
@@ -3614,17 +4493,40 @@
       <w:r>
         <w:t xml:space="preserve"> </w:t>
       </w:r>
-      <w:r>
-        <w:t xml:space="preserve">DataGrid </w:t>
+      <w:proofErr w:type="spellStart"/>
+      <w:r>
+        <w:t>DataGrid</w:t>
+      </w:r>
+      <w:proofErr w:type="spellEnd"/>
+      <w:r>
+        <w:t xml:space="preserve"> </w:t>
       </w:r>
       <w:r>
         <w:t xml:space="preserve">con </w:t>
       </w:r>
-      <w:r>
-        <w:t xml:space="preserve">checkbox </w:t>
-      </w:r>
-      <w:r>
-        <w:t>IEnumerable&lt;RutinaHistorialResumenDto&gt;</w:t>
+      <w:proofErr w:type="spellStart"/>
+      <w:r>
+        <w:t>checkbox</w:t>
+      </w:r>
+      <w:proofErr w:type="spellEnd"/>
+      <w:r>
+        <w:t xml:space="preserve"> </w:t>
+      </w:r>
+      <w:proofErr w:type="spellStart"/>
+      <w:r>
+        <w:t>IEnumerable</w:t>
+      </w:r>
+      <w:proofErr w:type="spellEnd"/>
+      <w:r>
+        <w:t>&lt;</w:t>
+      </w:r>
+      <w:proofErr w:type="spellStart"/>
+      <w:r>
+        <w:t>RutinaHistorialResumenDto</w:t>
+      </w:r>
+      <w:proofErr w:type="spellEnd"/>
+      <w:r>
+        <w:t>&gt;</w:t>
       </w:r>
       <w:r>
         <w:t xml:space="preserve"> </w:t>
@@ -3638,15 +4540,22 @@
       <w:r>
         <w:t xml:space="preserve"> </w:t>
       </w:r>
-      <w:r>
-        <w:t xml:space="preserve">DataGrid </w:t>
+      <w:proofErr w:type="spellStart"/>
+      <w:r>
+        <w:t>DataGrid</w:t>
+      </w:r>
+      <w:proofErr w:type="spellEnd"/>
+      <w:r>
+        <w:t xml:space="preserve"> </w:t>
       </w:r>
       <w:r>
         <w:t xml:space="preserve">con </w:t>
       </w:r>
+      <w:proofErr w:type="spellStart"/>
       <w:r>
         <w:t>checkbox</w:t>
       </w:r>
+      <w:proofErr w:type="spellEnd"/>
       <w:r>
         <w:t xml:space="preserve"> </w:t>
       </w:r>
@@ -3662,12 +4571,14 @@
       <w:r>
         <w:t xml:space="preserve"> Obtengo </w:t>
       </w:r>
+      <w:proofErr w:type="spellStart"/>
       <w:r>
         <w:rPr>
           <w:highlight w:val="red"/>
         </w:rPr>
         <w:t>idRutinaHistorial</w:t>
       </w:r>
+      <w:proofErr w:type="spellEnd"/>
     </w:p>
     <w:p>
       <w:pPr>
@@ -3695,21 +4606,25 @@
       <w:r>
         <w:t>{</w:t>
       </w:r>
+      <w:proofErr w:type="spellStart"/>
       <w:r>
         <w:rPr>
           <w:highlight w:val="magenta"/>
         </w:rPr>
         <w:t>idRutina</w:t>
       </w:r>
+      <w:proofErr w:type="spellEnd"/>
       <w:r>
         <w:t>}/historial /{</w:t>
       </w:r>
+      <w:proofErr w:type="spellStart"/>
       <w:r>
         <w:rPr>
           <w:highlight w:val="red"/>
         </w:rPr>
         <w:t>idRutinaHistorial</w:t>
       </w:r>
+      <w:proofErr w:type="spellEnd"/>
       <w:r>
         <w:t>}</w:t>
       </w:r>
@@ -3722,9 +4637,11 @@
       <w:r>
         <w:t xml:space="preserve"> </w:t>
       </w:r>
+      <w:proofErr w:type="spellStart"/>
       <w:r>
         <w:t>RutinaHistorialDetalleDto</w:t>
       </w:r>
+      <w:proofErr w:type="spellEnd"/>
       <w:r>
         <w:t xml:space="preserve"> </w:t>
       </w:r>
@@ -3737,8 +4654,13 @@
       <w:r>
         <w:t xml:space="preserve"> </w:t>
       </w:r>
-      <w:r>
-        <w:t xml:space="preserve">DataGrid </w:t>
+      <w:proofErr w:type="spellStart"/>
+      <w:r>
+        <w:t>DataGrid</w:t>
+      </w:r>
+      <w:proofErr w:type="spellEnd"/>
+      <w:r>
+        <w:t xml:space="preserve"> </w:t>
       </w:r>
       <w:r>
         <w:t xml:space="preserve">con el </w:t>
@@ -3764,9 +4686,11 @@
       <w:r>
         <w:t xml:space="preserve"> Policy: </w:t>
       </w:r>
+      <w:proofErr w:type="spellStart"/>
       <w:r>
         <w:t>VerHistorialRutina</w:t>
       </w:r>
+      <w:proofErr w:type="spellEnd"/>
     </w:p>
     <w:p>
       <w:pPr>
@@ -3794,14 +4718,24 @@
       <w:r>
         <w:t>{</w:t>
       </w:r>
+      <w:proofErr w:type="spellStart"/>
       <w:r>
         <w:rPr>
           <w:highlight w:val="magenta"/>
         </w:rPr>
         <w:t>idRutina</w:t>
       </w:r>
-      <w:r>
-        <w:t>}/historial /{idRutinaHistorial}</w:t>
+      <w:proofErr w:type="spellEnd"/>
+      <w:r>
+        <w:t>}/historial /{</w:t>
+      </w:r>
+      <w:proofErr w:type="spellStart"/>
+      <w:r>
+        <w:t>idRutinaHistorial</w:t>
+      </w:r>
+      <w:proofErr w:type="spellEnd"/>
+      <w:r>
+        <w:t>}</w:t>
       </w:r>
       <w:r>
         <w:t>/</w:t>
@@ -3818,9 +4752,11 @@
       <w:r>
         <w:t xml:space="preserve"> </w:t>
       </w:r>
+      <w:proofErr w:type="spellStart"/>
       <w:r>
         <w:t>RutinaDto</w:t>
       </w:r>
+      <w:proofErr w:type="spellEnd"/>
       <w:r>
         <w:t xml:space="preserve"> </w:t>
       </w:r>
@@ -3848,9 +4784,11 @@
       <w:r>
         <w:t xml:space="preserve"> Policy: </w:t>
       </w:r>
+      <w:proofErr w:type="spellStart"/>
       <w:r>
         <w:t>RecuperarRutina</w:t>
       </w:r>
+      <w:proofErr w:type="spellEnd"/>
       <w:r>
         <w:t>.</w:t>
       </w:r>
@@ -3887,12 +4825,14 @@
       <w:r>
         <w:t xml:space="preserve"> {</w:t>
       </w:r>
+      <w:proofErr w:type="spellStart"/>
       <w:r>
         <w:rPr>
           <w:highlight w:val="magenta"/>
         </w:rPr>
         <w:t>idRutina</w:t>
       </w:r>
+      <w:proofErr w:type="spellEnd"/>
       <w:r>
         <w:t>}/estado</w:t>
       </w:r>
@@ -3905,9 +4845,11 @@
       <w:r>
         <w:t xml:space="preserve"> </w:t>
       </w:r>
+      <w:proofErr w:type="spellStart"/>
       <w:r>
         <w:t>RutinaDto</w:t>
       </w:r>
+      <w:proofErr w:type="spellEnd"/>
       <w:r>
         <w:t xml:space="preserve"> </w:t>
       </w:r>
@@ -3915,7 +4857,15 @@
         <w:sym w:font="Wingdings" w:char="F0E0"/>
       </w:r>
       <w:r>
-        <w:t xml:space="preserve"> Front: CheckBox para activar o desacti</w:t>
+        <w:t xml:space="preserve"> Front: </w:t>
+      </w:r>
+      <w:proofErr w:type="spellStart"/>
+      <w:r>
+        <w:t>CheckBox</w:t>
+      </w:r>
+      <w:proofErr w:type="spellEnd"/>
+      <w:r>
+        <w:t xml:space="preserve"> para activar o desacti</w:t>
       </w:r>
       <w:r>
         <w:t xml:space="preserve">var la rutina actual consultada </w:t>
@@ -3926,9 +4876,11 @@
       <w:r>
         <w:t xml:space="preserve"> Policy: </w:t>
       </w:r>
+      <w:proofErr w:type="spellStart"/>
       <w:r>
         <w:t>EliminarRutina</w:t>
       </w:r>
+      <w:proofErr w:type="spellEnd"/>
     </w:p>
     <w:sectPr>
       <w:pgSz w:w="11906" w:h="16838"/>
@@ -3941,7 +4893,7 @@
 </file>
 
 <file path=word/endnotes.xml><?xml version="1.0" encoding="utf-8"?>
-<w:endnotes xmlns:wpc="http://schemas.microsoft.com/office/word/2010/wordprocessingCanvas" xmlns:mc="http://schemas.openxmlformats.org/markup-compatibility/2006" xmlns:o="urn:schemas-microsoft-com:office:office" xmlns:r="http://schemas.openxmlformats.org/officeDocument/2006/relationships" xmlns:m="http://schemas.openxmlformats.org/officeDocument/2006/math" xmlns:v="urn:schemas-microsoft-com:vml" xmlns:wp14="http://schemas.microsoft.com/office/word/2010/wordprocessingDrawing" xmlns:wp="http://schemas.openxmlformats.org/drawingml/2006/wordprocessingDrawing" xmlns:w10="urn:schemas-microsoft-com:office:word" xmlns:w="http://schemas.openxmlformats.org/wordprocessingml/2006/main" xmlns:w14="http://schemas.microsoft.com/office/word/2010/wordml" xmlns:w15="http://schemas.microsoft.com/office/word/2012/wordml" xmlns:wpg="http://schemas.microsoft.com/office/word/2010/wordprocessingGroup" xmlns:wpi="http://schemas.microsoft.com/office/word/2010/wordprocessingInk" xmlns:wne="http://schemas.microsoft.com/office/word/2006/wordml" xmlns:wps="http://schemas.microsoft.com/office/word/2010/wordprocessingShape" mc:Ignorable="w14 w15 wp14">
+<w:endnotes xmlns:wpc="http://schemas.microsoft.com/office/word/2010/wordprocessingCanvas" xmlns:cx="http://schemas.microsoft.com/office/drawing/2014/chartex" xmlns:cx1="http://schemas.microsoft.com/office/drawing/2015/9/8/chartex" xmlns:cx2="http://schemas.microsoft.com/office/drawing/2015/10/21/chartex" xmlns:cx3="http://schemas.microsoft.com/office/drawing/2016/5/9/chartex" xmlns:cx4="http://schemas.microsoft.com/office/drawing/2016/5/10/chartex" xmlns:cx5="http://schemas.microsoft.com/office/drawing/2016/5/11/chartex" xmlns:cx6="http://schemas.microsoft.com/office/drawing/2016/5/12/chartex" xmlns:cx7="http://schemas.microsoft.com/office/drawing/2016/5/13/chartex" xmlns:cx8="http://schemas.microsoft.com/office/drawing/2016/5/14/chartex" xmlns:mc="http://schemas.openxmlformats.org/markup-compatibility/2006" xmlns:aink="http://schemas.microsoft.com/office/drawing/2016/ink" xmlns:am3d="http://schemas.microsoft.com/office/drawing/2017/model3d" xmlns:o="urn:schemas-microsoft-com:office:office" xmlns:oel="http://schemas.microsoft.com/office/2019/extlst" xmlns:r="http://schemas.openxmlformats.org/officeDocument/2006/relationships" xmlns:m="http://schemas.openxmlformats.org/officeDocument/2006/math" xmlns:v="urn:schemas-microsoft-com:vml" xmlns:wp14="http://schemas.microsoft.com/office/word/2010/wordprocessingDrawing" xmlns:wp="http://schemas.openxmlformats.org/drawingml/2006/wordprocessingDrawing" xmlns:w10="urn:schemas-microsoft-com:office:word" xmlns:w="http://schemas.openxmlformats.org/wordprocessingml/2006/main" xmlns:w14="http://schemas.microsoft.com/office/word/2010/wordml" xmlns:w15="http://schemas.microsoft.com/office/word/2012/wordml" xmlns:w16cex="http://schemas.microsoft.com/office/word/2018/wordml/cex" xmlns:w16cid="http://schemas.microsoft.com/office/word/2016/wordml/cid" xmlns:w16="http://schemas.microsoft.com/office/word/2018/wordml" xmlns:w16du="http://schemas.microsoft.com/office/word/2023/wordml/word16du" xmlns:w16sdtdh="http://schemas.microsoft.com/office/word/2020/wordml/sdtdatahash" xmlns:w16sdtfl="http://schemas.microsoft.com/office/word/2024/wordml/sdtformatlock" xmlns:w16se="http://schemas.microsoft.com/office/word/2015/wordml/symex" xmlns:wpg="http://schemas.microsoft.com/office/word/2010/wordprocessingGroup" xmlns:wpi="http://schemas.microsoft.com/office/word/2010/wordprocessingInk" xmlns:wne="http://schemas.microsoft.com/office/word/2006/wordml" xmlns:wps="http://schemas.microsoft.com/office/word/2010/wordprocessingShape" mc:Ignorable="w14 w15 w16se w16cid w16 w16cex w16sdtdh w16sdtfl w16du wp14">
   <w:endnote w:type="separator" w:id="-1">
     <w:p>
       <w:pPr>
@@ -3966,7 +4918,7 @@
 </file>
 
 <file path=word/footnotes.xml><?xml version="1.0" encoding="utf-8"?>
-<w:footnotes xmlns:wpc="http://schemas.microsoft.com/office/word/2010/wordprocessingCanvas" xmlns:mc="http://schemas.openxmlformats.org/markup-compatibility/2006" xmlns:o="urn:schemas-microsoft-com:office:office" xmlns:r="http://schemas.openxmlformats.org/officeDocument/2006/relationships" xmlns:m="http://schemas.openxmlformats.org/officeDocument/2006/math" xmlns:v="urn:schemas-microsoft-com:vml" xmlns:wp14="http://schemas.microsoft.com/office/word/2010/wordprocessingDrawing" xmlns:wp="http://schemas.openxmlformats.org/drawingml/2006/wordprocessingDrawing" xmlns:w10="urn:schemas-microsoft-com:office:word" xmlns:w="http://schemas.openxmlformats.org/wordprocessingml/2006/main" xmlns:w14="http://schemas.microsoft.com/office/word/2010/wordml" xmlns:w15="http://schemas.microsoft.com/office/word/2012/wordml" xmlns:wpg="http://schemas.microsoft.com/office/word/2010/wordprocessingGroup" xmlns:wpi="http://schemas.microsoft.com/office/word/2010/wordprocessingInk" xmlns:wne="http://schemas.microsoft.com/office/word/2006/wordml" xmlns:wps="http://schemas.microsoft.com/office/word/2010/wordprocessingShape" mc:Ignorable="w14 w15 wp14">
+<w:footnotes xmlns:wpc="http://schemas.microsoft.com/office/word/2010/wordprocessingCanvas" xmlns:cx="http://schemas.microsoft.com/office/drawing/2014/chartex" xmlns:cx1="http://schemas.microsoft.com/office/drawing/2015/9/8/chartex" xmlns:cx2="http://schemas.microsoft.com/office/drawing/2015/10/21/chartex" xmlns:cx3="http://schemas.microsoft.com/office/drawing/2016/5/9/chartex" xmlns:cx4="http://schemas.microsoft.com/office/drawing/2016/5/10/chartex" xmlns:cx5="http://schemas.microsoft.com/office/drawing/2016/5/11/chartex" xmlns:cx6="http://schemas.microsoft.com/office/drawing/2016/5/12/chartex" xmlns:cx7="http://schemas.microsoft.com/office/drawing/2016/5/13/chartex" xmlns:cx8="http://schemas.microsoft.com/office/drawing/2016/5/14/chartex" xmlns:mc="http://schemas.openxmlformats.org/markup-compatibility/2006" xmlns:aink="http://schemas.microsoft.com/office/drawing/2016/ink" xmlns:am3d="http://schemas.microsoft.com/office/drawing/2017/model3d" xmlns:o="urn:schemas-microsoft-com:office:office" xmlns:oel="http://schemas.microsoft.com/office/2019/extlst" xmlns:r="http://schemas.openxmlformats.org/officeDocument/2006/relationships" xmlns:m="http://schemas.openxmlformats.org/officeDocument/2006/math" xmlns:v="urn:schemas-microsoft-com:vml" xmlns:wp14="http://schemas.microsoft.com/office/word/2010/wordprocessingDrawing" xmlns:wp="http://schemas.openxmlformats.org/drawingml/2006/wordprocessingDrawing" xmlns:w10="urn:schemas-microsoft-com:office:word" xmlns:w="http://schemas.openxmlformats.org/wordprocessingml/2006/main" xmlns:w14="http://schemas.microsoft.com/office/word/2010/wordml" xmlns:w15="http://schemas.microsoft.com/office/word/2012/wordml" xmlns:w16cex="http://schemas.microsoft.com/office/word/2018/wordml/cex" xmlns:w16cid="http://schemas.microsoft.com/office/word/2016/wordml/cid" xmlns:w16="http://schemas.microsoft.com/office/word/2018/wordml" xmlns:w16du="http://schemas.microsoft.com/office/word/2023/wordml/word16du" xmlns:w16sdtdh="http://schemas.microsoft.com/office/word/2020/wordml/sdtdatahash" xmlns:w16sdtfl="http://schemas.microsoft.com/office/word/2024/wordml/sdtformatlock" xmlns:w16se="http://schemas.microsoft.com/office/word/2015/wordml/symex" xmlns:wpg="http://schemas.microsoft.com/office/word/2010/wordprocessingGroup" xmlns:wpi="http://schemas.microsoft.com/office/word/2010/wordprocessingInk" xmlns:wne="http://schemas.microsoft.com/office/word/2006/wordml" xmlns:wps="http://schemas.microsoft.com/office/word/2010/wordprocessingShape" mc:Ignorable="w14 w15 w16se w16cid w16 w16cex w16sdtdh w16sdtfl w16du wp14">
   <w:footnote w:type="separator" w:id="-1">
     <w:p>
       <w:pPr>
@@ -3991,7 +4943,7 @@
 </file>
 
 <file path=word/numbering.xml><?xml version="1.0" encoding="utf-8"?>
-<w:numbering xmlns:wpc="http://schemas.microsoft.com/office/word/2010/wordprocessingCanvas" xmlns:mc="http://schemas.openxmlformats.org/markup-compatibility/2006" xmlns:o="urn:schemas-microsoft-com:office:office" xmlns:r="http://schemas.openxmlformats.org/officeDocument/2006/relationships" xmlns:m="http://schemas.openxmlformats.org/officeDocument/2006/math" xmlns:v="urn:schemas-microsoft-com:vml" xmlns:wp14="http://schemas.microsoft.com/office/word/2010/wordprocessingDrawing" xmlns:wp="http://schemas.openxmlformats.org/drawingml/2006/wordprocessingDrawing" xmlns:w10="urn:schemas-microsoft-com:office:word" xmlns:w="http://schemas.openxmlformats.org/wordprocessingml/2006/main" xmlns:w14="http://schemas.microsoft.com/office/word/2010/wordml" xmlns:w15="http://schemas.microsoft.com/office/word/2012/wordml" xmlns:wpg="http://schemas.microsoft.com/office/word/2010/wordprocessingGroup" xmlns:wpi="http://schemas.microsoft.com/office/word/2010/wordprocessingInk" xmlns:wne="http://schemas.microsoft.com/office/word/2006/wordml" xmlns:wps="http://schemas.microsoft.com/office/word/2010/wordprocessingShape" mc:Ignorable="w14 w15 wp14">
+<w:numbering xmlns:wpc="http://schemas.microsoft.com/office/word/2010/wordprocessingCanvas" xmlns:cx="http://schemas.microsoft.com/office/drawing/2014/chartex" xmlns:cx1="http://schemas.microsoft.com/office/drawing/2015/9/8/chartex" xmlns:cx2="http://schemas.microsoft.com/office/drawing/2015/10/21/chartex" xmlns:cx3="http://schemas.microsoft.com/office/drawing/2016/5/9/chartex" xmlns:cx4="http://schemas.microsoft.com/office/drawing/2016/5/10/chartex" xmlns:cx5="http://schemas.microsoft.com/office/drawing/2016/5/11/chartex" xmlns:cx6="http://schemas.microsoft.com/office/drawing/2016/5/12/chartex" xmlns:cx7="http://schemas.microsoft.com/office/drawing/2016/5/13/chartex" xmlns:cx8="http://schemas.microsoft.com/office/drawing/2016/5/14/chartex" xmlns:mc="http://schemas.openxmlformats.org/markup-compatibility/2006" xmlns:aink="http://schemas.microsoft.com/office/drawing/2016/ink" xmlns:am3d="http://schemas.microsoft.com/office/drawing/2017/model3d" xmlns:o="urn:schemas-microsoft-com:office:office" xmlns:oel="http://schemas.microsoft.com/office/2019/extlst" xmlns:r="http://schemas.openxmlformats.org/officeDocument/2006/relationships" xmlns:m="http://schemas.openxmlformats.org/officeDocument/2006/math" xmlns:v="urn:schemas-microsoft-com:vml" xmlns:wp14="http://schemas.microsoft.com/office/word/2010/wordprocessingDrawing" xmlns:wp="http://schemas.openxmlformats.org/drawingml/2006/wordprocessingDrawing" xmlns:w10="urn:schemas-microsoft-com:office:word" xmlns:w="http://schemas.openxmlformats.org/wordprocessingml/2006/main" xmlns:w14="http://schemas.microsoft.com/office/word/2010/wordml" xmlns:w15="http://schemas.microsoft.com/office/word/2012/wordml" xmlns:w16cex="http://schemas.microsoft.com/office/word/2018/wordml/cex" xmlns:w16cid="http://schemas.microsoft.com/office/word/2016/wordml/cid" xmlns:w16="http://schemas.microsoft.com/office/word/2018/wordml" xmlns:w16du="http://schemas.microsoft.com/office/word/2023/wordml/word16du" xmlns:w16sdtdh="http://schemas.microsoft.com/office/word/2020/wordml/sdtdatahash" xmlns:w16sdtfl="http://schemas.microsoft.com/office/word/2024/wordml/sdtformatlock" xmlns:w16se="http://schemas.microsoft.com/office/word/2015/wordml/symex" xmlns:wpg="http://schemas.microsoft.com/office/word/2010/wordprocessingGroup" xmlns:wpi="http://schemas.microsoft.com/office/word/2010/wordprocessingInk" xmlns:wne="http://schemas.microsoft.com/office/word/2006/wordml" xmlns:wps="http://schemas.microsoft.com/office/word/2010/wordprocessingShape" mc:Ignorable="w14 w15 w16se w16cid w16 w16cex w16sdtdh w16sdtfl w16du wp14">
   <w:abstractNum w:abstractNumId="0" w15:restartNumberingAfterBreak="0">
     <w:nsid w:val="FFFFFFFE"/>
     <w:multiLevelType w:val="singleLevel"/>
@@ -4501,7 +5453,7 @@
       </w:pPr>
     </w:lvl>
   </w:abstractNum>
-  <w:num w:numId="1">
+  <w:num w:numId="1" w16cid:durableId="1413576242">
     <w:abstractNumId w:val="0"/>
     <w:lvlOverride w:ilvl="0">
       <w:lvl w:ilvl="0">
@@ -4516,26 +5468,26 @@
       </w:lvl>
     </w:lvlOverride>
   </w:num>
-  <w:num w:numId="2">
+  <w:num w:numId="2" w16cid:durableId="2009285114">
     <w:abstractNumId w:val="2"/>
   </w:num>
-  <w:num w:numId="3">
+  <w:num w:numId="3" w16cid:durableId="2123567381">
     <w:abstractNumId w:val="3"/>
   </w:num>
-  <w:num w:numId="4">
+  <w:num w:numId="4" w16cid:durableId="456261687">
     <w:abstractNumId w:val="4"/>
   </w:num>
-  <w:num w:numId="5">
+  <w:num w:numId="5" w16cid:durableId="2128545279">
     <w:abstractNumId w:val="1"/>
   </w:num>
-  <w:num w:numId="6">
+  <w:num w:numId="6" w16cid:durableId="201990268">
     <w:abstractNumId w:val="5"/>
   </w:num>
 </w:numbering>
 </file>
 
 <file path=word/styles.xml><?xml version="1.0" encoding="utf-8"?>
-<w:styles xmlns:mc="http://schemas.openxmlformats.org/markup-compatibility/2006" xmlns:r="http://schemas.openxmlformats.org/officeDocument/2006/relationships" xmlns:w="http://schemas.openxmlformats.org/wordprocessingml/2006/main" xmlns:w14="http://schemas.microsoft.com/office/word/2010/wordml" xmlns:w15="http://schemas.microsoft.com/office/word/2012/wordml" mc:Ignorable="w14 w15">
+<w:styles xmlns:mc="http://schemas.openxmlformats.org/markup-compatibility/2006" xmlns:r="http://schemas.openxmlformats.org/officeDocument/2006/relationships" xmlns:w="http://schemas.openxmlformats.org/wordprocessingml/2006/main" xmlns:w14="http://schemas.microsoft.com/office/word/2010/wordml" xmlns:w15="http://schemas.microsoft.com/office/word/2012/wordml" xmlns:w16cex="http://schemas.microsoft.com/office/word/2018/wordml/cex" xmlns:w16cid="http://schemas.microsoft.com/office/word/2016/wordml/cid" xmlns:w16="http://schemas.microsoft.com/office/word/2018/wordml" xmlns:w16du="http://schemas.microsoft.com/office/word/2023/wordml/word16du" xmlns:w16sdtdh="http://schemas.microsoft.com/office/word/2020/wordml/sdtdatahash" xmlns:w16sdtfl="http://schemas.microsoft.com/office/word/2024/wordml/sdtformatlock" xmlns:w16se="http://schemas.microsoft.com/office/word/2015/wordml/symex" mc:Ignorable="w14 w15 w16se w16cid w16 w16cex w16sdtdh w16sdtfl w16du">
   <w:docDefaults>
     <w:rPrDefault>
       <w:rPr>
@@ -4551,7 +5503,7 @@
       </w:pPr>
     </w:pPrDefault>
   </w:docDefaults>
-  <w:latentStyles w:defLockedState="0" w:defUIPriority="99" w:defSemiHidden="0" w:defUnhideWhenUsed="0" w:defQFormat="0" w:count="371">
+  <w:latentStyles w:defLockedState="0" w:defUIPriority="99" w:defSemiHidden="0" w:defUnhideWhenUsed="0" w:defQFormat="0" w:count="376">
     <w:lsdException w:name="Normal" w:uiPriority="0" w:qFormat="1"/>
     <w:lsdException w:name="heading 1" w:uiPriority="9" w:qFormat="1"/>
     <w:lsdException w:name="heading 2" w:semiHidden="1" w:uiPriority="9" w:unhideWhenUsed="1" w:qFormat="1"/>
@@ -4923,6 +5875,11 @@
     <w:lsdException w:name="List Table 5 Dark Accent 6" w:uiPriority="50"/>
     <w:lsdException w:name="List Table 6 Colorful Accent 6" w:uiPriority="51"/>
     <w:lsdException w:name="List Table 7 Colorful Accent 6" w:uiPriority="52"/>
+    <w:lsdException w:name="Mention" w:semiHidden="1" w:unhideWhenUsed="1"/>
+    <w:lsdException w:name="Smart Hyperlink" w:semiHidden="1" w:unhideWhenUsed="1"/>
+    <w:lsdException w:name="Hashtag" w:semiHidden="1" w:unhideWhenUsed="1"/>
+    <w:lsdException w:name="Unresolved Mention" w:semiHidden="1" w:unhideWhenUsed="1"/>
+    <w:lsdException w:name="Smart Link" w:semiHidden="1" w:unhideWhenUsed="1"/>
   </w:latentStyles>
   <w:style w:type="paragraph" w:default="1" w:styleId="Normal">
     <w:name w:val="Normal"/>

--- a/Curso_C#/Mapas Endpoints/Plan Modulo de Gestion de Rutinas.docx
+++ b/Curso_C#/Mapas Endpoints/Plan Modulo de Gestion de Rutinas.docx
@@ -4,6 +4,7 @@
   <w:body>
     <w:p>
       <w:pPr>
+        <w:ind w:firstLine="708"/>
         <w:jc w:val="center"/>
         <w:rPr>
           <w:sz w:val="24"/>
@@ -2821,14 +2822,7 @@
           <w:b/>
           <w:sz w:val="24"/>
         </w:rPr>
-        <w:t>Gestionar Rutinas</w:t>
-      </w:r>
-      <w:r>
-        <w:rPr>
-          <w:b/>
-          <w:sz w:val="24"/>
-        </w:rPr>
-        <w:t>.</w:t>
+        <w:t>Gestionar Rutinas.</w:t>
       </w:r>
     </w:p>
     <w:p>
